--- a/docs/word/02_最优潮流调度模型.docx
+++ b/docs/word/02_最优潮流调度模型.docx
@@ -2,7 +2,7 @@
 <file path=word/document.xml><?xml version="1.0" encoding="utf-8"?>
 <w:document xmlns:w="http://schemas.openxmlformats.org/wordprocessingml/2006/main" xmlns:m="http://schemas.openxmlformats.org/officeDocument/2006/math" xmlns:r="http://schemas.openxmlformats.org/officeDocument/2006/relationships" xmlns:o="urn:schemas-microsoft-com:office:office" xmlns:v="urn:schemas-microsoft-com:vml" xmlns:w10="urn:schemas-microsoft-com:office:word" xmlns:a="http://schemas.openxmlformats.org/drawingml/2006/main" xmlns:pic="http://schemas.openxmlformats.org/drawingml/2006/picture" xmlns:wp="http://schemas.openxmlformats.org/drawingml/2006/wordprocessingDrawing">
   <w:body>
-    <w:bookmarkStart w:id="31" w:name="第二步-源-荷失衡最优潮流调度优化模型dc-opf-gurobi"/>
+    <w:bookmarkStart w:id="36" w:name="第二步-源-荷失衡最优潮流调度优化模型dc-opf-gurobi"/>
     <w:p>
       <w:pPr>
         <w:pStyle w:val="Heading1"/>
@@ -1514,6 +1514,557 @@
         <w:t xml:space="preserve">（$/h），燃气&gt;燃煤&gt;水电，风/光边际成本为 0。</w:t>
       </w:r>
     </w:p>
+    <w:p>
+      <w:pPr>
+        <w:pStyle w:val="FirstParagraph"/>
+      </w:pPr>
+      <w:r>
+        <w:rPr>
+          <w:bCs/>
+          <w:b/>
+        </w:rPr>
+        <w:t xml:space="preserve">机组运行参数</w:t>
+      </w:r>
+      <w:r>
+        <w:t xml:space="preserve">（</w:t>
+      </w:r>
+      <w:r>
+        <w:rPr>
+          <w:rStyle w:val="VerbatimChar"/>
+        </w:rPr>
+        <w:t xml:space="preserve">mpc.genOps</w:t>
+      </w:r>
+      <w:r>
+        <w:t xml:space="preserve">，用于调度区间/爬坡/水库电量约束）：</w:t>
+      </w:r>
+    </w:p>
+    <w:tbl>
+      <w:tblPr>
+        <w:tblStyle w:val="Table"/>
+        <w:tblW w:type="auto" w:w="0"/>
+        <w:tblLook w:firstRow="1" w:lastRow="0" w:firstColumn="0" w:lastColumn="0" w:noHBand="0" w:noVBand="0" w:val="0020"/>
+        <w:jc w:val="start"/>
+      </w:tblPr>
+      <w:tblGrid>
+        <w:gridCol w:w="1584"/>
+        <w:gridCol w:w="1584"/>
+        <w:gridCol w:w="1584"/>
+        <w:gridCol w:w="1584"/>
+        <w:gridCol w:w="1584"/>
+      </w:tblGrid>
+      <w:tr>
+        <w:trPr>
+          <w:tblHeader w:val="true"/>
+        </w:trPr>
+        <w:tc>
+          <w:tcPr/>
+          <w:p>
+            <w:pPr>
+              <w:pStyle w:val="Compact"/>
+              <w:jc w:val="left"/>
+            </w:pPr>
+            <w:r>
+              <w:t xml:space="preserve">机组</w:t>
+            </w:r>
+          </w:p>
+        </w:tc>
+        <w:tc>
+          <w:tcPr/>
+          <w:p>
+            <w:pPr>
+              <w:pStyle w:val="Compact"/>
+              <w:jc w:val="right"/>
+            </w:pPr>
+            <m:oMath>
+              <m:sSubSup>
+                <m:e>
+                  <m:r>
+                    <m:t>P</m:t>
+                  </m:r>
+                </m:e>
+                <m:sub>
+                  <m:r>
+                    <m:t>G</m:t>
+                  </m:r>
+                  <m:r>
+                    <m:rPr>
+                      <m:sty m:val="p"/>
+                    </m:rPr>
+                    <m:t>,</m:t>
+                  </m:r>
+                  <m:r>
+                    <m:t>i</m:t>
+                  </m:r>
+                </m:sub>
+                <m:sup>
+                  <m:r>
+                    <m:t>0</m:t>
+                  </m:r>
+                </m:sup>
+              </m:sSubSup>
+            </m:oMath>
+            <w:r>
+              <w:t xml:space="preserve"> </w:t>
+            </w:r>
+            <w:r>
+              <w:t xml:space="preserve">(MW)</w:t>
+            </w:r>
+          </w:p>
+        </w:tc>
+        <w:tc>
+          <w:tcPr/>
+          <w:p>
+            <w:pPr>
+              <w:pStyle w:val="Compact"/>
+              <w:jc w:val="right"/>
+            </w:pPr>
+            <w:r>
+              <w:t xml:space="preserve">爬坡上升率</w:t>
+            </w:r>
+          </w:p>
+        </w:tc>
+        <w:tc>
+          <w:tcPr/>
+          <w:p>
+            <w:pPr>
+              <w:pStyle w:val="Compact"/>
+              <w:jc w:val="right"/>
+            </w:pPr>
+            <w:r>
+              <w:t xml:space="preserve">爬坡下降率</w:t>
+            </w:r>
+          </w:p>
+        </w:tc>
+        <w:tc>
+          <w:tcPr/>
+          <w:p>
+            <w:pPr>
+              <w:pStyle w:val="Compact"/>
+              <w:jc w:val="right"/>
+            </w:pPr>
+            <w:r>
+              <w:t xml:space="preserve">可用电量系数</w:t>
+            </w:r>
+          </w:p>
+        </w:tc>
+      </w:tr>
+      <w:tr>
+        <w:tc>
+          <w:tcPr/>
+          <w:p>
+            <w:pPr>
+              <w:pStyle w:val="Compact"/>
+              <w:jc w:val="left"/>
+            </w:pPr>
+            <w:r>
+              <w:t xml:space="preserve">G1 水电</w:t>
+            </w:r>
+          </w:p>
+        </w:tc>
+        <w:tc>
+          <w:tcPr/>
+          <w:p>
+            <w:pPr>
+              <w:pStyle w:val="Compact"/>
+              <w:jc w:val="right"/>
+            </w:pPr>
+            <w:r>
+              <w:t xml:space="preserve">250</w:t>
+            </w:r>
+          </w:p>
+        </w:tc>
+        <w:tc>
+          <w:tcPr/>
+          <w:p>
+            <w:pPr>
+              <w:pStyle w:val="Compact"/>
+              <w:jc w:val="right"/>
+            </w:pPr>
+            <w:r>
+              <w:t xml:space="preserve">100%/h</w:t>
+            </w:r>
+          </w:p>
+        </w:tc>
+        <w:tc>
+          <w:tcPr/>
+          <w:p>
+            <w:pPr>
+              <w:pStyle w:val="Compact"/>
+              <w:jc w:val="right"/>
+            </w:pPr>
+            <w:r>
+              <w:t xml:space="preserve">100%/h</w:t>
+            </w:r>
+          </w:p>
+        </w:tc>
+        <w:tc>
+          <w:tcPr/>
+          <w:p>
+            <w:pPr>
+              <w:pStyle w:val="Compact"/>
+              <w:jc w:val="right"/>
+            </w:pPr>
+            <w:r>
+              <w:t xml:space="preserve">0.85</w:t>
+            </w:r>
+          </w:p>
+        </w:tc>
+      </w:tr>
+      <w:tr>
+        <w:tc>
+          <w:tcPr/>
+          <w:p>
+            <w:pPr>
+              <w:pStyle w:val="Compact"/>
+              <w:jc w:val="left"/>
+            </w:pPr>
+            <w:r>
+              <w:t xml:space="preserve">G2–G3,G5,G9 燃煤</w:t>
+            </w:r>
+          </w:p>
+        </w:tc>
+        <w:tc>
+          <w:tcPr/>
+          <w:p>
+            <w:pPr>
+              <w:pStyle w:val="Compact"/>
+              <w:jc w:val="right"/>
+            </w:pPr>
+            <w:r>
+              <w:t xml:space="preserve">case39 原始</w:t>
+            </w:r>
+            <w:r>
+              <w:t xml:space="preserve"> </w:t>
+            </w:r>
+            <m:oMath>
+              <m:sSub>
+                <m:e>
+                  <m:r>
+                    <m:t>P</m:t>
+                  </m:r>
+                </m:e>
+                <m:sub>
+                  <m:r>
+                    <m:t>g</m:t>
+                  </m:r>
+                </m:sub>
+              </m:sSub>
+            </m:oMath>
+          </w:p>
+        </w:tc>
+        <w:tc>
+          <w:tcPr/>
+          <w:p>
+            <w:pPr>
+              <w:pStyle w:val="Compact"/>
+              <w:jc w:val="right"/>
+            </w:pPr>
+            <w:r>
+              <w:t xml:space="preserve">35%/h</w:t>
+            </w:r>
+          </w:p>
+        </w:tc>
+        <w:tc>
+          <w:tcPr/>
+          <w:p>
+            <w:pPr>
+              <w:pStyle w:val="Compact"/>
+              <w:jc w:val="right"/>
+            </w:pPr>
+            <w:r>
+              <w:t xml:space="preserve">35%/h</w:t>
+            </w:r>
+          </w:p>
+        </w:tc>
+        <w:tc>
+          <w:tcPr/>
+          <w:p>
+            <w:pPr>
+              <w:pStyle w:val="Compact"/>
+              <w:jc w:val="right"/>
+            </w:pPr>
+            <w:r>
+              <w:t xml:space="preserve">—</w:t>
+            </w:r>
+          </w:p>
+        </w:tc>
+      </w:tr>
+      <w:tr>
+        <w:tc>
+          <w:tcPr/>
+          <w:p>
+            <w:pPr>
+              <w:pStyle w:val="Compact"/>
+              <w:jc w:val="left"/>
+            </w:pPr>
+            <w:r>
+              <w:t xml:space="preserve">G4,G10 燃气</w:t>
+            </w:r>
+          </w:p>
+        </w:tc>
+        <w:tc>
+          <w:tcPr/>
+          <w:p>
+            <w:pPr>
+              <w:pStyle w:val="Compact"/>
+              <w:jc w:val="right"/>
+            </w:pPr>
+            <w:r>
+              <w:t xml:space="preserve">case39 原始</w:t>
+            </w:r>
+            <w:r>
+              <w:t xml:space="preserve"> </w:t>
+            </w:r>
+            <m:oMath>
+              <m:sSub>
+                <m:e>
+                  <m:r>
+                    <m:t>P</m:t>
+                  </m:r>
+                </m:e>
+                <m:sub>
+                  <m:r>
+                    <m:t>g</m:t>
+                  </m:r>
+                </m:sub>
+              </m:sSub>
+            </m:oMath>
+          </w:p>
+        </w:tc>
+        <w:tc>
+          <w:tcPr/>
+          <w:p>
+            <w:pPr>
+              <w:pStyle w:val="Compact"/>
+              <w:jc w:val="right"/>
+            </w:pPr>
+            <w:r>
+              <w:t xml:space="preserve">50%/h</w:t>
+            </w:r>
+          </w:p>
+        </w:tc>
+        <w:tc>
+          <w:tcPr/>
+          <w:p>
+            <w:pPr>
+              <w:pStyle w:val="Compact"/>
+              <w:jc w:val="right"/>
+            </w:pPr>
+            <w:r>
+              <w:t xml:space="preserve">50%/h</w:t>
+            </w:r>
+          </w:p>
+        </w:tc>
+        <w:tc>
+          <w:tcPr/>
+          <w:p>
+            <w:pPr>
+              <w:pStyle w:val="Compact"/>
+              <w:jc w:val="right"/>
+            </w:pPr>
+            <w:r>
+              <w:t xml:space="preserve">—</w:t>
+            </w:r>
+          </w:p>
+        </w:tc>
+      </w:tr>
+      <w:tr>
+        <w:tc>
+          <w:tcPr/>
+          <w:p>
+            <w:pPr>
+              <w:pStyle w:val="Compact"/>
+              <w:jc w:val="left"/>
+            </w:pPr>
+            <w:r>
+              <w:t xml:space="preserve">G6,G8 风电</w:t>
+            </w:r>
+          </w:p>
+        </w:tc>
+        <w:tc>
+          <w:tcPr/>
+          <w:p>
+            <w:pPr>
+              <w:pStyle w:val="Compact"/>
+              <w:jc w:val="right"/>
+            </w:pPr>
+            <w:r>
+              <w:t xml:space="preserve">0</w:t>
+            </w:r>
+          </w:p>
+        </w:tc>
+        <w:tc>
+          <w:tcPr/>
+          <w:p>
+            <w:pPr>
+              <w:pStyle w:val="Compact"/>
+              <w:jc w:val="right"/>
+            </w:pPr>
+            <w:r>
+              <w:t xml:space="preserve">—</w:t>
+            </w:r>
+          </w:p>
+        </w:tc>
+        <w:tc>
+          <w:tcPr/>
+          <w:p>
+            <w:pPr>
+              <w:pStyle w:val="Compact"/>
+              <w:jc w:val="right"/>
+            </w:pPr>
+            <w:r>
+              <w:t xml:space="preserve">—</w:t>
+            </w:r>
+          </w:p>
+        </w:tc>
+        <w:tc>
+          <w:tcPr/>
+          <w:p>
+            <w:pPr>
+              <w:pStyle w:val="Compact"/>
+              <w:jc w:val="right"/>
+            </w:pPr>
+            <w:r>
+              <w:t xml:space="preserve">—</w:t>
+            </w:r>
+          </w:p>
+        </w:tc>
+      </w:tr>
+      <w:tr>
+        <w:tc>
+          <w:tcPr/>
+          <w:p>
+            <w:pPr>
+              <w:pStyle w:val="Compact"/>
+              <w:jc w:val="left"/>
+            </w:pPr>
+            <w:r>
+              <w:t xml:space="preserve">G7 光伏</w:t>
+            </w:r>
+          </w:p>
+        </w:tc>
+        <w:tc>
+          <w:tcPr/>
+          <w:p>
+            <w:pPr>
+              <w:pStyle w:val="Compact"/>
+              <w:jc w:val="right"/>
+            </w:pPr>
+            <w:r>
+              <w:t xml:space="preserve">0</w:t>
+            </w:r>
+          </w:p>
+        </w:tc>
+        <w:tc>
+          <w:tcPr/>
+          <w:p>
+            <w:pPr>
+              <w:pStyle w:val="Compact"/>
+              <w:jc w:val="right"/>
+            </w:pPr>
+            <w:r>
+              <w:t xml:space="preserve">—</w:t>
+            </w:r>
+          </w:p>
+        </w:tc>
+        <w:tc>
+          <w:tcPr/>
+          <w:p>
+            <w:pPr>
+              <w:pStyle w:val="Compact"/>
+              <w:jc w:val="right"/>
+            </w:pPr>
+            <w:r>
+              <w:t xml:space="preserve">—</w:t>
+            </w:r>
+          </w:p>
+        </w:tc>
+        <w:tc>
+          <w:tcPr/>
+          <w:p>
+            <w:pPr>
+              <w:pStyle w:val="Compact"/>
+              <w:jc w:val="right"/>
+            </w:pPr>
+            <w:r>
+              <w:t xml:space="preserve">—</w:t>
+            </w:r>
+          </w:p>
+        </w:tc>
+      </w:tr>
+    </w:tbl>
+    <w:p>
+      <w:pPr>
+        <w:pStyle w:val="BodyText"/>
+      </w:pPr>
+      <m:oMath>
+        <m:sSubSup>
+          <m:e>
+            <m:r>
+              <m:t>P</m:t>
+            </m:r>
+          </m:e>
+          <m:sub>
+            <m:r>
+              <m:t>G</m:t>
+            </m:r>
+            <m:r>
+              <m:rPr>
+                <m:sty m:val="p"/>
+              </m:rPr>
+              <m:t>,</m:t>
+            </m:r>
+            <m:r>
+              <m:t>i</m:t>
+            </m:r>
+          </m:sub>
+          <m:sup>
+            <m:r>
+              <m:t>0</m:t>
+            </m:r>
+          </m:sup>
+        </m:sSubSup>
+      </m:oMath>
+      <w:r>
+        <w:t xml:space="preserve"> </w:t>
+      </w:r>
+      <w:r>
+        <w:t xml:space="preserve">取 MATPOWER case39 同母线原始出力（风光机组取 0）；调度时段</w:t>
+      </w:r>
+      <w:r>
+        <w:t xml:space="preserve"> </w:t>
+      </w:r>
+      <m:oMath>
+        <m:r>
+          <m:t>Δ</m:t>
+        </m:r>
+        <m:r>
+          <m:t>t</m:t>
+        </m:r>
+        <m:r>
+          <m:rPr>
+            <m:sty m:val="p"/>
+          </m:rPr>
+          <m:t>=</m:t>
+        </m:r>
+        <m:r>
+          <m:t>1</m:t>
+        </m:r>
+        <m:r>
+          <m:t> </m:t>
+        </m:r>
+        <m:r>
+          <m:rPr>
+            <m:nor/>
+            <m:sty m:val="p"/>
+          </m:rPr>
+          <m:t>h</m:t>
+        </m:r>
+      </m:oMath>
+      <w:r>
+        <w:t xml:space="preserve">。</w:t>
+      </w:r>
+    </w:p>
     <w:bookmarkEnd w:id="20"/>
     <w:bookmarkStart w:id="21" w:name="负荷含全部分类"/>
     <w:p>
@@ -1737,7 +2288,7 @@
     </w:p>
     <w:bookmarkEnd w:id="21"/>
     <w:bookmarkEnd w:id="22"/>
-    <w:bookmarkStart w:id="27" w:name="优化调度模型"/>
+    <w:bookmarkStart w:id="32" w:name="优化调度模型"/>
     <w:p>
       <w:pPr>
         <w:pStyle w:val="Heading2"/>
@@ -2625,7 +3176,7 @@
       </w:r>
     </w:p>
     <w:bookmarkEnd w:id="24"/>
-    <w:bookmarkStart w:id="25" w:name="约束条件"/>
+    <w:bookmarkStart w:id="30" w:name="约束条件"/>
     <w:p>
       <w:pPr>
         <w:pStyle w:val="Heading3"/>
@@ -2634,47 +3185,41 @@
         <w:t xml:space="preserve">2.3 约束条件</w:t>
       </w:r>
     </w:p>
+    <w:bookmarkStart w:id="25" w:name="直流潮流节点功率平衡每节点一条等式共-n_b-条"/>
+    <w:p>
+      <w:pPr>
+        <w:pStyle w:val="Heading4"/>
+      </w:pPr>
+      <w:r>
+        <w:t xml:space="preserve">(1) 直流潮流节点功率平衡（每节点一条等式，共</w:t>
+      </w:r>
+      <w:r>
+        <w:t xml:space="preserve"> </w:t>
+      </w:r>
+      <m:oMath>
+        <m:sSub>
+          <m:e>
+            <m:r>
+              <m:t>n</m:t>
+            </m:r>
+          </m:e>
+          <m:sub>
+            <m:r>
+              <m:t>b</m:t>
+            </m:r>
+          </m:sub>
+        </m:sSub>
+      </m:oMath>
+      <w:r>
+        <w:t xml:space="preserve"> </w:t>
+      </w:r>
+      <w:r>
+        <w:t xml:space="preserve">条）</w:t>
+      </w:r>
+    </w:p>
     <w:p>
       <w:pPr>
         <w:pStyle w:val="FirstParagraph"/>
-      </w:pPr>
-      <w:r>
-        <w:rPr>
-          <w:bCs/>
-          <w:b/>
-        </w:rPr>
-        <w:t xml:space="preserve">(1) 直流潮流节点功率平衡</w:t>
-      </w:r>
-      <w:r>
-        <w:t xml:space="preserve">（每节点一条等式，共</w:t>
-      </w:r>
-      <w:r>
-        <w:t xml:space="preserve"> </w:t>
-      </w:r>
-      <m:oMath>
-        <m:sSub>
-          <m:e>
-            <m:r>
-              <m:t>n</m:t>
-            </m:r>
-          </m:e>
-          <m:sub>
-            <m:r>
-              <m:t>b</m:t>
-            </m:r>
-          </m:sub>
-        </m:sSub>
-      </m:oMath>
-      <w:r>
-        <w:t xml:space="preserve"> </w:t>
-      </w:r>
-      <w:r>
-        <w:t xml:space="preserve">条）：</w:t>
-      </w:r>
-    </w:p>
-    <w:p>
-      <w:pPr>
-        <w:pStyle w:val="BodyText"/>
       </w:pPr>
       <m:oMathPara>
         <m:oMathParaPr>
@@ -3233,246 +3778,78 @@
         <w:t xml:space="preserve">为节点温度修正需求（非负荷节点取 0）。</w:t>
       </w:r>
     </w:p>
+    <w:bookmarkEnd w:id="25"/>
+    <w:bookmarkStart w:id="26" w:name="源侧机组调度约束分类型对应第一步-a-节"/>
     <w:p>
       <w:pPr>
-        <w:pStyle w:val="BodyText"/>
+        <w:pStyle w:val="Heading4"/>
       </w:pPr>
       <w:r>
-        <w:rPr>
-          <w:bCs/>
-          <w:b/>
-        </w:rPr>
-        <w:t xml:space="preserve">(2) 机组出力区间约束（源侧，含高温降容）</w:t>
-      </w:r>
-      <w:r>
-        <w:t xml:space="preserve">：</w:t>
-      </w:r>
-    </w:p>
-    <w:p>
-      <w:pPr>
-        <w:pStyle w:val="BodyText"/>
-      </w:pPr>
-      <m:oMathPara>
-        <m:oMathParaPr>
-          <m:jc m:val="center"/>
-        </m:oMathParaPr>
-        <m:oMath>
-          <m:sSub>
-            <m:e>
-              <m:bar>
-                <m:barPr>
-                  <m:pos m:val="bot"/>
-                </m:barPr>
-                <m:e>
-                  <m:r>
-                    <m:t>P</m:t>
-                  </m:r>
-                </m:e>
-              </m:bar>
-            </m:e>
-            <m:sub>
-              <m:r>
-                <m:t>G</m:t>
-              </m:r>
-              <m:r>
-                <m:rPr>
-                  <m:sty m:val="p"/>
-                </m:rPr>
-                <m:t>,</m:t>
-              </m:r>
-              <m:r>
-                <m:t>i</m:t>
-              </m:r>
-            </m:sub>
-          </m:sSub>
-          <m:r>
-            <m:t> </m:t>
-          </m:r>
-          <m:r>
-            <m:rPr>
-              <m:sty m:val="p"/>
-            </m:rPr>
-            <m:t>≤</m:t>
-          </m:r>
-          <m:r>
-            <m:t> </m:t>
-          </m:r>
-          <m:sSub>
-            <m:e>
-              <m:r>
-                <m:t>P</m:t>
-              </m:r>
-            </m:e>
-            <m:sub>
-              <m:r>
-                <m:t>G</m:t>
-              </m:r>
-              <m:r>
-                <m:rPr>
-                  <m:sty m:val="p"/>
-                </m:rPr>
-                <m:t>,</m:t>
-              </m:r>
-              <m:r>
-                <m:t>i</m:t>
-              </m:r>
-            </m:sub>
-          </m:sSub>
-          <m:r>
-            <m:t> </m:t>
-          </m:r>
-          <m:r>
-            <m:rPr>
-              <m:sty m:val="p"/>
-            </m:rPr>
-            <m:t>≤</m:t>
-          </m:r>
-          <m:r>
-            <m:t> </m:t>
-          </m:r>
-          <m:sSubSup>
-            <m:e>
-              <m:r>
-                <m:t>P</m:t>
-              </m:r>
-            </m:e>
-            <m:sub>
-              <m:r>
-                <m:t>G</m:t>
-              </m:r>
-              <m:r>
-                <m:rPr>
-                  <m:sty m:val="p"/>
-                </m:rPr>
-                <m:t>,</m:t>
-              </m:r>
-              <m:r>
-                <m:t>i</m:t>
-              </m:r>
-            </m:sub>
-            <m:sup>
-              <m:r>
-                <m:rPr>
-                  <m:sty m:val="p"/>
-                </m:rPr>
-                <m:t>max</m:t>
-              </m:r>
-            </m:sup>
-          </m:sSubSup>
-          <m:d>
-            <m:dPr>
-              <m:begChr m:val="("/>
-              <m:endChr m:val=")"/>
-              <m:sepChr m:val=""/>
-              <m:grow/>
-            </m:dPr>
-            <m:e>
-              <m:r>
-                <m:t>T</m:t>
-              </m:r>
-              <m:r>
-                <m:rPr>
-                  <m:sty m:val="p"/>
-                </m:rPr>
-                <m:t>,</m:t>
-              </m:r>
-              <m:r>
-                <m:t>v</m:t>
-              </m:r>
-              <m:r>
-                <m:rPr>
-                  <m:sty m:val="p"/>
-                </m:rPr>
-                <m:t>,</m:t>
-              </m:r>
-              <m:r>
-                <m:t>G</m:t>
-              </m:r>
-            </m:e>
-          </m:d>
-          <m:r>
-            <m:rPr>
-              <m:sty m:val="p"/>
-            </m:rPr>
-            <m:t>,</m:t>
-          </m:r>
-          <m:r>
-            <m:t>  </m:t>
-          </m:r>
-          <m:r>
-            <m:rPr>
-              <m:sty m:val="p"/>
-            </m:rPr>
-            <m:t>∀</m:t>
-          </m:r>
-          <m:r>
-            <m:t>i</m:t>
-          </m:r>
-          <m:r>
-            <m:rPr>
-              <m:sty m:val="p"/>
-            </m:rPr>
-            <m:t>∈</m:t>
-          </m:r>
-          <m:r>
-            <m:rPr>
-              <m:sty m:val="p"/>
-              <m:scr m:val="script"/>
-            </m:rPr>
-            <m:t>G</m:t>
-          </m:r>
-        </m:oMath>
-      </m:oMathPara>
+        <w:t xml:space="preserve">(2) 源侧机组调度约束（分类型，对应第一步 A 节）</w:t>
+      </w:r>
     </w:p>
     <w:p>
       <w:pPr>
         <w:pStyle w:val="FirstParagraph"/>
       </w:pPr>
       <w:r>
-        <w:t xml:space="preserve">其中</w:t>
+        <w:t xml:space="preserve">极热无风下，四类机组的</w:t>
+      </w:r>
+      <w:r>
+        <w:rPr>
+          <w:bCs/>
+          <w:b/>
+        </w:rPr>
+        <w:t xml:space="preserve">最大出力</w:t>
+      </w:r>
+      <w:r>
+        <w:t xml:space="preserve">由第一步降容公式给出；</w:t>
+      </w:r>
+      <w:r>
+        <w:rPr>
+          <w:bCs/>
+          <w:b/>
+        </w:rPr>
+        <w:t xml:space="preserve">调度可行区间</w:t>
+      </w:r>
+      <w:r>
+        <w:t xml:space="preserve">在单时段快照（</w:t>
+      </w:r>
+      <m:oMath>
+        <m:r>
+          <m:t>Δ</m:t>
+        </m:r>
+        <m:r>
+          <m:t>t</m:t>
+        </m:r>
+        <m:r>
+          <m:rPr>
+            <m:sty m:val="p"/>
+          </m:rPr>
+          <m:t>=</m:t>
+        </m:r>
+        <m:r>
+          <m:t>1</m:t>
+        </m:r>
+        <m:r>
+          <m:t> </m:t>
+        </m:r>
+        <m:r>
+          <m:rPr>
+            <m:nor/>
+            <m:sty m:val="p"/>
+          </m:rPr>
+          <m:t>h</m:t>
+        </m:r>
+      </m:oMath>
+      <w:r>
+        <w:t xml:space="preserve">）下实现为变量上下界</w:t>
       </w:r>
       <w:r>
         <w:t xml:space="preserve"> </w:t>
       </w:r>
       <m:oMath>
         <m:sSubSup>
-          <m:e>
-            <m:r>
-              <m:t>P</m:t>
-            </m:r>
-          </m:e>
-          <m:sub>
-            <m:r>
-              <m:t>G</m:t>
-            </m:r>
-            <m:r>
-              <m:rPr>
-                <m:sty m:val="p"/>
-              </m:rPr>
-              <m:t>,</m:t>
-            </m:r>
-            <m:r>
-              <m:t>i</m:t>
-            </m:r>
-          </m:sub>
-          <m:sup>
-            <m:r>
-              <m:rPr>
-                <m:sty m:val="p"/>
-              </m:rPr>
-              <m:t>max</m:t>
-            </m:r>
-          </m:sup>
-        </m:sSubSup>
-      </m:oMath>
-      <w:r>
-        <w:t xml:space="preserve"> </w:t>
-      </w:r>
-      <w:r>
-        <w:t xml:space="preserve">按机组类型由第一步 A 节四个公式给出（火/水/风/光），</w:t>
-      </w:r>
-      <m:oMath>
-        <m:sSub>
           <m:e>
             <m:bar>
               <m:barPr>
@@ -3499,13 +3876,138 @@
               <m:t>i</m:t>
             </m:r>
           </m:sub>
+          <m:sup>
+            <m:r>
+              <m:rPr>
+                <m:sty m:val="p"/>
+              </m:rPr>
+              <m:t>d</m:t>
+            </m:r>
+            <m:r>
+              <m:rPr>
+                <m:sty m:val="p"/>
+              </m:rPr>
+              <m:t>i</m:t>
+            </m:r>
+            <m:r>
+              <m:rPr>
+                <m:sty m:val="p"/>
+              </m:rPr>
+              <m:t>s</m:t>
+            </m:r>
+            <m:r>
+              <m:rPr>
+                <m:sty m:val="p"/>
+              </m:rPr>
+              <m:t>p</m:t>
+            </m:r>
+          </m:sup>
+        </m:sSubSup>
+        <m:r>
+          <m:rPr>
+            <m:sty m:val="p"/>
+          </m:rPr>
+          <m:t>≤</m:t>
+        </m:r>
+        <m:sSub>
+          <m:e>
+            <m:r>
+              <m:t>P</m:t>
+            </m:r>
+          </m:e>
+          <m:sub>
+            <m:r>
+              <m:t>G</m:t>
+            </m:r>
+            <m:r>
+              <m:rPr>
+                <m:sty m:val="p"/>
+              </m:rPr>
+              <m:t>,</m:t>
+            </m:r>
+            <m:r>
+              <m:t>i</m:t>
+            </m:r>
+          </m:sub>
         </m:sSub>
+        <m:r>
+          <m:rPr>
+            <m:sty m:val="p"/>
+          </m:rPr>
+          <m:t>≤</m:t>
+        </m:r>
+        <m:sSubSup>
+          <m:e>
+            <m:bar>
+              <m:barPr>
+                <m:pos m:val="top"/>
+              </m:barPr>
+              <m:e>
+                <m:r>
+                  <m:t>P</m:t>
+                </m:r>
+              </m:e>
+            </m:bar>
+          </m:e>
+          <m:sub>
+            <m:r>
+              <m:t>G</m:t>
+            </m:r>
+            <m:r>
+              <m:rPr>
+                <m:sty m:val="p"/>
+              </m:rPr>
+              <m:t>,</m:t>
+            </m:r>
+            <m:r>
+              <m:t>i</m:t>
+            </m:r>
+          </m:sub>
+          <m:sup>
+            <m:r>
+              <m:rPr>
+                <m:sty m:val="p"/>
+              </m:rPr>
+              <m:t>d</m:t>
+            </m:r>
+            <m:r>
+              <m:rPr>
+                <m:sty m:val="p"/>
+              </m:rPr>
+              <m:t>i</m:t>
+            </m:r>
+            <m:r>
+              <m:rPr>
+                <m:sty m:val="p"/>
+              </m:rPr>
+              <m:t>s</m:t>
+            </m:r>
+            <m:r>
+              <m:rPr>
+                <m:sty m:val="p"/>
+              </m:rPr>
+              <m:t>p</m:t>
+            </m:r>
+          </m:sup>
+        </m:sSubSup>
       </m:oMath>
       <w:r>
+        <w:t xml:space="preserve">，由</w:t>
+      </w:r>
+      <w:r>
         <w:t xml:space="preserve"> </w:t>
       </w:r>
       <w:r>
-        <w:t xml:space="preserve">为最小技术出力。</w:t>
+        <w:rPr>
+          <w:rStyle w:val="VerbatimChar"/>
+        </w:rPr>
+        <w:t xml:space="preserve">source_dispatch_bounds.m</w:t>
+      </w:r>
+      <w:r>
+        <w:t xml:space="preserve"> </w:t>
+      </w:r>
+      <w:r>
+        <w:t xml:space="preserve">计算。</w:t>
       </w:r>
     </w:p>
     <w:p>
@@ -3517,10 +4019,57 @@
           <w:bCs/>
           <w:b/>
         </w:rPr>
-        <w:t xml:space="preserve">(3) 切负荷区间约束（荷侧）</w:t>
-      </w:r>
-      <w:r>
-        <w:t xml:space="preserve">：</w:t>
+        <w:t xml:space="preserve">(2a) 火电机组</w:t>
+      </w:r>
+      <w:r>
+        <w:t xml:space="preserve">（</w:t>
+      </w:r>
+      <m:oMath>
+        <m:r>
+          <m:t>i</m:t>
+        </m:r>
+        <m:r>
+          <m:rPr>
+            <m:sty m:val="p"/>
+          </m:rPr>
+          <m:t>∈</m:t>
+        </m:r>
+        <m:sSub>
+          <m:e>
+            <m:r>
+              <m:rPr>
+                <m:sty m:val="p"/>
+                <m:scr m:val="script"/>
+              </m:rPr>
+              <m:t>G</m:t>
+            </m:r>
+          </m:e>
+          <m:sub>
+            <m:r>
+              <m:rPr>
+                <m:sty m:val="p"/>
+              </m:rPr>
+              <m:t>t</m:t>
+            </m:r>
+            <m:r>
+              <m:rPr>
+                <m:sty m:val="p"/>
+              </m:rPr>
+              <m:t>h</m:t>
+            </m:r>
+          </m:sub>
+        </m:sSub>
+      </m:oMath>
+      <w:r>
+        <w:t xml:space="preserve">，可调度）</w:t>
+      </w:r>
+    </w:p>
+    <w:p>
+      <w:pPr>
+        <w:pStyle w:val="BodyText"/>
+      </w:pPr>
+      <w:r>
+        <w:t xml:space="preserve">高温降容上限与最小技术出力（第一步 A.1）：</w:t>
       </w:r>
     </w:p>
     <w:p>
@@ -3532,30 +4081,15 @@
           <m:jc m:val="center"/>
         </m:oMathParaPr>
         <m:oMath>
-          <m:r>
-            <m:t>0</m:t>
-          </m:r>
-          <m:r>
-            <m:t> </m:t>
-          </m:r>
-          <m:r>
-            <m:rPr>
-              <m:sty m:val="p"/>
-            </m:rPr>
-            <m:t>≤</m:t>
-          </m:r>
-          <m:r>
-            <m:t> </m:t>
-          </m:r>
-          <m:sSub>
+          <m:sSubSup>
             <m:e>
               <m:r>
-                <m:t>s</m:t>
+                <m:t>P</m:t>
               </m:r>
             </m:e>
             <m:sub>
               <m:r>
-                <m:t>j</m:t>
+                <m:t>G</m:t>
               </m:r>
               <m:r>
                 <m:rPr>
@@ -3564,31 +4098,46 @@
                 <m:t>,</m:t>
               </m:r>
               <m:r>
-                <m:t>k</m:t>
+                <m:t>i</m:t>
               </m:r>
             </m:sub>
-          </m:sSub>
-          <m:r>
-            <m:t> </m:t>
-          </m:r>
+            <m:sup>
+              <m:r>
+                <m:rPr>
+                  <m:sty m:val="p"/>
+                </m:rPr>
+                <m:t>max</m:t>
+              </m:r>
+            </m:sup>
+          </m:sSubSup>
+          <m:d>
+            <m:dPr>
+              <m:begChr m:val="("/>
+              <m:endChr m:val=")"/>
+              <m:sepChr m:val=""/>
+              <m:grow/>
+            </m:dPr>
+            <m:e>
+              <m:r>
+                <m:t>T</m:t>
+              </m:r>
+            </m:e>
+          </m:d>
           <m:r>
             <m:rPr>
               <m:sty m:val="p"/>
             </m:rPr>
-            <m:t>≤</m:t>
-          </m:r>
-          <m:r>
-            <m:t> </m:t>
-          </m:r>
-          <m:sSub>
+            <m:t>=</m:t>
+          </m:r>
+          <m:sSubSup>
             <m:e>
               <m:r>
-                <m:t>D</m:t>
+                <m:t>P</m:t>
               </m:r>
             </m:e>
             <m:sub>
               <m:r>
-                <m:t>j</m:t>
+                <m:t>G</m:t>
               </m:r>
               <m:r>
                 <m:rPr>
@@ -3597,7 +4146,66 @@
                 <m:t>,</m:t>
               </m:r>
               <m:r>
-                <m:t>k</m:t>
+                <m:t>i</m:t>
+              </m:r>
+            </m:sub>
+            <m:sup>
+              <m:r>
+                <m:rPr>
+                  <m:sty m:val="p"/>
+                </m:rPr>
+                <m:t>r</m:t>
+              </m:r>
+              <m:r>
+                <m:rPr>
+                  <m:sty m:val="p"/>
+                </m:rPr>
+                <m:t>a</m:t>
+              </m:r>
+              <m:r>
+                <m:rPr>
+                  <m:sty m:val="p"/>
+                </m:rPr>
+                <m:t>t</m:t>
+              </m:r>
+              <m:r>
+                <m:rPr>
+                  <m:sty m:val="p"/>
+                </m:rPr>
+                <m:t>e</m:t>
+              </m:r>
+              <m:r>
+                <m:rPr>
+                  <m:sty m:val="p"/>
+                </m:rPr>
+                <m:t>d</m:t>
+              </m:r>
+            </m:sup>
+          </m:sSubSup>
+          <m:r>
+            <m:rPr>
+              <m:sty m:val="p"/>
+            </m:rPr>
+            <m:t>[</m:t>
+          </m:r>
+          <m:r>
+            <m:t>1</m:t>
+          </m:r>
+          <m:r>
+            <m:rPr>
+              <m:sty m:val="p"/>
+            </m:rPr>
+            <m:t>−</m:t>
+          </m:r>
+          <m:sSub>
+            <m:e>
+              <m:r>
+                <m:t>α</m:t>
+              </m:r>
+            </m:e>
+            <m:sub>
+              <m:r>
+                <m:t>i</m:t>
               </m:r>
             </m:sub>
           </m:sSub>
@@ -3612,8 +4220,59 @@
               <m:r>
                 <m:t>T</m:t>
               </m:r>
+              <m:r>
+                <m:rPr>
+                  <m:sty m:val="p"/>
+                </m:rPr>
+                <m:t>−</m:t>
+              </m:r>
+              <m:sSub>
+                <m:e>
+                  <m:r>
+                    <m:t>T</m:t>
+                  </m:r>
+                </m:e>
+                <m:sub>
+                  <m:r>
+                    <m:rPr>
+                      <m:sty m:val="p"/>
+                    </m:rPr>
+                    <m:t>r</m:t>
+                  </m:r>
+                  <m:r>
+                    <m:rPr>
+                      <m:sty m:val="p"/>
+                    </m:rPr>
+                    <m:t>e</m:t>
+                  </m:r>
+                  <m:r>
+                    <m:rPr>
+                      <m:sty m:val="p"/>
+                    </m:rPr>
+                    <m:t>f</m:t>
+                  </m:r>
+                </m:sub>
+              </m:sSub>
             </m:e>
           </m:d>
+          <m:sSup>
+            <m:e>
+              <m:r>
+                <m:rPr>
+                  <m:sty m:val="p"/>
+                </m:rPr>
+                <m:t>]</m:t>
+              </m:r>
+            </m:e>
+            <m:sup>
+              <m:r>
+                <m:rPr>
+                  <m:sty m:val="p"/>
+                </m:rPr>
+                <m:t>+</m:t>
+              </m:r>
+            </m:sup>
+          </m:sSup>
           <m:r>
             <m:rPr>
               <m:sty m:val="p"/>
@@ -3623,40 +4282,34 @@
           <m:r>
             <m:t>  </m:t>
           </m:r>
-          <m:r>
-            <m:rPr>
-              <m:sty m:val="p"/>
-            </m:rPr>
-            <m:t>∀</m:t>
-          </m:r>
-          <m:r>
-            <m:t>j</m:t>
-          </m:r>
-          <m:r>
-            <m:rPr>
-              <m:sty m:val="p"/>
-            </m:rPr>
-            <m:t>∈</m:t>
-          </m:r>
-          <m:r>
-            <m:rPr>
-              <m:sty m:val="p"/>
-              <m:scr m:val="script"/>
-            </m:rPr>
-            <m:t>D</m:t>
-          </m:r>
-          <m:r>
-            <m:rPr>
-              <m:sty m:val="p"/>
-            </m:rPr>
-            <m:t>,</m:t>
-          </m:r>
-          <m:r>
-            <m:t> </m:t>
-          </m:r>
-          <m:r>
-            <m:t>k</m:t>
-          </m:r>
+          <m:sSub>
+            <m:e>
+              <m:bar>
+                <m:barPr>
+                  <m:pos m:val="bot"/>
+                </m:barPr>
+                <m:e>
+                  <m:r>
+                    <m:t>P</m:t>
+                  </m:r>
+                </m:e>
+              </m:bar>
+            </m:e>
+            <m:sub>
+              <m:r>
+                <m:t>G</m:t>
+              </m:r>
+              <m:r>
+                <m:rPr>
+                  <m:sty m:val="p"/>
+                </m:rPr>
+                <m:t>,</m:t>
+              </m:r>
+              <m:r>
+                <m:t>i</m:t>
+              </m:r>
+            </m:sub>
+          </m:sSub>
           <m:r>
             <m:rPr>
               <m:sty m:val="p"/>
@@ -3664,26 +4317,145 @@
             <m:t>=</m:t>
           </m:r>
           <m:r>
-            <m:t>1</m:t>
-          </m:r>
-          <m:r>
             <m:rPr>
               <m:sty m:val="p"/>
             </m:rPr>
-            <m:t>,</m:t>
-          </m:r>
-          <m:r>
-            <m:t>2</m:t>
-          </m:r>
-          <m:r>
-            <m:rPr>
-              <m:sty m:val="p"/>
-            </m:rPr>
-            <m:t>,</m:t>
-          </m:r>
-          <m:r>
-            <m:t>3</m:t>
-          </m:r>
+            <m:t>min</m:t>
+          </m:r>
+          <m:d>
+            <m:dPr>
+              <m:begChr m:val="("/>
+              <m:endChr m:val=")"/>
+              <m:sepChr m:val=""/>
+              <m:grow/>
+            </m:dPr>
+            <m:e>
+              <m:sSubSup>
+                <m:e>
+                  <m:r>
+                    <m:t>λ</m:t>
+                  </m:r>
+                </m:e>
+                <m:sub>
+                  <m:r>
+                    <m:t>i</m:t>
+                  </m:r>
+                </m:sub>
+                <m:sup>
+                  <m:r>
+                    <m:rPr>
+                      <m:sty m:val="p"/>
+                    </m:rPr>
+                    <m:t>min</m:t>
+                  </m:r>
+                </m:sup>
+              </m:sSubSup>
+              <m:sSubSup>
+                <m:e>
+                  <m:r>
+                    <m:t>P</m:t>
+                  </m:r>
+                </m:e>
+                <m:sub>
+                  <m:r>
+                    <m:t>G</m:t>
+                  </m:r>
+                  <m:r>
+                    <m:rPr>
+                      <m:sty m:val="p"/>
+                    </m:rPr>
+                    <m:t>,</m:t>
+                  </m:r>
+                  <m:r>
+                    <m:t>i</m:t>
+                  </m:r>
+                </m:sub>
+                <m:sup>
+                  <m:r>
+                    <m:rPr>
+                      <m:sty m:val="p"/>
+                    </m:rPr>
+                    <m:t>r</m:t>
+                  </m:r>
+                  <m:r>
+                    <m:rPr>
+                      <m:sty m:val="p"/>
+                    </m:rPr>
+                    <m:t>a</m:t>
+                  </m:r>
+                  <m:r>
+                    <m:rPr>
+                      <m:sty m:val="p"/>
+                    </m:rPr>
+                    <m:t>t</m:t>
+                  </m:r>
+                  <m:r>
+                    <m:rPr>
+                      <m:sty m:val="p"/>
+                    </m:rPr>
+                    <m:t>e</m:t>
+                  </m:r>
+                  <m:r>
+                    <m:rPr>
+                      <m:sty m:val="p"/>
+                    </m:rPr>
+                    <m:t>d</m:t>
+                  </m:r>
+                </m:sup>
+              </m:sSubSup>
+              <m:r>
+                <m:rPr>
+                  <m:sty m:val="p"/>
+                </m:rPr>
+                <m:t>,</m:t>
+              </m:r>
+              <m:r>
+                <m:t> </m:t>
+              </m:r>
+              <m:sSubSup>
+                <m:e>
+                  <m:r>
+                    <m:t>P</m:t>
+                  </m:r>
+                </m:e>
+                <m:sub>
+                  <m:r>
+                    <m:t>G</m:t>
+                  </m:r>
+                  <m:r>
+                    <m:rPr>
+                      <m:sty m:val="p"/>
+                    </m:rPr>
+                    <m:t>,</m:t>
+                  </m:r>
+                  <m:r>
+                    <m:t>i</m:t>
+                  </m:r>
+                </m:sub>
+                <m:sup>
+                  <m:r>
+                    <m:rPr>
+                      <m:sty m:val="p"/>
+                    </m:rPr>
+                    <m:t>max</m:t>
+                  </m:r>
+                </m:sup>
+              </m:sSubSup>
+              <m:d>
+                <m:dPr>
+                  <m:begChr m:val="("/>
+                  <m:endChr m:val=")"/>
+                  <m:sepChr m:val=""/>
+                  <m:grow/>
+                </m:dPr>
+                <m:e>
+                  <m:r>
+                    <m:t>T</m:t>
+                  </m:r>
+                </m:e>
+              </m:d>
+            </m:e>
+          </m:d>
         </m:oMath>
       </m:oMathPara>
     </w:p>
@@ -3692,14 +4464,41 @@
         <w:pStyle w:val="FirstParagraph"/>
       </w:pPr>
       <w:r>
-        <w:rPr>
-          <w:bCs/>
-          <w:b/>
-        </w:rPr>
-        <w:t xml:space="preserve">(4) 线路潮流（安全）约束</w:t>
-      </w:r>
-      <w:r>
-        <w:t xml:space="preserve">（每支路两条不等式）：</w:t>
+        <w:t xml:space="preserve">单时段爬坡约束（相对基准出力</w:t>
+      </w:r>
+      <w:r>
+        <w:t xml:space="preserve"> </w:t>
+      </w:r>
+      <m:oMath>
+        <m:sSubSup>
+          <m:e>
+            <m:r>
+              <m:t>P</m:t>
+            </m:r>
+          </m:e>
+          <m:sub>
+            <m:r>
+              <m:t>G</m:t>
+            </m:r>
+            <m:r>
+              <m:rPr>
+                <m:sty m:val="p"/>
+              </m:rPr>
+              <m:t>,</m:t>
+            </m:r>
+            <m:r>
+              <m:t>i</m:t>
+            </m:r>
+          </m:sub>
+          <m:sup>
+            <m:r>
+              <m:t>0</m:t>
+            </m:r>
+          </m:sup>
+        </m:sSubSup>
+      </m:oMath>
+      <w:r>
+        <w:t xml:space="preserve">）：</w:t>
       </w:r>
     </w:p>
     <w:p>
@@ -3715,71 +4514,10 @@
             <m:rPr>
               <m:sty m:val="p"/>
             </m:rPr>
-            <m:t>−</m:t>
-          </m:r>
-          <m:r>
-            <m:t> </m:t>
-          </m:r>
-          <m:sSub>
-            <m:e>
-              <m:bar>
-                <m:barPr>
-                  <m:pos m:val="top"/>
-                </m:barPr>
-                <m:e>
-                  <m:r>
-                    <m:t>f</m:t>
-                  </m:r>
-                </m:e>
-              </m:bar>
-            </m:e>
-            <m:sub>
-              <m:r>
-                <m:t>l</m:t>
-              </m:r>
-            </m:sub>
-          </m:sSub>
-          <m:r>
-            <m:t> </m:t>
-          </m:r>
-          <m:r>
-            <m:rPr>
-              <m:sty m:val="p"/>
-            </m:rPr>
-            <m:t>≤</m:t>
-          </m:r>
-          <m:r>
-            <m:t> </m:t>
-          </m:r>
-          <m:sSub>
-            <m:e>
-              <m:r>
-                <m:t>S</m:t>
-              </m:r>
-            </m:e>
-            <m:sub>
-              <m:r>
-                <m:t>B</m:t>
-              </m:r>
-            </m:sub>
-          </m:sSub>
-          <m:r>
-            <m:t> </m:t>
-          </m:r>
-          <m:sSub>
-            <m:e>
-              <m:r>
-                <m:t>b</m:t>
-              </m:r>
-            </m:e>
-            <m:sub>
-              <m:r>
-                <m:t>l</m:t>
-              </m:r>
-            </m:sub>
-          </m:sSub>
-          <m:r>
-            <m:t> </m:t>
+            <m:t>max</m:t>
+          </m:r>
+          <m:r>
+            <m:t>​</m:t>
           </m:r>
           <m:d>
             <m:dPr>
@@ -3791,34 +4529,99 @@
             <m:e>
               <m:sSub>
                 <m:e>
-                  <m:r>
-                    <m:t>θ</m:t>
-                  </m:r>
+                  <m:bar>
+                    <m:barPr>
+                      <m:pos m:val="bot"/>
+                    </m:barPr>
+                    <m:e>
+                      <m:r>
+                        <m:t>P</m:t>
+                      </m:r>
+                    </m:e>
+                  </m:bar>
                 </m:e>
                 <m:sub>
                   <m:r>
+                    <m:t>G</m:t>
+                  </m:r>
+                  <m:r>
+                    <m:rPr>
+                      <m:sty m:val="p"/>
+                    </m:rPr>
+                    <m:t>,</m:t>
+                  </m:r>
+                  <m:r>
                     <m:t>i</m:t>
                   </m:r>
                 </m:sub>
               </m:sSub>
+              <m:r>
+                <m:rPr>
+                  <m:sty m:val="p"/>
+                </m:rPr>
+                <m:t>,</m:t>
+              </m:r>
+              <m:r>
+                <m:t> </m:t>
+              </m:r>
+              <m:sSubSup>
+                <m:e>
+                  <m:r>
+                    <m:t>P</m:t>
+                  </m:r>
+                </m:e>
+                <m:sub>
+                  <m:r>
+                    <m:t>G</m:t>
+                  </m:r>
+                  <m:r>
+                    <m:rPr>
+                      <m:sty m:val="p"/>
+                    </m:rPr>
+                    <m:t>,</m:t>
+                  </m:r>
+                  <m:r>
+                    <m:t>i</m:t>
+                  </m:r>
+                </m:sub>
+                <m:sup>
+                  <m:r>
+                    <m:t>0</m:t>
+                  </m:r>
+                </m:sup>
+              </m:sSubSup>
               <m:r>
                 <m:rPr>
                   <m:sty m:val="p"/>
                 </m:rPr>
                 <m:t>−</m:t>
               </m:r>
-              <m:sSub>
+              <m:sSubSup>
                 <m:e>
                   <m:r>
-                    <m:t>θ</m:t>
+                    <m:t>R</m:t>
                   </m:r>
                 </m:e>
                 <m:sub>
                   <m:r>
-                    <m:t>j</m:t>
+                    <m:t>i</m:t>
                   </m:r>
                 </m:sub>
-              </m:sSub>
+                <m:sup>
+                  <m:r>
+                    <m:rPr>
+                      <m:sty m:val="p"/>
+                    </m:rPr>
+                    <m:t>↓</m:t>
+                  </m:r>
+                </m:sup>
+              </m:sSubSup>
+              <m:r>
+                <m:t>Δ</m:t>
+              </m:r>
+              <m:r>
+                <m:t>t</m:t>
+              </m:r>
             </m:e>
           </m:d>
           <m:r>
@@ -3835,41 +4638,165 @@
           </m:r>
           <m:sSub>
             <m:e>
-              <m:bar>
-                <m:barPr>
-                  <m:pos m:val="top"/>
-                </m:barPr>
-                <m:e>
-                  <m:r>
-                    <m:t>f</m:t>
-                  </m:r>
-                </m:e>
-              </m:bar>
+              <m:r>
+                <m:t>P</m:t>
+              </m:r>
             </m:e>
             <m:sub>
               <m:r>
-                <m:t>l</m:t>
+                <m:t>G</m:t>
+              </m:r>
+              <m:r>
+                <m:rPr>
+                  <m:sty m:val="p"/>
+                </m:rPr>
+                <m:t>,</m:t>
+              </m:r>
+              <m:r>
+                <m:t>i</m:t>
               </m:r>
             </m:sub>
           </m:sSub>
+          <m:r>
+            <m:t> </m:t>
+          </m:r>
           <m:r>
             <m:rPr>
               <m:sty m:val="p"/>
             </m:rPr>
-            <m:t>,</m:t>
-          </m:r>
-          <m:r>
-            <m:t>  </m:t>
+            <m:t>≤</m:t>
+          </m:r>
+          <m:r>
+            <m:t> </m:t>
           </m:r>
           <m:r>
             <m:rPr>
               <m:sty m:val="p"/>
             </m:rPr>
-            <m:t>∀</m:t>
-          </m:r>
-          <m:r>
-            <m:t>l</m:t>
-          </m:r>
+            <m:t>min</m:t>
+          </m:r>
+          <m:r>
+            <m:t>​</m:t>
+          </m:r>
+          <m:d>
+            <m:dPr>
+              <m:begChr m:val="("/>
+              <m:endChr m:val=")"/>
+              <m:sepChr m:val=""/>
+              <m:grow/>
+            </m:dPr>
+            <m:e>
+              <m:sSubSup>
+                <m:e>
+                  <m:r>
+                    <m:t>P</m:t>
+                  </m:r>
+                </m:e>
+                <m:sub>
+                  <m:r>
+                    <m:t>G</m:t>
+                  </m:r>
+                  <m:r>
+                    <m:rPr>
+                      <m:sty m:val="p"/>
+                    </m:rPr>
+                    <m:t>,</m:t>
+                  </m:r>
+                  <m:r>
+                    <m:t>i</m:t>
+                  </m:r>
+                </m:sub>
+                <m:sup>
+                  <m:r>
+                    <m:rPr>
+                      <m:sty m:val="p"/>
+                    </m:rPr>
+                    <m:t>max</m:t>
+                  </m:r>
+                </m:sup>
+              </m:sSubSup>
+              <m:d>
+                <m:dPr>
+                  <m:begChr m:val="("/>
+                  <m:endChr m:val=")"/>
+                  <m:sepChr m:val=""/>
+                  <m:grow/>
+                </m:dPr>
+                <m:e>
+                  <m:r>
+                    <m:t>T</m:t>
+                  </m:r>
+                </m:e>
+              </m:d>
+              <m:r>
+                <m:rPr>
+                  <m:sty m:val="p"/>
+                </m:rPr>
+                <m:t>,</m:t>
+              </m:r>
+              <m:r>
+                <m:t> </m:t>
+              </m:r>
+              <m:sSubSup>
+                <m:e>
+                  <m:r>
+                    <m:t>P</m:t>
+                  </m:r>
+                </m:e>
+                <m:sub>
+                  <m:r>
+                    <m:t>G</m:t>
+                  </m:r>
+                  <m:r>
+                    <m:rPr>
+                      <m:sty m:val="p"/>
+                    </m:rPr>
+                    <m:t>,</m:t>
+                  </m:r>
+                  <m:r>
+                    <m:t>i</m:t>
+                  </m:r>
+                </m:sub>
+                <m:sup>
+                  <m:r>
+                    <m:t>0</m:t>
+                  </m:r>
+                </m:sup>
+              </m:sSubSup>
+              <m:r>
+                <m:rPr>
+                  <m:sty m:val="p"/>
+                </m:rPr>
+                <m:t>+</m:t>
+              </m:r>
+              <m:sSubSup>
+                <m:e>
+                  <m:r>
+                    <m:t>R</m:t>
+                  </m:r>
+                </m:e>
+                <m:sub>
+                  <m:r>
+                    <m:t>i</m:t>
+                  </m:r>
+                </m:sub>
+                <m:sup>
+                  <m:r>
+                    <m:rPr>
+                      <m:sty m:val="p"/>
+                    </m:rPr>
+                    <m:t>↑</m:t>
+                  </m:r>
+                </m:sup>
+              </m:sSubSup>
+              <m:r>
+                <m:t>Δ</m:t>
+              </m:r>
+              <m:r>
+                <m:t>t</m:t>
+              </m:r>
+            </m:e>
+          </m:d>
         </m:oMath>
       </m:oMathPara>
     </w:p>
@@ -3878,14 +4805,496 @@
         <w:pStyle w:val="FirstParagraph"/>
       </w:pPr>
       <w:r>
+        <w:t xml:space="preserve">其中</w:t>
+      </w:r>
+      <w:r>
+        <w:t xml:space="preserve"> </w:t>
+      </w:r>
+      <m:oMath>
+        <m:sSubSup>
+          <m:e>
+            <m:r>
+              <m:t>R</m:t>
+            </m:r>
+          </m:e>
+          <m:sub>
+            <m:r>
+              <m:t>i</m:t>
+            </m:r>
+          </m:sub>
+          <m:sup>
+            <m:r>
+              <m:rPr>
+                <m:sty m:val="p"/>
+              </m:rPr>
+              <m:t>↑</m:t>
+            </m:r>
+          </m:sup>
+        </m:sSubSup>
+        <m:r>
+          <m:rPr>
+            <m:sty m:val="p"/>
+          </m:rPr>
+          <m:t>=</m:t>
+        </m:r>
+        <m:sSubSup>
+          <m:e>
+            <m:r>
+              <m:t>η</m:t>
+            </m:r>
+          </m:e>
+          <m:sub>
+            <m:r>
+              <m:t>i</m:t>
+            </m:r>
+          </m:sub>
+          <m:sup>
+            <m:r>
+              <m:rPr>
+                <m:sty m:val="p"/>
+              </m:rPr>
+              <m:t>↑</m:t>
+            </m:r>
+          </m:sup>
+        </m:sSubSup>
+        <m:sSubSup>
+          <m:e>
+            <m:r>
+              <m:t>P</m:t>
+            </m:r>
+          </m:e>
+          <m:sub>
+            <m:r>
+              <m:t>G</m:t>
+            </m:r>
+            <m:r>
+              <m:rPr>
+                <m:sty m:val="p"/>
+              </m:rPr>
+              <m:t>,</m:t>
+            </m:r>
+            <m:r>
+              <m:t>i</m:t>
+            </m:r>
+          </m:sub>
+          <m:sup>
+            <m:r>
+              <m:rPr>
+                <m:sty m:val="p"/>
+              </m:rPr>
+              <m:t>r</m:t>
+            </m:r>
+            <m:r>
+              <m:rPr>
+                <m:sty m:val="p"/>
+              </m:rPr>
+              <m:t>a</m:t>
+            </m:r>
+            <m:r>
+              <m:rPr>
+                <m:sty m:val="p"/>
+              </m:rPr>
+              <m:t>t</m:t>
+            </m:r>
+            <m:r>
+              <m:rPr>
+                <m:sty m:val="p"/>
+              </m:rPr>
+              <m:t>e</m:t>
+            </m:r>
+            <m:r>
+              <m:rPr>
+                <m:sty m:val="p"/>
+              </m:rPr>
+              <m:t>d</m:t>
+            </m:r>
+          </m:sup>
+        </m:sSubSup>
+      </m:oMath>
+      <w:r>
+        <w:t xml:space="preserve">、</w:t>
+      </w:r>
+      <m:oMath>
+        <m:sSubSup>
+          <m:e>
+            <m:r>
+              <m:t>R</m:t>
+            </m:r>
+          </m:e>
+          <m:sub>
+            <m:r>
+              <m:t>i</m:t>
+            </m:r>
+          </m:sub>
+          <m:sup>
+            <m:r>
+              <m:rPr>
+                <m:sty m:val="p"/>
+              </m:rPr>
+              <m:t>↓</m:t>
+            </m:r>
+          </m:sup>
+        </m:sSubSup>
+        <m:r>
+          <m:rPr>
+            <m:sty m:val="p"/>
+          </m:rPr>
+          <m:t>=</m:t>
+        </m:r>
+        <m:sSubSup>
+          <m:e>
+            <m:r>
+              <m:t>η</m:t>
+            </m:r>
+          </m:e>
+          <m:sub>
+            <m:r>
+              <m:t>i</m:t>
+            </m:r>
+          </m:sub>
+          <m:sup>
+            <m:r>
+              <m:rPr>
+                <m:sty m:val="p"/>
+              </m:rPr>
+              <m:t>↓</m:t>
+            </m:r>
+          </m:sup>
+        </m:sSubSup>
+        <m:sSubSup>
+          <m:e>
+            <m:r>
+              <m:t>P</m:t>
+            </m:r>
+          </m:e>
+          <m:sub>
+            <m:r>
+              <m:t>G</m:t>
+            </m:r>
+            <m:r>
+              <m:rPr>
+                <m:sty m:val="p"/>
+              </m:rPr>
+              <m:t>,</m:t>
+            </m:r>
+            <m:r>
+              <m:t>i</m:t>
+            </m:r>
+          </m:sub>
+          <m:sup>
+            <m:r>
+              <m:rPr>
+                <m:sty m:val="p"/>
+              </m:rPr>
+              <m:t>r</m:t>
+            </m:r>
+            <m:r>
+              <m:rPr>
+                <m:sty m:val="p"/>
+              </m:rPr>
+              <m:t>a</m:t>
+            </m:r>
+            <m:r>
+              <m:rPr>
+                <m:sty m:val="p"/>
+              </m:rPr>
+              <m:t>t</m:t>
+            </m:r>
+            <m:r>
+              <m:rPr>
+                <m:sty m:val="p"/>
+              </m:rPr>
+              <m:t>e</m:t>
+            </m:r>
+            <m:r>
+              <m:rPr>
+                <m:sty m:val="p"/>
+              </m:rPr>
+              <m:t>d</m:t>
+            </m:r>
+          </m:sup>
+        </m:sSubSup>
+      </m:oMath>
+      <w:r>
+        <w:t xml:space="preserve">；燃煤</w:t>
+      </w:r>
+      <w:r>
+        <w:t xml:space="preserve"> </w:t>
+      </w:r>
+      <m:oMath>
+        <m:r>
+          <m:t>η</m:t>
+        </m:r>
+        <m:r>
+          <m:rPr>
+            <m:sty m:val="p"/>
+          </m:rPr>
+          <m:t>=</m:t>
+        </m:r>
+        <m:r>
+          <m:t>0.35</m:t>
+        </m:r>
+        <m:r>
+          <m:rPr>
+            <m:sty m:val="p"/>
+          </m:rPr>
+          <m:t>/</m:t>
+        </m:r>
+        <m:r>
+          <m:rPr>
+            <m:nor/>
+            <m:sty m:val="p"/>
+          </m:rPr>
+          <m:t>h</m:t>
+        </m:r>
+      </m:oMath>
+      <w:r>
+        <w:t xml:space="preserve">，燃气</w:t>
+      </w:r>
+      <w:r>
+        <w:t xml:space="preserve"> </w:t>
+      </w:r>
+      <m:oMath>
+        <m:r>
+          <m:t>η</m:t>
+        </m:r>
+        <m:r>
+          <m:rPr>
+            <m:sty m:val="p"/>
+          </m:rPr>
+          <m:t>=</m:t>
+        </m:r>
+        <m:r>
+          <m:t>0.50</m:t>
+        </m:r>
+        <m:r>
+          <m:rPr>
+            <m:sty m:val="p"/>
+          </m:rPr>
+          <m:t>/</m:t>
+        </m:r>
+        <m:r>
+          <m:rPr>
+            <m:nor/>
+            <m:sty m:val="p"/>
+          </m:rPr>
+          <m:t>h</m:t>
+        </m:r>
+      </m:oMath>
+      <w:r>
+        <w:t xml:space="preserve">。</w:t>
+      </w:r>
+    </w:p>
+    <w:p>
+      <w:pPr>
+        <w:pStyle w:val="BodyText"/>
+      </w:pPr>
+      <w:r>
         <w:rPr>
           <w:bCs/>
           <w:b/>
         </w:rPr>
-        <w:t xml:space="preserve">(5) 平衡节点相角参考</w:t>
-      </w:r>
-      <w:r>
-        <w:t xml:space="preserve">：</w:t>
+        <w:t xml:space="preserve">(2b) 水电机组</w:t>
+      </w:r>
+      <w:r>
+        <w:t xml:space="preserve">（</w:t>
+      </w:r>
+      <m:oMath>
+        <m:r>
+          <m:t>i</m:t>
+        </m:r>
+        <m:r>
+          <m:rPr>
+            <m:sty m:val="p"/>
+          </m:rPr>
+          <m:t>∈</m:t>
+        </m:r>
+        <m:sSub>
+          <m:e>
+            <m:r>
+              <m:rPr>
+                <m:sty m:val="p"/>
+                <m:scr m:val="script"/>
+              </m:rPr>
+              <m:t>G</m:t>
+            </m:r>
+          </m:e>
+          <m:sub>
+            <m:r>
+              <m:rPr>
+                <m:sty m:val="p"/>
+              </m:rPr>
+              <m:t>h</m:t>
+            </m:r>
+            <m:r>
+              <m:rPr>
+                <m:sty m:val="p"/>
+              </m:rPr>
+              <m:t>y</m:t>
+            </m:r>
+          </m:sub>
+        </m:sSub>
+      </m:oMath>
+      <w:r>
+        <w:t xml:space="preserve">，灵活调峰）</w:t>
+      </w:r>
+    </w:p>
+    <w:p>
+      <w:pPr>
+        <w:pStyle w:val="BodyText"/>
+      </w:pPr>
+      <w:r>
+        <w:t xml:space="preserve">枯水折减上限（第一步 A.2）：</w:t>
+      </w:r>
+    </w:p>
+    <w:p>
+      <w:pPr>
+        <w:pStyle w:val="BodyText"/>
+      </w:pPr>
+      <m:oMathPara>
+        <m:oMathParaPr>
+          <m:jc m:val="center"/>
+        </m:oMathParaPr>
+        <m:oMath>
+          <m:sSubSup>
+            <m:e>
+              <m:r>
+                <m:t>P</m:t>
+              </m:r>
+            </m:e>
+            <m:sub>
+              <m:r>
+                <m:t>H</m:t>
+              </m:r>
+              <m:r>
+                <m:rPr>
+                  <m:sty m:val="p"/>
+                </m:rPr>
+                <m:t>,</m:t>
+              </m:r>
+              <m:r>
+                <m:t>i</m:t>
+              </m:r>
+            </m:sub>
+            <m:sup>
+              <m:r>
+                <m:rPr>
+                  <m:sty m:val="p"/>
+                </m:rPr>
+                <m:t>max</m:t>
+              </m:r>
+            </m:sup>
+          </m:sSubSup>
+          <m:r>
+            <m:rPr>
+              <m:sty m:val="p"/>
+            </m:rPr>
+            <m:t>=</m:t>
+          </m:r>
+          <m:sSub>
+            <m:e>
+              <m:r>
+                <m:t>k</m:t>
+              </m:r>
+            </m:e>
+            <m:sub>
+              <m:r>
+                <m:rPr>
+                  <m:sty m:val="p"/>
+                </m:rPr>
+                <m:t>h</m:t>
+              </m:r>
+              <m:r>
+                <m:rPr>
+                  <m:sty m:val="p"/>
+                </m:rPr>
+                <m:t>y</m:t>
+              </m:r>
+              <m:r>
+                <m:rPr>
+                  <m:sty m:val="p"/>
+                </m:rPr>
+                <m:t>d</m:t>
+              </m:r>
+              <m:r>
+                <m:rPr>
+                  <m:sty m:val="p"/>
+                </m:rPr>
+                <m:t>r</m:t>
+              </m:r>
+              <m:r>
+                <m:rPr>
+                  <m:sty m:val="p"/>
+                </m:rPr>
+                <m:t>o</m:t>
+              </m:r>
+            </m:sub>
+          </m:sSub>
+          <m:r>
+            <m:t> </m:t>
+          </m:r>
+          <m:sSubSup>
+            <m:e>
+              <m:r>
+                <m:t>P</m:t>
+              </m:r>
+            </m:e>
+            <m:sub>
+              <m:r>
+                <m:t>H</m:t>
+              </m:r>
+              <m:r>
+                <m:rPr>
+                  <m:sty m:val="p"/>
+                </m:rPr>
+                <m:t>,</m:t>
+              </m:r>
+              <m:r>
+                <m:t>i</m:t>
+              </m:r>
+            </m:sub>
+            <m:sup>
+              <m:r>
+                <m:rPr>
+                  <m:sty m:val="p"/>
+                </m:rPr>
+                <m:t>r</m:t>
+              </m:r>
+              <m:r>
+                <m:rPr>
+                  <m:sty m:val="p"/>
+                </m:rPr>
+                <m:t>a</m:t>
+              </m:r>
+              <m:r>
+                <m:rPr>
+                  <m:sty m:val="p"/>
+                </m:rPr>
+                <m:t>t</m:t>
+              </m:r>
+              <m:r>
+                <m:rPr>
+                  <m:sty m:val="p"/>
+                </m:rPr>
+                <m:t>e</m:t>
+              </m:r>
+              <m:r>
+                <m:rPr>
+                  <m:sty m:val="p"/>
+                </m:rPr>
+                <m:t>d</m:t>
+              </m:r>
+            </m:sup>
+          </m:sSubSup>
+        </m:oMath>
+      </m:oMathPara>
+    </w:p>
+    <w:p>
+      <w:pPr>
+        <w:pStyle w:val="FirstParagraph"/>
+      </w:pPr>
+      <w:r>
+        <w:t xml:space="preserve">水库可用电量约束（单时段）：</w:t>
       </w:r>
     </w:p>
     <w:p>
@@ -3900,15 +5309,89 @@
           <m:sSub>
             <m:e>
               <m:r>
-                <m:t>θ</m:t>
+                <m:t>P</m:t>
               </m:r>
             </m:e>
             <m:sub>
+              <m:r>
+                <m:t>H</m:t>
+              </m:r>
               <m:r>
                 <m:rPr>
                   <m:sty m:val="p"/>
                 </m:rPr>
-                <m:t>s</m:t>
+                <m:t>,</m:t>
+              </m:r>
+              <m:r>
+                <m:t>i</m:t>
+              </m:r>
+            </m:sub>
+          </m:sSub>
+          <m:r>
+            <m:t> </m:t>
+          </m:r>
+          <m:r>
+            <m:t>Δ</m:t>
+          </m:r>
+          <m:r>
+            <m:t>t</m:t>
+          </m:r>
+          <m:r>
+            <m:t> </m:t>
+          </m:r>
+          <m:r>
+            <m:rPr>
+              <m:sty m:val="p"/>
+            </m:rPr>
+            <m:t>≤</m:t>
+          </m:r>
+          <m:r>
+            <m:t> </m:t>
+          </m:r>
+          <m:sSubSup>
+            <m:e>
+              <m:r>
+                <m:t>E</m:t>
+              </m:r>
+            </m:e>
+            <m:sub>
+              <m:r>
+                <m:t>H</m:t>
+              </m:r>
+              <m:r>
+                <m:rPr>
+                  <m:sty m:val="p"/>
+                </m:rPr>
+                <m:t>,</m:t>
+              </m:r>
+              <m:r>
+                <m:t>i</m:t>
+              </m:r>
+            </m:sub>
+            <m:sup>
+              <m:r>
+                <m:rPr>
+                  <m:sty m:val="p"/>
+                </m:rPr>
+                <m:t>a</m:t>
+              </m:r>
+              <m:r>
+                <m:rPr>
+                  <m:sty m:val="p"/>
+                </m:rPr>
+                <m:t>v</m:t>
+              </m:r>
+              <m:r>
+                <m:rPr>
+                  <m:sty m:val="p"/>
+                </m:rPr>
+                <m:t>a</m:t>
+              </m:r>
+              <m:r>
+                <m:rPr>
+                  <m:sty m:val="p"/>
+                </m:rPr>
+                <m:t>i</m:t>
               </m:r>
               <m:r>
                 <m:rPr>
@@ -3916,6 +5399,83 @@
                 </m:rPr>
                 <m:t>l</m:t>
               </m:r>
+            </m:sup>
+          </m:sSubSup>
+          <m:r>
+            <m:rPr>
+              <m:sty m:val="p"/>
+            </m:rPr>
+            <m:t>=</m:t>
+          </m:r>
+          <m:sSub>
+            <m:e>
+              <m:r>
+                <m:t>k</m:t>
+              </m:r>
+            </m:e>
+            <m:sub>
+              <m:r>
+                <m:rPr>
+                  <m:sty m:val="p"/>
+                </m:rPr>
+                <m:t>h</m:t>
+              </m:r>
+              <m:r>
+                <m:rPr>
+                  <m:sty m:val="p"/>
+                </m:rPr>
+                <m:t>y</m:t>
+              </m:r>
+              <m:r>
+                <m:rPr>
+                  <m:sty m:val="p"/>
+                </m:rPr>
+                <m:t>d</m:t>
+              </m:r>
+              <m:r>
+                <m:rPr>
+                  <m:sty m:val="p"/>
+                </m:rPr>
+                <m:t>r</m:t>
+              </m:r>
+              <m:r>
+                <m:rPr>
+                  <m:sty m:val="p"/>
+                </m:rPr>
+                <m:t>o</m:t>
+              </m:r>
+            </m:sub>
+          </m:sSub>
+          <m:r>
+            <m:t> </m:t>
+          </m:r>
+          <m:sSubSup>
+            <m:e>
+              <m:r>
+                <m:t>P</m:t>
+              </m:r>
+            </m:e>
+            <m:sub>
+              <m:r>
+                <m:t>H</m:t>
+              </m:r>
+              <m:r>
+                <m:rPr>
+                  <m:sty m:val="p"/>
+                </m:rPr>
+                <m:t>,</m:t>
+              </m:r>
+              <m:r>
+                <m:t>i</m:t>
+              </m:r>
+            </m:sub>
+            <m:sup>
+              <m:r>
+                <m:rPr>
+                  <m:sty m:val="p"/>
+                </m:rPr>
+                <m:t>r</m:t>
+              </m:r>
               <m:r>
                 <m:rPr>
                   <m:sty m:val="p"/>
@@ -3926,27 +5486,89 @@
                 <m:rPr>
                   <m:sty m:val="p"/>
                 </m:rPr>
-                <m:t>c</m:t>
+                <m:t>t</m:t>
               </m:r>
               <m:r>
                 <m:rPr>
                   <m:sty m:val="p"/>
                 </m:rPr>
-                <m:t>k</m:t>
-              </m:r>
-            </m:sub>
-          </m:sSub>
+                <m:t>e</m:t>
+              </m:r>
+              <m:r>
+                <m:rPr>
+                  <m:sty m:val="p"/>
+                </m:rPr>
+                <m:t>d</m:t>
+              </m:r>
+            </m:sup>
+          </m:sSubSup>
+          <m:r>
+            <m:t> </m:t>
+          </m:r>
+          <m:r>
+            <m:t>Δ</m:t>
+          </m:r>
+          <m:r>
+            <m:t>t</m:t>
+          </m:r>
+        </m:oMath>
+      </m:oMathPara>
+    </w:p>
+    <w:p>
+      <w:pPr>
+        <w:pStyle w:val="FirstParagraph"/>
+      </w:pPr>
+      <w:r>
+        <w:t xml:space="preserve">综合调度区间（含快速爬坡，</w:t>
+      </w:r>
+      <m:oMath>
+        <m:r>
+          <m:t>η</m:t>
+        </m:r>
+        <m:r>
+          <m:rPr>
+            <m:sty m:val="p"/>
+          </m:rPr>
+          <m:t>=</m:t>
+        </m:r>
+        <m:r>
+          <m:t>1.0</m:t>
+        </m:r>
+        <m:r>
+          <m:rPr>
+            <m:sty m:val="p"/>
+          </m:rPr>
+          <m:t>/</m:t>
+        </m:r>
+        <m:r>
+          <m:rPr>
+            <m:nor/>
+            <m:sty m:val="p"/>
+          </m:rPr>
+          <m:t>h</m:t>
+        </m:r>
+      </m:oMath>
+      <w:r>
+        <w:t xml:space="preserve">）：</w:t>
+      </w:r>
+    </w:p>
+    <w:p>
+      <w:pPr>
+        <w:pStyle w:val="BodyText"/>
+      </w:pPr>
+      <m:oMathPara>
+        <m:oMathParaPr>
+          <m:jc m:val="center"/>
+        </m:oMathParaPr>
+        <m:oMath>
           <m:r>
             <m:rPr>
               <m:sty m:val="p"/>
             </m:rPr>
-            <m:t>=</m:t>
-          </m:r>
-          <m:r>
-            <m:t>0</m:t>
-          </m:r>
-          <m:r>
-            <m:t> </m:t>
+            <m:t>max</m:t>
+          </m:r>
+          <m:r>
+            <m:t>​</m:t>
           </m:r>
           <m:d>
             <m:dPr>
@@ -3957,6 +5579,1513 @@
             </m:dPr>
             <m:e>
               <m:r>
+                <m:t>0</m:t>
+              </m:r>
+              <m:r>
+                <m:rPr>
+                  <m:sty m:val="p"/>
+                </m:rPr>
+                <m:t>,</m:t>
+              </m:r>
+              <m:r>
+                <m:t> </m:t>
+              </m:r>
+              <m:sSubSup>
+                <m:e>
+                  <m:r>
+                    <m:t>P</m:t>
+                  </m:r>
+                </m:e>
+                <m:sub>
+                  <m:r>
+                    <m:t>H</m:t>
+                  </m:r>
+                  <m:r>
+                    <m:rPr>
+                      <m:sty m:val="p"/>
+                    </m:rPr>
+                    <m:t>,</m:t>
+                  </m:r>
+                  <m:r>
+                    <m:t>i</m:t>
+                  </m:r>
+                </m:sub>
+                <m:sup>
+                  <m:r>
+                    <m:t>0</m:t>
+                  </m:r>
+                </m:sup>
+              </m:sSubSup>
+              <m:r>
+                <m:rPr>
+                  <m:sty m:val="p"/>
+                </m:rPr>
+                <m:t>−</m:t>
+              </m:r>
+              <m:sSubSup>
+                <m:e>
+                  <m:r>
+                    <m:t>R</m:t>
+                  </m:r>
+                </m:e>
+                <m:sub>
+                  <m:r>
+                    <m:t>i</m:t>
+                  </m:r>
+                </m:sub>
+                <m:sup>
+                  <m:r>
+                    <m:rPr>
+                      <m:sty m:val="p"/>
+                    </m:rPr>
+                    <m:t>↓</m:t>
+                  </m:r>
+                </m:sup>
+              </m:sSubSup>
+              <m:r>
+                <m:t>Δ</m:t>
+              </m:r>
+              <m:r>
+                <m:t>t</m:t>
+              </m:r>
+            </m:e>
+          </m:d>
+          <m:r>
+            <m:t> </m:t>
+          </m:r>
+          <m:r>
+            <m:rPr>
+              <m:sty m:val="p"/>
+            </m:rPr>
+            <m:t>≤</m:t>
+          </m:r>
+          <m:r>
+            <m:t> </m:t>
+          </m:r>
+          <m:sSub>
+            <m:e>
+              <m:r>
+                <m:t>P</m:t>
+              </m:r>
+            </m:e>
+            <m:sub>
+              <m:r>
+                <m:t>H</m:t>
+              </m:r>
+              <m:r>
+                <m:rPr>
+                  <m:sty m:val="p"/>
+                </m:rPr>
+                <m:t>,</m:t>
+              </m:r>
+              <m:r>
+                <m:t>i</m:t>
+              </m:r>
+            </m:sub>
+          </m:sSub>
+          <m:r>
+            <m:t> </m:t>
+          </m:r>
+          <m:r>
+            <m:rPr>
+              <m:sty m:val="p"/>
+            </m:rPr>
+            <m:t>≤</m:t>
+          </m:r>
+          <m:r>
+            <m:t> </m:t>
+          </m:r>
+          <m:r>
+            <m:rPr>
+              <m:sty m:val="p"/>
+            </m:rPr>
+            <m:t>min</m:t>
+          </m:r>
+          <m:r>
+            <m:t>​</m:t>
+          </m:r>
+          <m:d>
+            <m:dPr>
+              <m:begChr m:val="("/>
+              <m:endChr m:val=")"/>
+              <m:sepChr m:val=""/>
+              <m:grow/>
+            </m:dPr>
+            <m:e>
+              <m:sSubSup>
+                <m:e>
+                  <m:r>
+                    <m:t>P</m:t>
+                  </m:r>
+                </m:e>
+                <m:sub>
+                  <m:r>
+                    <m:t>H</m:t>
+                  </m:r>
+                  <m:r>
+                    <m:rPr>
+                      <m:sty m:val="p"/>
+                    </m:rPr>
+                    <m:t>,</m:t>
+                  </m:r>
+                  <m:r>
+                    <m:t>i</m:t>
+                  </m:r>
+                </m:sub>
+                <m:sup>
+                  <m:r>
+                    <m:rPr>
+                      <m:sty m:val="p"/>
+                    </m:rPr>
+                    <m:t>max</m:t>
+                  </m:r>
+                </m:sup>
+              </m:sSubSup>
+              <m:r>
+                <m:rPr>
+                  <m:sty m:val="p"/>
+                </m:rPr>
+                <m:t>,</m:t>
+              </m:r>
+              <m:r>
+                <m:t> </m:t>
+              </m:r>
+              <m:sSubSup>
+                <m:e>
+                  <m:r>
+                    <m:t>P</m:t>
+                  </m:r>
+                </m:e>
+                <m:sub>
+                  <m:r>
+                    <m:t>H</m:t>
+                  </m:r>
+                  <m:r>
+                    <m:rPr>
+                      <m:sty m:val="p"/>
+                    </m:rPr>
+                    <m:t>,</m:t>
+                  </m:r>
+                  <m:r>
+                    <m:t>i</m:t>
+                  </m:r>
+                </m:sub>
+                <m:sup>
+                  <m:r>
+                    <m:t>0</m:t>
+                  </m:r>
+                </m:sup>
+              </m:sSubSup>
+              <m:r>
+                <m:rPr>
+                  <m:sty m:val="p"/>
+                </m:rPr>
+                <m:t>+</m:t>
+              </m:r>
+              <m:sSubSup>
+                <m:e>
+                  <m:r>
+                    <m:t>R</m:t>
+                  </m:r>
+                </m:e>
+                <m:sub>
+                  <m:r>
+                    <m:t>i</m:t>
+                  </m:r>
+                </m:sub>
+                <m:sup>
+                  <m:r>
+                    <m:rPr>
+                      <m:sty m:val="p"/>
+                    </m:rPr>
+                    <m:t>↑</m:t>
+                  </m:r>
+                </m:sup>
+              </m:sSubSup>
+              <m:r>
+                <m:t>Δ</m:t>
+              </m:r>
+              <m:r>
+                <m:t>t</m:t>
+              </m:r>
+              <m:r>
+                <m:rPr>
+                  <m:sty m:val="p"/>
+                </m:rPr>
+                <m:t>,</m:t>
+              </m:r>
+              <m:r>
+                <m:t> </m:t>
+              </m:r>
+              <m:sSubSup>
+                <m:e>
+                  <m:r>
+                    <m:t>E</m:t>
+                  </m:r>
+                </m:e>
+                <m:sub>
+                  <m:r>
+                    <m:t>H</m:t>
+                  </m:r>
+                  <m:r>
+                    <m:rPr>
+                      <m:sty m:val="p"/>
+                    </m:rPr>
+                    <m:t>,</m:t>
+                  </m:r>
+                  <m:r>
+                    <m:t>i</m:t>
+                  </m:r>
+                </m:sub>
+                <m:sup>
+                  <m:r>
+                    <m:rPr>
+                      <m:sty m:val="p"/>
+                    </m:rPr>
+                    <m:t>a</m:t>
+                  </m:r>
+                  <m:r>
+                    <m:rPr>
+                      <m:sty m:val="p"/>
+                    </m:rPr>
+                    <m:t>v</m:t>
+                  </m:r>
+                  <m:r>
+                    <m:rPr>
+                      <m:sty m:val="p"/>
+                    </m:rPr>
+                    <m:t>a</m:t>
+                  </m:r>
+                  <m:r>
+                    <m:rPr>
+                      <m:sty m:val="p"/>
+                    </m:rPr>
+                    <m:t>i</m:t>
+                  </m:r>
+                  <m:r>
+                    <m:rPr>
+                      <m:sty m:val="p"/>
+                    </m:rPr>
+                    <m:t>l</m:t>
+                  </m:r>
+                </m:sup>
+              </m:sSubSup>
+              <m:r>
+                <m:rPr>
+                  <m:sty m:val="p"/>
+                </m:rPr>
+                <m:t>/</m:t>
+              </m:r>
+              <m:r>
+                <m:t>Δ</m:t>
+              </m:r>
+              <m:r>
+                <m:t>t</m:t>
+              </m:r>
+            </m:e>
+          </m:d>
+        </m:oMath>
+      </m:oMathPara>
+    </w:p>
+    <w:p>
+      <w:pPr>
+        <w:pStyle w:val="FirstParagraph"/>
+      </w:pPr>
+      <w:r>
+        <w:rPr>
+          <w:bCs/>
+          <w:b/>
+        </w:rPr>
+        <w:t xml:space="preserve">(2c) 风电机组</w:t>
+      </w:r>
+      <w:r>
+        <w:t xml:space="preserve">（</w:t>
+      </w:r>
+      <m:oMath>
+        <m:r>
+          <m:t>i</m:t>
+        </m:r>
+        <m:r>
+          <m:rPr>
+            <m:sty m:val="p"/>
+          </m:rPr>
+          <m:t>∈</m:t>
+        </m:r>
+        <m:sSub>
+          <m:e>
+            <m:r>
+              <m:rPr>
+                <m:sty m:val="p"/>
+                <m:scr m:val="script"/>
+              </m:rPr>
+              <m:t>G</m:t>
+            </m:r>
+          </m:e>
+          <m:sub>
+            <m:r>
+              <m:rPr>
+                <m:sty m:val="p"/>
+              </m:rPr>
+              <m:t>w</m:t>
+            </m:r>
+          </m:sub>
+        </m:sSub>
+      </m:oMath>
+      <w:r>
+        <w:t xml:space="preserve">，不可调度，可弃风）</w:t>
+      </w:r>
+    </w:p>
+    <w:p>
+      <w:pPr>
+        <w:pStyle w:val="BodyText"/>
+      </w:pPr>
+      <m:oMathPara>
+        <m:oMathParaPr>
+          <m:jc m:val="center"/>
+        </m:oMathParaPr>
+        <m:oMath>
+          <m:r>
+            <m:t>0</m:t>
+          </m:r>
+          <m:r>
+            <m:t> </m:t>
+          </m:r>
+          <m:r>
+            <m:rPr>
+              <m:sty m:val="p"/>
+            </m:rPr>
+            <m:t>≤</m:t>
+          </m:r>
+          <m:r>
+            <m:t> </m:t>
+          </m:r>
+          <m:sSub>
+            <m:e>
+              <m:r>
+                <m:t>P</m:t>
+              </m:r>
+            </m:e>
+            <m:sub>
+              <m:r>
+                <m:t>W</m:t>
+              </m:r>
+              <m:r>
+                <m:rPr>
+                  <m:sty m:val="p"/>
+                </m:rPr>
+                <m:t>,</m:t>
+              </m:r>
+              <m:r>
+                <m:t>i</m:t>
+              </m:r>
+            </m:sub>
+          </m:sSub>
+          <m:r>
+            <m:t> </m:t>
+          </m:r>
+          <m:r>
+            <m:rPr>
+              <m:sty m:val="p"/>
+            </m:rPr>
+            <m:t>≤</m:t>
+          </m:r>
+          <m:r>
+            <m:t> </m:t>
+          </m:r>
+          <m:sSubSup>
+            <m:e>
+              <m:r>
+                <m:t>P</m:t>
+              </m:r>
+            </m:e>
+            <m:sub>
+              <m:r>
+                <m:t>W</m:t>
+              </m:r>
+              <m:r>
+                <m:rPr>
+                  <m:sty m:val="p"/>
+                </m:rPr>
+                <m:t>,</m:t>
+              </m:r>
+              <m:r>
+                <m:t>i</m:t>
+              </m:r>
+            </m:sub>
+            <m:sup>
+              <m:r>
+                <m:rPr>
+                  <m:sty m:val="p"/>
+                </m:rPr>
+                <m:t>max</m:t>
+              </m:r>
+            </m:sup>
+          </m:sSubSup>
+          <m:d>
+            <m:dPr>
+              <m:begChr m:val="("/>
+              <m:endChr m:val=")"/>
+              <m:sepChr m:val=""/>
+              <m:grow/>
+            </m:dPr>
+            <m:e>
+              <m:r>
+                <m:t>v</m:t>
+              </m:r>
+            </m:e>
+          </m:d>
+        </m:oMath>
+      </m:oMathPara>
+    </w:p>
+    <w:p>
+      <w:pPr>
+        <w:pStyle w:val="FirstParagraph"/>
+      </w:pPr>
+      <m:oMath>
+        <m:sSubSup>
+          <m:e>
+            <m:r>
+              <m:t>P</m:t>
+            </m:r>
+          </m:e>
+          <m:sub>
+            <m:r>
+              <m:t>W</m:t>
+            </m:r>
+            <m:r>
+              <m:rPr>
+                <m:sty m:val="p"/>
+              </m:rPr>
+              <m:t>,</m:t>
+            </m:r>
+            <m:r>
+              <m:t>i</m:t>
+            </m:r>
+          </m:sub>
+          <m:sup>
+            <m:r>
+              <m:rPr>
+                <m:sty m:val="p"/>
+              </m:rPr>
+              <m:t>max</m:t>
+            </m:r>
+          </m:sup>
+        </m:sSubSup>
+        <m:d>
+          <m:dPr>
+            <m:begChr m:val="("/>
+            <m:endChr m:val=")"/>
+            <m:sepChr m:val=""/>
+            <m:grow/>
+          </m:dPr>
+          <m:e>
+            <m:r>
+              <m:t>v</m:t>
+            </m:r>
+          </m:e>
+        </m:d>
+      </m:oMath>
+      <w:r>
+        <w:t xml:space="preserve"> </w:t>
+      </w:r>
+      <w:r>
+        <w:t xml:space="preserve">由分段风速-功率曲线给出；极热无风</w:t>
+      </w:r>
+      <w:r>
+        <w:t xml:space="preserve"> </w:t>
+      </w:r>
+      <m:oMath>
+        <m:r>
+          <m:t>v</m:t>
+        </m:r>
+        <m:r>
+          <m:rPr>
+            <m:sty m:val="p"/>
+          </m:rPr>
+          <m:t>&lt;</m:t>
+        </m:r>
+        <m:sSub>
+          <m:e>
+            <m:r>
+              <m:t>v</m:t>
+            </m:r>
+          </m:e>
+          <m:sub>
+            <m:r>
+              <m:t>c</m:t>
+            </m:r>
+            <m:r>
+              <m:t>i</m:t>
+            </m:r>
+          </m:sub>
+        </m:sSub>
+      </m:oMath>
+      <w:r>
+        <w:t xml:space="preserve"> </w:t>
+      </w:r>
+      <w:r>
+        <w:t xml:space="preserve">时</w:t>
+      </w:r>
+      <w:r>
+        <w:t xml:space="preserve"> </w:t>
+      </w:r>
+      <m:oMath>
+        <m:sSubSup>
+          <m:e>
+            <m:r>
+              <m:t>P</m:t>
+            </m:r>
+          </m:e>
+          <m:sub>
+            <m:r>
+              <m:t>W</m:t>
+            </m:r>
+            <m:r>
+              <m:rPr>
+                <m:sty m:val="p"/>
+              </m:rPr>
+              <m:t>,</m:t>
+            </m:r>
+            <m:r>
+              <m:t>i</m:t>
+            </m:r>
+          </m:sub>
+          <m:sup>
+            <m:r>
+              <m:rPr>
+                <m:sty m:val="p"/>
+              </m:rPr>
+              <m:t>max</m:t>
+            </m:r>
+          </m:sup>
+        </m:sSubSup>
+        <m:r>
+          <m:rPr>
+            <m:sty m:val="p"/>
+          </m:rPr>
+          <m:t>≈</m:t>
+        </m:r>
+        <m:r>
+          <m:t>0</m:t>
+        </m:r>
+      </m:oMath>
+      <w:r>
+        <w:t xml:space="preserve">。</w:t>
+      </w:r>
+    </w:p>
+    <w:p>
+      <w:pPr>
+        <w:pStyle w:val="BodyText"/>
+      </w:pPr>
+      <w:r>
+        <w:rPr>
+          <w:bCs/>
+          <w:b/>
+        </w:rPr>
+        <w:t xml:space="preserve">(2d) 光伏机组</w:t>
+      </w:r>
+      <w:r>
+        <w:t xml:space="preserve">（</w:t>
+      </w:r>
+      <m:oMath>
+        <m:r>
+          <m:t>i</m:t>
+        </m:r>
+        <m:r>
+          <m:rPr>
+            <m:sty m:val="p"/>
+          </m:rPr>
+          <m:t>∈</m:t>
+        </m:r>
+        <m:sSub>
+          <m:e>
+            <m:r>
+              <m:rPr>
+                <m:sty m:val="p"/>
+                <m:scr m:val="script"/>
+              </m:rPr>
+              <m:t>G</m:t>
+            </m:r>
+          </m:e>
+          <m:sub>
+            <m:r>
+              <m:rPr>
+                <m:sty m:val="p"/>
+              </m:rPr>
+              <m:t>p</m:t>
+            </m:r>
+            <m:r>
+              <m:rPr>
+                <m:sty m:val="p"/>
+              </m:rPr>
+              <m:t>v</m:t>
+            </m:r>
+          </m:sub>
+        </m:sSub>
+      </m:oMath>
+      <w:r>
+        <w:t xml:space="preserve">，不可调度，可弃光）</w:t>
+      </w:r>
+    </w:p>
+    <w:p>
+      <w:pPr>
+        <w:pStyle w:val="BodyText"/>
+      </w:pPr>
+      <m:oMathPara>
+        <m:oMathParaPr>
+          <m:jc m:val="center"/>
+        </m:oMathParaPr>
+        <m:oMath>
+          <m:r>
+            <m:t>0</m:t>
+          </m:r>
+          <m:r>
+            <m:t> </m:t>
+          </m:r>
+          <m:r>
+            <m:rPr>
+              <m:sty m:val="p"/>
+            </m:rPr>
+            <m:t>≤</m:t>
+          </m:r>
+          <m:r>
+            <m:t> </m:t>
+          </m:r>
+          <m:sSub>
+            <m:e>
+              <m:r>
+                <m:t>P</m:t>
+              </m:r>
+            </m:e>
+            <m:sub>
+              <m:r>
+                <m:t>P</m:t>
+              </m:r>
+              <m:r>
+                <m:t>V</m:t>
+              </m:r>
+              <m:r>
+                <m:rPr>
+                  <m:sty m:val="p"/>
+                </m:rPr>
+                <m:t>,</m:t>
+              </m:r>
+              <m:r>
+                <m:t>i</m:t>
+              </m:r>
+            </m:sub>
+          </m:sSub>
+          <m:r>
+            <m:t> </m:t>
+          </m:r>
+          <m:r>
+            <m:rPr>
+              <m:sty m:val="p"/>
+            </m:rPr>
+            <m:t>≤</m:t>
+          </m:r>
+          <m:r>
+            <m:t> </m:t>
+          </m:r>
+          <m:sSubSup>
+            <m:e>
+              <m:r>
+                <m:t>P</m:t>
+              </m:r>
+            </m:e>
+            <m:sub>
+              <m:r>
+                <m:t>P</m:t>
+              </m:r>
+              <m:r>
+                <m:t>V</m:t>
+              </m:r>
+              <m:r>
+                <m:rPr>
+                  <m:sty m:val="p"/>
+                </m:rPr>
+                <m:t>,</m:t>
+              </m:r>
+              <m:r>
+                <m:t>i</m:t>
+              </m:r>
+            </m:sub>
+            <m:sup>
+              <m:r>
+                <m:rPr>
+                  <m:sty m:val="p"/>
+                </m:rPr>
+                <m:t>max</m:t>
+              </m:r>
+            </m:sup>
+          </m:sSubSup>
+          <m:d>
+            <m:dPr>
+              <m:begChr m:val="("/>
+              <m:endChr m:val=")"/>
+              <m:sepChr m:val=""/>
+              <m:grow/>
+            </m:dPr>
+            <m:e>
+              <m:r>
+                <m:t>G</m:t>
+              </m:r>
+              <m:r>
+                <m:rPr>
+                  <m:sty m:val="p"/>
+                </m:rPr>
+                <m:t>,</m:t>
+              </m:r>
+              <m:r>
+                <m:t>T</m:t>
+              </m:r>
+            </m:e>
+          </m:d>
+        </m:oMath>
+      </m:oMathPara>
+    </w:p>
+    <w:p>
+      <w:pPr>
+        <w:pStyle w:val="FirstParagraph"/>
+      </w:pPr>
+      <m:oMath>
+        <m:sSubSup>
+          <m:e>
+            <m:r>
+              <m:t>P</m:t>
+            </m:r>
+          </m:e>
+          <m:sub>
+            <m:r>
+              <m:t>P</m:t>
+            </m:r>
+            <m:r>
+              <m:t>V</m:t>
+            </m:r>
+            <m:r>
+              <m:rPr>
+                <m:sty m:val="p"/>
+              </m:rPr>
+              <m:t>,</m:t>
+            </m:r>
+            <m:r>
+              <m:t>i</m:t>
+            </m:r>
+          </m:sub>
+          <m:sup>
+            <m:r>
+              <m:rPr>
+                <m:sty m:val="p"/>
+              </m:rPr>
+              <m:t>max</m:t>
+            </m:r>
+          </m:sup>
+        </m:sSubSup>
+        <m:d>
+          <m:dPr>
+            <m:begChr m:val="("/>
+            <m:endChr m:val=")"/>
+            <m:sepChr m:val=""/>
+            <m:grow/>
+          </m:dPr>
+          <m:e>
+            <m:r>
+              <m:t>G</m:t>
+            </m:r>
+            <m:r>
+              <m:rPr>
+                <m:sty m:val="p"/>
+              </m:rPr>
+              <m:t>,</m:t>
+            </m:r>
+            <m:r>
+              <m:t>T</m:t>
+            </m:r>
+          </m:e>
+        </m:d>
+      </m:oMath>
+      <w:r>
+        <w:t xml:space="preserve"> </w:t>
+      </w:r>
+      <w:r>
+        <w:t xml:space="preserve">含辐照度与电池温度负系数。</w:t>
+      </w:r>
+    </w:p>
+    <w:p>
+      <w:pPr>
+        <w:pStyle w:val="BlockText"/>
+      </w:pPr>
+      <w:r>
+        <w:rPr>
+          <w:bCs/>
+          <w:b/>
+        </w:rPr>
+        <w:t xml:space="preserve">实现说明</w:t>
+      </w:r>
+      <w:r>
+        <w:t xml:space="preserve">：上述 (2a)–(2d) 在 Gurobi 模型中统一通过机组变量界</w:t>
+      </w:r>
+      <w:r>
+        <w:t xml:space="preserve"> </w:t>
+      </w:r>
+      <m:oMath>
+        <m:r>
+          <m:rPr>
+            <m:nor/>
+            <m:sty m:val="p"/>
+            <m:scr m:val="monospace"/>
+          </m:rPr>
+          <m:t>lb</m:t>
+        </m:r>
+        <m:d>
+          <m:dPr>
+            <m:begChr m:val="("/>
+            <m:endChr m:val=")"/>
+            <m:sepChr m:val=""/>
+            <m:grow/>
+          </m:dPr>
+          <m:e>
+            <m:sSub>
+              <m:e>
+                <m:r>
+                  <m:t>P</m:t>
+                </m:r>
+              </m:e>
+              <m:sub>
+                <m:r>
+                  <m:t>G</m:t>
+                </m:r>
+                <m:r>
+                  <m:rPr>
+                    <m:sty m:val="p"/>
+                  </m:rPr>
+                  <m:t>,</m:t>
+                </m:r>
+                <m:r>
+                  <m:t>i</m:t>
+                </m:r>
+              </m:sub>
+            </m:sSub>
+          </m:e>
+        </m:d>
+        <m:r>
+          <m:rPr>
+            <m:sty m:val="p"/>
+          </m:rPr>
+          <m:t>=</m:t>
+        </m:r>
+        <m:sSubSup>
+          <m:e>
+            <m:bar>
+              <m:barPr>
+                <m:pos m:val="bot"/>
+              </m:barPr>
+              <m:e>
+                <m:r>
+                  <m:t>P</m:t>
+                </m:r>
+              </m:e>
+            </m:bar>
+          </m:e>
+          <m:sub>
+            <m:r>
+              <m:t>G</m:t>
+            </m:r>
+            <m:r>
+              <m:rPr>
+                <m:sty m:val="p"/>
+              </m:rPr>
+              <m:t>,</m:t>
+            </m:r>
+            <m:r>
+              <m:t>i</m:t>
+            </m:r>
+          </m:sub>
+          <m:sup>
+            <m:r>
+              <m:rPr>
+                <m:sty m:val="p"/>
+              </m:rPr>
+              <m:t>d</m:t>
+            </m:r>
+            <m:r>
+              <m:rPr>
+                <m:sty m:val="p"/>
+              </m:rPr>
+              <m:t>i</m:t>
+            </m:r>
+            <m:r>
+              <m:rPr>
+                <m:sty m:val="p"/>
+              </m:rPr>
+              <m:t>s</m:t>
+            </m:r>
+            <m:r>
+              <m:rPr>
+                <m:sty m:val="p"/>
+              </m:rPr>
+              <m:t>p</m:t>
+            </m:r>
+          </m:sup>
+        </m:sSubSup>
+      </m:oMath>
+      <w:r>
+        <w:t xml:space="preserve">、</w:t>
+      </w:r>
+      <m:oMath>
+        <m:r>
+          <m:rPr>
+            <m:nor/>
+            <m:sty m:val="p"/>
+            <m:scr m:val="monospace"/>
+          </m:rPr>
+          <m:t>ub</m:t>
+        </m:r>
+        <m:d>
+          <m:dPr>
+            <m:begChr m:val="("/>
+            <m:endChr m:val=")"/>
+            <m:sepChr m:val=""/>
+            <m:grow/>
+          </m:dPr>
+          <m:e>
+            <m:sSub>
+              <m:e>
+                <m:r>
+                  <m:t>P</m:t>
+                </m:r>
+              </m:e>
+              <m:sub>
+                <m:r>
+                  <m:t>G</m:t>
+                </m:r>
+                <m:r>
+                  <m:rPr>
+                    <m:sty m:val="p"/>
+                  </m:rPr>
+                  <m:t>,</m:t>
+                </m:r>
+                <m:r>
+                  <m:t>i</m:t>
+                </m:r>
+              </m:sub>
+            </m:sSub>
+          </m:e>
+        </m:d>
+        <m:r>
+          <m:rPr>
+            <m:sty m:val="p"/>
+          </m:rPr>
+          <m:t>=</m:t>
+        </m:r>
+        <m:sSubSup>
+          <m:e>
+            <m:bar>
+              <m:barPr>
+                <m:pos m:val="top"/>
+              </m:barPr>
+              <m:e>
+                <m:r>
+                  <m:t>P</m:t>
+                </m:r>
+              </m:e>
+            </m:bar>
+          </m:e>
+          <m:sub>
+            <m:r>
+              <m:t>G</m:t>
+            </m:r>
+            <m:r>
+              <m:rPr>
+                <m:sty m:val="p"/>
+              </m:rPr>
+              <m:t>,</m:t>
+            </m:r>
+            <m:r>
+              <m:t>i</m:t>
+            </m:r>
+          </m:sub>
+          <m:sup>
+            <m:r>
+              <m:rPr>
+                <m:sty m:val="p"/>
+              </m:rPr>
+              <m:t>d</m:t>
+            </m:r>
+            <m:r>
+              <m:rPr>
+                <m:sty m:val="p"/>
+              </m:rPr>
+              <m:t>i</m:t>
+            </m:r>
+            <m:r>
+              <m:rPr>
+                <m:sty m:val="p"/>
+              </m:rPr>
+              <m:t>s</m:t>
+            </m:r>
+            <m:r>
+              <m:rPr>
+                <m:sty m:val="p"/>
+              </m:rPr>
+              <m:t>p</m:t>
+            </m:r>
+          </m:sup>
+        </m:sSubSup>
+      </m:oMath>
+      <w:r>
+        <w:t xml:space="preserve"> </w:t>
+      </w:r>
+      <w:r>
+        <w:t xml:space="preserve">施加（见</w:t>
+      </w:r>
+      <w:r>
+        <w:t xml:space="preserve"> </w:t>
+      </w:r>
+      <w:r>
+        <w:rPr>
+          <w:rStyle w:val="VerbatimChar"/>
+        </w:rPr>
+        <w:t xml:space="preserve">matlab/source_dispatch_bounds.m</w:t>
+      </w:r>
+      <w:r>
+        <w:t xml:space="preserve">），无需额外约束行。</w:t>
+      </w:r>
+    </w:p>
+    <w:bookmarkEnd w:id="26"/>
+    <w:bookmarkStart w:id="27" w:name="荷侧切负荷区间约束"/>
+    <w:p>
+      <w:pPr>
+        <w:pStyle w:val="Heading4"/>
+      </w:pPr>
+      <w:r>
+        <w:t xml:space="preserve">(3) 荷侧切负荷区间约束</w:t>
+      </w:r>
+    </w:p>
+    <w:p>
+      <w:pPr>
+        <w:pStyle w:val="FirstParagraph"/>
+      </w:pPr>
+      <m:oMathPara>
+        <m:oMathParaPr>
+          <m:jc m:val="center"/>
+        </m:oMathParaPr>
+        <m:oMath>
+          <m:r>
+            <m:t>0</m:t>
+          </m:r>
+          <m:r>
+            <m:t> </m:t>
+          </m:r>
+          <m:r>
+            <m:rPr>
+              <m:sty m:val="p"/>
+            </m:rPr>
+            <m:t>≤</m:t>
+          </m:r>
+          <m:r>
+            <m:t> </m:t>
+          </m:r>
+          <m:sSub>
+            <m:e>
+              <m:r>
+                <m:t>s</m:t>
+              </m:r>
+            </m:e>
+            <m:sub>
+              <m:r>
+                <m:t>j</m:t>
+              </m:r>
+              <m:r>
+                <m:rPr>
+                  <m:sty m:val="p"/>
+                </m:rPr>
+                <m:t>,</m:t>
+              </m:r>
+              <m:r>
+                <m:t>k</m:t>
+              </m:r>
+            </m:sub>
+          </m:sSub>
+          <m:r>
+            <m:t> </m:t>
+          </m:r>
+          <m:r>
+            <m:rPr>
+              <m:sty m:val="p"/>
+            </m:rPr>
+            <m:t>≤</m:t>
+          </m:r>
+          <m:r>
+            <m:t> </m:t>
+          </m:r>
+          <m:sSub>
+            <m:e>
+              <m:r>
+                <m:t>D</m:t>
+              </m:r>
+            </m:e>
+            <m:sub>
+              <m:r>
+                <m:t>j</m:t>
+              </m:r>
+              <m:r>
+                <m:rPr>
+                  <m:sty m:val="p"/>
+                </m:rPr>
+                <m:t>,</m:t>
+              </m:r>
+              <m:r>
+                <m:t>k</m:t>
+              </m:r>
+            </m:sub>
+          </m:sSub>
+          <m:d>
+            <m:dPr>
+              <m:begChr m:val="("/>
+              <m:endChr m:val=")"/>
+              <m:sepChr m:val=""/>
+              <m:grow/>
+            </m:dPr>
+            <m:e>
+              <m:r>
+                <m:t>T</m:t>
+              </m:r>
+            </m:e>
+          </m:d>
+          <m:r>
+            <m:rPr>
+              <m:sty m:val="p"/>
+            </m:rPr>
+            <m:t>,</m:t>
+          </m:r>
+          <m:r>
+            <m:t>  </m:t>
+          </m:r>
+          <m:r>
+            <m:rPr>
+              <m:sty m:val="p"/>
+            </m:rPr>
+            <m:t>∀</m:t>
+          </m:r>
+          <m:r>
+            <m:t>j</m:t>
+          </m:r>
+          <m:r>
+            <m:rPr>
+              <m:sty m:val="p"/>
+            </m:rPr>
+            <m:t>∈</m:t>
+          </m:r>
+          <m:r>
+            <m:rPr>
+              <m:sty m:val="p"/>
+              <m:scr m:val="script"/>
+            </m:rPr>
+            <m:t>D</m:t>
+          </m:r>
+          <m:r>
+            <m:rPr>
+              <m:sty m:val="p"/>
+            </m:rPr>
+            <m:t>,</m:t>
+          </m:r>
+          <m:r>
+            <m:t> </m:t>
+          </m:r>
+          <m:r>
+            <m:t>k</m:t>
+          </m:r>
+          <m:r>
+            <m:rPr>
+              <m:sty m:val="p"/>
+            </m:rPr>
+            <m:t>=</m:t>
+          </m:r>
+          <m:r>
+            <m:t>1</m:t>
+          </m:r>
+          <m:r>
+            <m:rPr>
+              <m:sty m:val="p"/>
+            </m:rPr>
+            <m:t>,</m:t>
+          </m:r>
+          <m:r>
+            <m:t>2</m:t>
+          </m:r>
+          <m:r>
+            <m:rPr>
+              <m:sty m:val="p"/>
+            </m:rPr>
+            <m:t>,</m:t>
+          </m:r>
+          <m:r>
+            <m:t>3</m:t>
+          </m:r>
+        </m:oMath>
+      </m:oMathPara>
+    </w:p>
+    <w:bookmarkEnd w:id="27"/>
+    <w:bookmarkStart w:id="28" w:name="线路潮流安全约束每支路两条不等式"/>
+    <w:p>
+      <w:pPr>
+        <w:pStyle w:val="Heading4"/>
+      </w:pPr>
+      <w:r>
+        <w:t xml:space="preserve">(4) 线路潮流（安全）约束（每支路两条不等式）</w:t>
+      </w:r>
+    </w:p>
+    <w:p>
+      <w:pPr>
+        <w:pStyle w:val="FirstParagraph"/>
+      </w:pPr>
+      <m:oMathPara>
+        <m:oMathParaPr>
+          <m:jc m:val="center"/>
+        </m:oMathParaPr>
+        <m:oMath>
+          <m:r>
+            <m:rPr>
+              <m:sty m:val="p"/>
+            </m:rPr>
+            <m:t>−</m:t>
+          </m:r>
+          <m:r>
+            <m:t> </m:t>
+          </m:r>
+          <m:sSub>
+            <m:e>
+              <m:bar>
+                <m:barPr>
+                  <m:pos m:val="top"/>
+                </m:barPr>
+                <m:e>
+                  <m:r>
+                    <m:t>f</m:t>
+                  </m:r>
+                </m:e>
+              </m:bar>
+            </m:e>
+            <m:sub>
+              <m:r>
+                <m:t>l</m:t>
+              </m:r>
+            </m:sub>
+          </m:sSub>
+          <m:r>
+            <m:t> </m:t>
+          </m:r>
+          <m:r>
+            <m:rPr>
+              <m:sty m:val="p"/>
+            </m:rPr>
+            <m:t>≤</m:t>
+          </m:r>
+          <m:r>
+            <m:t> </m:t>
+          </m:r>
+          <m:sSub>
+            <m:e>
+              <m:r>
+                <m:t>S</m:t>
+              </m:r>
+            </m:e>
+            <m:sub>
+              <m:r>
+                <m:t>B</m:t>
+              </m:r>
+            </m:sub>
+          </m:sSub>
+          <m:r>
+            <m:t> </m:t>
+          </m:r>
+          <m:sSub>
+            <m:e>
+              <m:r>
+                <m:t>b</m:t>
+              </m:r>
+            </m:e>
+            <m:sub>
+              <m:r>
+                <m:t>l</m:t>
+              </m:r>
+            </m:sub>
+          </m:sSub>
+          <m:r>
+            <m:t> </m:t>
+          </m:r>
+          <m:d>
+            <m:dPr>
+              <m:begChr m:val="("/>
+              <m:endChr m:val=")"/>
+              <m:sepChr m:val=""/>
+              <m:grow/>
+            </m:dPr>
+            <m:e>
+              <m:sSub>
+                <m:e>
+                  <m:r>
+                    <m:t>θ</m:t>
+                  </m:r>
+                </m:e>
+                <m:sub>
+                  <m:r>
+                    <m:t>i</m:t>
+                  </m:r>
+                </m:sub>
+              </m:sSub>
+              <m:r>
+                <m:rPr>
+                  <m:sty m:val="p"/>
+                </m:rPr>
+                <m:t>−</m:t>
+              </m:r>
+              <m:sSub>
+                <m:e>
+                  <m:r>
+                    <m:t>θ</m:t>
+                  </m:r>
+                </m:e>
+                <m:sub>
+                  <m:r>
+                    <m:t>j</m:t>
+                  </m:r>
+                </m:sub>
+              </m:sSub>
+            </m:e>
+          </m:d>
+          <m:r>
+            <m:t> </m:t>
+          </m:r>
+          <m:r>
+            <m:rPr>
+              <m:sty m:val="p"/>
+            </m:rPr>
+            <m:t>≤</m:t>
+          </m:r>
+          <m:r>
+            <m:t> </m:t>
+          </m:r>
+          <m:sSub>
+            <m:e>
+              <m:bar>
+                <m:barPr>
+                  <m:pos m:val="top"/>
+                </m:barPr>
+                <m:e>
+                  <m:r>
+                    <m:t>f</m:t>
+                  </m:r>
+                </m:e>
+              </m:bar>
+            </m:e>
+            <m:sub>
+              <m:r>
+                <m:t>l</m:t>
+              </m:r>
+            </m:sub>
+          </m:sSub>
+          <m:r>
+            <m:rPr>
+              <m:sty m:val="p"/>
+            </m:rPr>
+            <m:t>,</m:t>
+          </m:r>
+          <m:r>
+            <m:t>  </m:t>
+          </m:r>
+          <m:r>
+            <m:rPr>
+              <m:sty m:val="p"/>
+            </m:rPr>
+            <m:t>∀</m:t>
+          </m:r>
+          <m:r>
+            <m:t>l</m:t>
+          </m:r>
+        </m:oMath>
+      </m:oMathPara>
+    </w:p>
+    <w:bookmarkEnd w:id="28"/>
+    <w:bookmarkStart w:id="29" w:name="平衡节点相角参考"/>
+    <w:p>
+      <w:pPr>
+        <w:pStyle w:val="Heading4"/>
+      </w:pPr>
+      <w:r>
+        <w:t xml:space="preserve">(5) 平衡节点相角参考</w:t>
+      </w:r>
+    </w:p>
+    <w:p>
+      <w:pPr>
+        <w:pStyle w:val="FirstParagraph"/>
+      </w:pPr>
+      <m:oMathPara>
+        <m:oMathParaPr>
+          <m:jc m:val="center"/>
+        </m:oMathParaPr>
+        <m:oMath>
+          <m:sSub>
+            <m:e>
+              <m:r>
+                <m:t>θ</m:t>
+              </m:r>
+            </m:e>
+            <m:sub>
+              <m:r>
+                <m:rPr>
+                  <m:sty m:val="p"/>
+                </m:rPr>
+                <m:t>s</m:t>
+              </m:r>
+              <m:r>
+                <m:rPr>
+                  <m:sty m:val="p"/>
+                </m:rPr>
+                <m:t>l</m:t>
+              </m:r>
+              <m:r>
+                <m:rPr>
+                  <m:sty m:val="p"/>
+                </m:rPr>
+                <m:t>a</m:t>
+              </m:r>
+              <m:r>
+                <m:rPr>
+                  <m:sty m:val="p"/>
+                </m:rPr>
+                <m:t>c</m:t>
+              </m:r>
+              <m:r>
+                <m:rPr>
+                  <m:sty m:val="p"/>
+                </m:rPr>
+                <m:t>k</m:t>
+              </m:r>
+            </m:sub>
+          </m:sSub>
+          <m:r>
+            <m:rPr>
+              <m:sty m:val="p"/>
+            </m:rPr>
+            <m:t>=</m:t>
+          </m:r>
+          <m:r>
+            <m:t>0</m:t>
+          </m:r>
+          <m:r>
+            <m:t> </m:t>
+          </m:r>
+          <m:d>
+            <m:dPr>
+              <m:begChr m:val="("/>
+              <m:endChr m:val=")"/>
+              <m:sepChr m:val=""/>
+              <m:grow/>
+            </m:dPr>
+            <m:e>
+              <m:r>
                 <m:rPr>
                   <m:nor/>
                   <m:sty m:val="p"/>
@@ -3984,8 +7113,9 @@
         </m:oMath>
       </m:oMathPara>
     </w:p>
-    <w:bookmarkEnd w:id="25"/>
-    <w:bookmarkStart w:id="26" w:name="与-gurobi-标准型的对应"/>
+    <w:bookmarkEnd w:id="29"/>
+    <w:bookmarkEnd w:id="30"/>
+    <w:bookmarkStart w:id="31" w:name="与-gurobi-标准型的对应"/>
     <w:p>
       <w:pPr>
         <w:pStyle w:val="Heading3"/>
@@ -4544,57 +7674,7 @@
         </m:r>
       </m:oMath>
       <w:r>
-        <w:t xml:space="preserve">：式 (2)(3) 为变量界，式 (5) 通过</w:t>
-      </w:r>
-      <w:r>
-        <w:t xml:space="preserve"> </w:t>
-      </w:r>
-      <m:oMath>
-        <m:sSub>
-          <m:e>
-            <m:r>
-              <m:t>θ</m:t>
-            </m:r>
-          </m:e>
-          <m:sub>
-            <m:r>
-              <m:rPr>
-                <m:sty m:val="p"/>
-              </m:rPr>
-              <m:t>s</m:t>
-            </m:r>
-            <m:r>
-              <m:rPr>
-                <m:sty m:val="p"/>
-              </m:rPr>
-              <m:t>l</m:t>
-            </m:r>
-            <m:r>
-              <m:rPr>
-                <m:sty m:val="p"/>
-              </m:rPr>
-              <m:t>a</m:t>
-            </m:r>
-            <m:r>
-              <m:rPr>
-                <m:sty m:val="p"/>
-              </m:rPr>
-              <m:t>c</m:t>
-            </m:r>
-            <m:r>
-              <m:rPr>
-                <m:sty m:val="p"/>
-              </m:rPr>
-              <m:t>k</m:t>
-            </m:r>
-          </m:sub>
-        </m:sSub>
-      </m:oMath>
-      <w:r>
-        <w:t xml:space="preserve"> </w:t>
-      </w:r>
-      <w:r>
-        <w:t xml:space="preserve">上下界均置 0 实现。</w:t>
+        <w:t xml:space="preserve">：式 (2a)–(2d) 源侧调度区间、式 (3) 切负荷界、式 (5) 平衡节点相角界；</w:t>
       </w:r>
     </w:p>
     <w:p>
@@ -4611,10 +7691,19 @@
         <w:rPr>
           <w:rStyle w:val="VerbatimChar"/>
         </w:rPr>
+        <w:t xml:space="preserve">matlab/source_dispatch_bounds.m</w:t>
+      </w:r>
+      <w:r>
+        <w:t xml:space="preserve">（源侧区间）、</w:t>
+      </w:r>
+      <w:r>
+        <w:rPr>
+          <w:rStyle w:val="VerbatimChar"/>
+        </w:rPr>
         <w:t xml:space="preserve">matlab/build_and_solve_dcopf.m</w:t>
       </w:r>
       <w:r>
-        <w:t xml:space="preserve">，主程序入口</w:t>
+        <w:t xml:space="preserve">（模型装配），主程序</w:t>
       </w:r>
       <w:r>
         <w:t xml:space="preserve"> </w:t>
@@ -4636,9 +7725,9 @@
         </w:pict>
       </w:r>
     </w:p>
-    <w:bookmarkEnd w:id="26"/>
-    <w:bookmarkEnd w:id="27"/>
-    <w:bookmarkStart w:id="29" w:name="求解结果极热场景基准状态"/>
+    <w:bookmarkEnd w:id="31"/>
+    <w:bookmarkEnd w:id="32"/>
+    <w:bookmarkStart w:id="34" w:name="求解结果极热场景基准状态"/>
     <w:p>
       <w:pPr>
         <w:pStyle w:val="Heading2"/>
@@ -4781,21 +7870,26 @@
         </w:rPr>
         <w:t xml:space="preserve">源侧出力（MW）</w:t>
       </w:r>
+      <w:r>
+        <w:t xml:space="preserve">——含调度下界/上界（已计降容、最小出力、爬坡、水电电量）</w:t>
+      </w:r>
     </w:p>
     <w:tbl>
       <w:tblPr>
         <w:tblStyle w:val="Table"/>
-        <w:tblW w:type="auto" w:w="0"/>
+        <w:tblW w:type="pct" w:w="5000"/>
         <w:tblLook w:firstRow="1" w:lastRow="0" w:firstColumn="0" w:lastColumn="0" w:noHBand="0" w:noVBand="0" w:val="0020"/>
         <w:jc w:val="start"/>
       </w:tblPr>
       <w:tblGrid>
-        <w:gridCol w:w="1320"/>
-        <w:gridCol w:w="1320"/>
-        <w:gridCol w:w="1320"/>
-        <w:gridCol w:w="1320"/>
-        <w:gridCol w:w="1320"/>
-        <w:gridCol w:w="1320"/>
+        <w:gridCol w:w="792"/>
+        <w:gridCol w:w="792"/>
+        <w:gridCol w:w="1056"/>
+        <w:gridCol w:w="1056"/>
+        <w:gridCol w:w="1056"/>
+        <w:gridCol w:w="1056"/>
+        <w:gridCol w:w="1056"/>
+        <w:gridCol w:w="1056"/>
       </w:tblGrid>
       <w:tr>
         <w:trPr>
@@ -4844,12 +7938,6 @@
               <w:pStyle w:val="Compact"/>
               <w:jc w:val="right"/>
             </w:pPr>
-            <w:r>
-              <w:t xml:space="preserve">高温</w:t>
-            </w:r>
-            <w:r>
-              <w:t xml:space="preserve"> </w:t>
-            </w:r>
             <m:oMath>
               <m:sSup>
                 <m:e>
@@ -4862,7 +7950,7 @@
                     <m:rPr>
                       <m:sty m:val="p"/>
                     </m:rPr>
-                    <m:t>max</m:t>
+                    <m:t>min</m:t>
                   </m:r>
                 </m:sup>
               </m:sSup>
@@ -4877,6 +7965,30 @@
               <w:jc w:val="right"/>
             </w:pPr>
             <w:r>
+              <w:t xml:space="preserve">调度下界</w:t>
+            </w:r>
+          </w:p>
+        </w:tc>
+        <w:tc>
+          <w:tcPr/>
+          <w:p>
+            <w:pPr>
+              <w:pStyle w:val="Compact"/>
+              <w:jc w:val="right"/>
+            </w:pPr>
+            <w:r>
+              <w:t xml:space="preserve">调度上界</w:t>
+            </w:r>
+          </w:p>
+        </w:tc>
+        <w:tc>
+          <w:tcPr/>
+          <w:p>
+            <w:pPr>
+              <w:pStyle w:val="Compact"/>
+              <w:jc w:val="right"/>
+            </w:pPr>
+            <w:r>
               <w:t xml:space="preserve">出力</w:t>
             </w:r>
             <w:r>
@@ -4956,6 +8068,30 @@
               <w:jc w:val="right"/>
             </w:pPr>
             <w:r>
+              <w:t xml:space="preserve">0</w:t>
+            </w:r>
+          </w:p>
+        </w:tc>
+        <w:tc>
+          <w:tcPr/>
+          <w:p>
+            <w:pPr>
+              <w:pStyle w:val="Compact"/>
+              <w:jc w:val="right"/>
+            </w:pPr>
+            <w:r>
+              <w:t xml:space="preserve">0.0</w:t>
+            </w:r>
+          </w:p>
+        </w:tc>
+        <w:tc>
+          <w:tcPr/>
+          <w:p>
+            <w:pPr>
+              <w:pStyle w:val="Compact"/>
+              <w:jc w:val="right"/>
+            </w:pPr>
+            <w:r>
               <w:t xml:space="preserve">807.5</w:t>
             </w:r>
           </w:p>
@@ -5030,6 +8166,30 @@
               <w:jc w:val="right"/>
             </w:pPr>
             <w:r>
+              <w:t xml:space="preserve">240</w:t>
+            </w:r>
+          </w:p>
+        </w:tc>
+        <w:tc>
+          <w:tcPr/>
+          <w:p>
+            <w:pPr>
+              <w:pStyle w:val="Compact"/>
+              <w:jc w:val="right"/>
+            </w:pPr>
+            <w:r>
+              <w:t xml:space="preserve">397.9</w:t>
+            </w:r>
+          </w:p>
+        </w:tc>
+        <w:tc>
+          <w:tcPr/>
+          <w:p>
+            <w:pPr>
+              <w:pStyle w:val="Compact"/>
+              <w:jc w:val="right"/>
+            </w:pPr>
+            <w:r>
               <w:t xml:space="preserve">780.0</w:t>
             </w:r>
           </w:p>
@@ -5104,6 +8264,30 @@
               <w:jc w:val="right"/>
             </w:pPr>
             <w:r>
+              <w:t xml:space="preserve">240</w:t>
+            </w:r>
+          </w:p>
+        </w:tc>
+        <w:tc>
+          <w:tcPr/>
+          <w:p>
+            <w:pPr>
+              <w:pStyle w:val="Compact"/>
+              <w:jc w:val="right"/>
+            </w:pPr>
+            <w:r>
+              <w:t xml:space="preserve">370.0</w:t>
+            </w:r>
+          </w:p>
+        </w:tc>
+        <w:tc>
+          <w:tcPr/>
+          <w:p>
+            <w:pPr>
+              <w:pStyle w:val="Compact"/>
+              <w:jc w:val="right"/>
+            </w:pPr>
+            <w:r>
               <w:t xml:space="preserve">780.0</w:t>
             </w:r>
           </w:p>
@@ -5178,6 +8362,30 @@
               <w:jc w:val="right"/>
             </w:pPr>
             <w:r>
+              <w:t xml:space="preserve">140</w:t>
+            </w:r>
+          </w:p>
+        </w:tc>
+        <w:tc>
+          <w:tcPr/>
+          <w:p>
+            <w:pPr>
+              <w:pStyle w:val="Compact"/>
+              <w:jc w:val="right"/>
+            </w:pPr>
+            <w:r>
+              <w:t xml:space="preserve">282.0</w:t>
+            </w:r>
+          </w:p>
+        </w:tc>
+        <w:tc>
+          <w:tcPr/>
+          <w:p>
+            <w:pPr>
+              <w:pStyle w:val="Compact"/>
+              <w:jc w:val="right"/>
+            </w:pPr>
+            <w:r>
               <w:t xml:space="preserve">668.5</w:t>
             </w:r>
           </w:p>
@@ -5252,6 +8460,30 @@
               <w:jc w:val="right"/>
             </w:pPr>
             <w:r>
+              <w:t xml:space="preserve">210</w:t>
+            </w:r>
+          </w:p>
+        </w:tc>
+        <w:tc>
+          <w:tcPr/>
+          <w:p>
+            <w:pPr>
+              <w:pStyle w:val="Compact"/>
+              <w:jc w:val="right"/>
+            </w:pPr>
+            <w:r>
+              <w:t xml:space="preserve">263.0</w:t>
+            </w:r>
+          </w:p>
+        </w:tc>
+        <w:tc>
+          <w:tcPr/>
+          <w:p>
+            <w:pPr>
+              <w:pStyle w:val="Compact"/>
+              <w:jc w:val="right"/>
+            </w:pPr>
+            <w:r>
               <w:t xml:space="preserve">682.5</w:t>
             </w:r>
           </w:p>
@@ -5326,6 +8558,30 @@
               <w:jc w:val="right"/>
             </w:pPr>
             <w:r>
+              <w:t xml:space="preserve">0</w:t>
+            </w:r>
+          </w:p>
+        </w:tc>
+        <w:tc>
+          <w:tcPr/>
+          <w:p>
+            <w:pPr>
+              <w:pStyle w:val="Compact"/>
+              <w:jc w:val="right"/>
+            </w:pPr>
+            <w:r>
+              <w:t xml:space="preserve">0.0</w:t>
+            </w:r>
+          </w:p>
+        </w:tc>
+        <w:tc>
+          <w:tcPr/>
+          <w:p>
+            <w:pPr>
+              <w:pStyle w:val="Compact"/>
+              <w:jc w:val="right"/>
+            </w:pPr>
+            <w:r>
               <w:t xml:space="preserve">0.0</w:t>
             </w:r>
           </w:p>
@@ -5400,6 +8656,30 @@
               <w:jc w:val="right"/>
             </w:pPr>
             <w:r>
+              <w:t xml:space="preserve">0</w:t>
+            </w:r>
+          </w:p>
+        </w:tc>
+        <w:tc>
+          <w:tcPr/>
+          <w:p>
+            <w:pPr>
+              <w:pStyle w:val="Compact"/>
+              <w:jc w:val="right"/>
+            </w:pPr>
+            <w:r>
+              <w:t xml:space="preserve">0.0</w:t>
+            </w:r>
+          </w:p>
+        </w:tc>
+        <w:tc>
+          <w:tcPr/>
+          <w:p>
+            <w:pPr>
+              <w:pStyle w:val="Compact"/>
+              <w:jc w:val="right"/>
+            </w:pPr>
+            <w:r>
               <w:t xml:space="preserve">409.6</w:t>
             </w:r>
           </w:p>
@@ -5474,6 +8754,30 @@
               <w:jc w:val="right"/>
             </w:pPr>
             <w:r>
+              <w:t xml:space="preserve">0</w:t>
+            </w:r>
+          </w:p>
+        </w:tc>
+        <w:tc>
+          <w:tcPr/>
+          <w:p>
+            <w:pPr>
+              <w:pStyle w:val="Compact"/>
+              <w:jc w:val="right"/>
+            </w:pPr>
+            <w:r>
+              <w:t xml:space="preserve">0.0</w:t>
+            </w:r>
+          </w:p>
+        </w:tc>
+        <w:tc>
+          <w:tcPr/>
+          <w:p>
+            <w:pPr>
+              <w:pStyle w:val="Compact"/>
+              <w:jc w:val="right"/>
+            </w:pPr>
+            <w:r>
               <w:t xml:space="preserve">0.0</w:t>
             </w:r>
           </w:p>
@@ -5548,6 +8852,30 @@
               <w:jc w:val="right"/>
             </w:pPr>
             <w:r>
+              <w:t xml:space="preserve">270</w:t>
+            </w:r>
+          </w:p>
+        </w:tc>
+        <w:tc>
+          <w:tcPr/>
+          <w:p>
+            <w:pPr>
+              <w:pStyle w:val="Compact"/>
+              <w:jc w:val="right"/>
+            </w:pPr>
+            <w:r>
+              <w:t xml:space="preserve">515.0</w:t>
+            </w:r>
+          </w:p>
+        </w:tc>
+        <w:tc>
+          <w:tcPr/>
+          <w:p>
+            <w:pPr>
+              <w:pStyle w:val="Compact"/>
+              <w:jc w:val="right"/>
+            </w:pPr>
+            <w:r>
               <w:t xml:space="preserve">877.5</w:t>
             </w:r>
           </w:p>
@@ -5611,6 +8939,30 @@
             </w:pPr>
             <w:r>
               <w:t xml:space="preserve">1050</w:t>
+            </w:r>
+          </w:p>
+        </w:tc>
+        <w:tc>
+          <w:tcPr/>
+          <w:p>
+            <w:pPr>
+              <w:pStyle w:val="Compact"/>
+              <w:jc w:val="right"/>
+            </w:pPr>
+            <w:r>
+              <w:t xml:space="preserve">210</w:t>
+            </w:r>
+          </w:p>
+        </w:tc>
+        <w:tc>
+          <w:tcPr/>
+          <w:p>
+            <w:pPr>
+              <w:pStyle w:val="Compact"/>
+              <w:jc w:val="right"/>
+            </w:pPr>
+            <w:r>
+              <w:t xml:space="preserve">475.0</w:t>
             </w:r>
           </w:p>
         </w:tc>
@@ -5666,6 +9018,22 @@
               </w:rPr>
               <w:t xml:space="preserve">合计</w:t>
             </w:r>
+          </w:p>
+        </w:tc>
+        <w:tc>
+          <w:tcPr/>
+          <w:p>
+            <w:pPr>
+              <w:pStyle w:val="Compact"/>
+            </w:pPr>
+          </w:p>
+        </w:tc>
+        <w:tc>
+          <w:tcPr/>
+          <w:p>
+            <w:pPr>
+              <w:pStyle w:val="Compact"/>
+            </w:pPr>
           </w:p>
         </w:tc>
         <w:tc>
@@ -5817,7 +9185,7 @@
         <w:t xml:space="preserve">；线路最大负载率 100%（存在一条满载断面），无越限。</w:t>
       </w:r>
     </w:p>
-    <w:bookmarkStart w:id="28" w:name="结果解读"/>
+    <w:bookmarkStart w:id="33" w:name="结果解读"/>
     <w:p>
       <w:pPr>
         <w:pStyle w:val="Heading3"/>
@@ -5890,7 +9258,7 @@
         <w:t xml:space="preserve">仅切除惩罚最低的三级（可中断）负荷 762.8 MW</w:t>
       </w:r>
       <w:r>
-        <w:t xml:space="preserve">，一/二级关键负荷全额保供——体现极端气象下”精准、有序切负荷”的经济-安全最优决策。</w:t>
+        <w:t xml:space="preserve">，一/二级关键负荷全额保供。火电爬坡约束抬高了部分机组调度下界（如 G2 下界 397.9 MW），但最优解仍全部顶在调度上界，结果与仅施加简单出力区间时一致。</w:t>
       </w:r>
     </w:p>
     <w:p>
@@ -5900,9 +9268,9 @@
         </w:pict>
       </w:r>
     </w:p>
-    <w:bookmarkEnd w:id="28"/>
-    <w:bookmarkEnd w:id="29"/>
-    <w:bookmarkStart w:id="30" w:name="求解器与验证"/>
+    <w:bookmarkEnd w:id="33"/>
+    <w:bookmarkEnd w:id="34"/>
+    <w:bookmarkStart w:id="35" w:name="求解器与验证"/>
     <w:p>
       <w:pPr>
         <w:pStyle w:val="Heading2"/>
@@ -6072,8 +9440,8 @@
         <w:t xml:space="preserve">。</w:t>
       </w:r>
     </w:p>
-    <w:bookmarkEnd w:id="30"/>
-    <w:bookmarkEnd w:id="31"/>
+    <w:bookmarkEnd w:id="35"/>
+    <w:bookmarkEnd w:id="36"/>
     <w:sectPr/>
   </w:body>
 </w:document>

--- a/docs/word/02_最优潮流调度模型.docx
+++ b/docs/word/02_最优潮流调度模型.docx
@@ -2276,7 +2276,7 @@
         </m:sSub>
       </m:oMath>
       <w:r>
-        <w:t xml:space="preserve">（rateA）、变压器变比 tap 取自 case39。</w:t>
+        <w:t xml:space="preserve">（rateA）、支路变比 tap 取自 case39。</w:t>
       </w:r>
     </w:p>
     <w:p>
@@ -2309,7 +2309,7 @@
     <w:tbl>
       <w:tblPr>
         <w:tblStyle w:val="Table"/>
-        <w:tblW w:type="auto" w:w="0"/>
+        <w:tblW w:type="pct" w:w="5000"/>
         <w:tblLook w:firstRow="1" w:lastRow="0" w:firstColumn="0" w:lastColumn="0" w:noHBand="0" w:noVBand="0" w:val="0020"/>
         <w:jc w:val="start"/>
       </w:tblPr>
@@ -2463,6 +2463,142 @@
               <m:sSub>
                 <m:e>
                   <m:r>
+                    <m:t>u</m:t>
+                  </m:r>
+                </m:e>
+                <m:sub>
+                  <m:r>
+                    <m:t>i</m:t>
+                  </m:r>
+                </m:sub>
+              </m:sSub>
+            </m:oMath>
+          </w:p>
+        </w:tc>
+        <w:tc>
+          <w:tcPr/>
+          <w:p>
+            <w:pPr>
+              <w:pStyle w:val="Compact"/>
+              <w:jc w:val="left"/>
+            </w:pPr>
+            <w:r>
+              <w:t xml:space="preserve">火电机组</w:t>
+            </w:r>
+            <w:r>
+              <w:t xml:space="preserve"> </w:t>
+            </w:r>
+            <m:oMath>
+              <m:r>
+                <m:t>i</m:t>
+              </m:r>
+            </m:oMath>
+            <w:r>
+              <w:t xml:space="preserve"> </w:t>
+            </w:r>
+            <w:r>
+              <w:t xml:space="preserve">的启停状态，</w:t>
+            </w:r>
+            <m:oMath>
+              <m:sSub>
+                <m:e>
+                  <m:r>
+                    <m:t>u</m:t>
+                  </m:r>
+                </m:e>
+                <m:sub>
+                  <m:r>
+                    <m:t>i</m:t>
+                  </m:r>
+                </m:sub>
+              </m:sSub>
+              <m:r>
+                <m:rPr>
+                  <m:sty m:val="p"/>
+                </m:rPr>
+                <m:t>∈</m:t>
+              </m:r>
+              <m:r>
+                <m:rPr>
+                  <m:sty m:val="p"/>
+                </m:rPr>
+                <m:t>{</m:t>
+              </m:r>
+              <m:r>
+                <m:t>0</m:t>
+              </m:r>
+              <m:r>
+                <m:rPr>
+                  <m:sty m:val="p"/>
+                </m:rPr>
+                <m:t>,</m:t>
+              </m:r>
+              <m:r>
+                <m:t>1</m:t>
+              </m:r>
+              <m:r>
+                <m:rPr>
+                  <m:sty m:val="p"/>
+                </m:rPr>
+                <m:t>}</m:t>
+              </m:r>
+            </m:oMath>
+          </w:p>
+        </w:tc>
+        <w:tc>
+          <w:tcPr/>
+          <w:p>
+            <w:pPr>
+              <w:pStyle w:val="Compact"/>
+              <w:jc w:val="left"/>
+            </w:pPr>
+            <m:oMath>
+              <m:sSub>
+                <m:e>
+                  <m:r>
+                    <m:t>n</m:t>
+                  </m:r>
+                </m:e>
+                <m:sub>
+                  <m:r>
+                    <m:rPr>
+                      <m:sty m:val="p"/>
+                    </m:rPr>
+                    <m:t>t</m:t>
+                  </m:r>
+                  <m:r>
+                    <m:rPr>
+                      <m:sty m:val="p"/>
+                    </m:rPr>
+                    <m:t>h</m:t>
+                  </m:r>
+                </m:sub>
+              </m:sSub>
+              <m:r>
+                <m:rPr>
+                  <m:sty m:val="p"/>
+                </m:rPr>
+                <m:t>=</m:t>
+              </m:r>
+              <m:r>
+                <m:t>6</m:t>
+              </m:r>
+            </m:oMath>
+          </w:p>
+        </w:tc>
+      </w:tr>
+      <w:tr>
+        <w:tc>
+          <w:tcPr/>
+          <w:p>
+            <w:pPr>
+              <w:pStyle w:val="Compact"/>
+              <w:jc w:val="left"/>
+            </w:pPr>
+            <m:oMath>
+              <m:sSub>
+                <m:e>
+                  <m:r>
                     <m:t>θ</m:t>
                   </m:r>
                 </m:e>
@@ -2702,6 +2838,39 @@
             <m:r>
               <m:t> </m:t>
             </m:r>
+            <m:sSub>
+              <m:e>
+                <m:r>
+                  <m:rPr>
+                    <m:sty m:val="b"/>
+                  </m:rPr>
+                  <m:t>u</m:t>
+                </m:r>
+              </m:e>
+              <m:sub>
+                <m:r>
+                  <m:rPr>
+                    <m:sty m:val="p"/>
+                  </m:rPr>
+                  <m:t>t</m:t>
+                </m:r>
+                <m:r>
+                  <m:rPr>
+                    <m:sty m:val="p"/>
+                  </m:rPr>
+                  <m:t>h</m:t>
+                </m:r>
+              </m:sub>
+            </m:sSub>
+            <m:r>
+              <m:rPr>
+                <m:sty m:val="p"/>
+              </m:rPr>
+              <m:t>;</m:t>
+            </m:r>
+            <m:r>
+              <m:t> </m:t>
+            </m:r>
             <m:r>
               <m:rPr>
                 <m:sty m:val="b"/>
@@ -2745,7 +2914,42 @@
         <w:t xml:space="preserve"> </w:t>
       </w:r>
       <w:r>
-        <w:t xml:space="preserve">一致）。</w:t>
+        <w:t xml:space="preserve">一致）。其中</w:t>
+      </w:r>
+      <w:r>
+        <w:t xml:space="preserve"> </w:t>
+      </w:r>
+      <m:oMath>
+        <m:sSub>
+          <m:e>
+            <m:r>
+              <m:rPr>
+                <m:sty m:val="b"/>
+              </m:rPr>
+              <m:t>u</m:t>
+            </m:r>
+          </m:e>
+          <m:sub>
+            <m:r>
+              <m:rPr>
+                <m:sty m:val="p"/>
+              </m:rPr>
+              <m:t>t</m:t>
+            </m:r>
+            <m:r>
+              <m:rPr>
+                <m:sty m:val="p"/>
+              </m:rPr>
+              <m:t>h</m:t>
+            </m:r>
+          </m:sub>
+        </m:sSub>
+      </m:oMath>
+      <w:r>
+        <w:t xml:space="preserve"> </w:t>
+      </w:r>
+      <w:r>
+        <w:t xml:space="preserve">仅对应火电机组；水电机组不设置启停变量。</w:t>
       </w:r>
     </w:p>
     <w:bookmarkEnd w:id="23"/>
@@ -3162,17 +3366,66 @@
         </m:sSubSup>
       </m:oMath>
       <w:r>
-        <w:t xml:space="preserve">，模型为</w:t>
+        <w:t xml:space="preserve"> </w:t>
+      </w:r>
+      <w:r>
+        <w:t xml:space="preserve">且火电启停状态</w:t>
+      </w:r>
+      <w:r>
+        <w:t xml:space="preserve"> </w:t>
+      </w:r>
+      <m:oMath>
+        <m:sSub>
+          <m:e>
+            <m:r>
+              <m:t>u</m:t>
+            </m:r>
+          </m:e>
+          <m:sub>
+            <m:r>
+              <m:t>i</m:t>
+            </m:r>
+          </m:sub>
+        </m:sSub>
+      </m:oMath>
+      <w:r>
+        <w:t xml:space="preserve"> </w:t>
+      </w:r>
+      <w:r>
+        <w:t xml:space="preserve">为二进制变量，模型为</w:t>
       </w:r>
       <w:r>
         <w:rPr>
           <w:bCs/>
           <w:b/>
         </w:rPr>
-        <w:t xml:space="preserve">凸二次规划（QP）</w:t>
-      </w:r>
-      <w:r>
-        <w:t xml:space="preserve">，由 Gurobi 直接求解。</w:t>
+        <w:t xml:space="preserve">混合整数二次规划（MIQP）</w:t>
+      </w:r>
+      <w:r>
+        <w:t xml:space="preserve">，由 Gurobi 直接求解。Python 验证实现通过枚举 6 台火电机组的</w:t>
+      </w:r>
+      <w:r>
+        <w:t xml:space="preserve"> </w:t>
+      </w:r>
+      <m:oMath>
+        <m:sSup>
+          <m:e>
+            <m:r>
+              <m:t>2</m:t>
+            </m:r>
+          </m:e>
+          <m:sup>
+            <m:r>
+              <m:t>6</m:t>
+            </m:r>
+          </m:sup>
+        </m:sSup>
+      </m:oMath>
+      <w:r>
+        <w:t xml:space="preserve"> </w:t>
+      </w:r>
+      <w:r>
+        <w:t xml:space="preserve">种启停组合并求解连续 QP，复现同一优化模型。</w:t>
       </w:r>
     </w:p>
     <w:bookmarkEnd w:id="24"/>
@@ -4061,7 +4314,7 @@
         </m:sSub>
       </m:oMath>
       <w:r>
-        <w:t xml:space="preserve">，可调度）</w:t>
+        <w:t xml:space="preserve">，可调度，含启停状态）</w:t>
       </w:r>
     </w:p>
     <w:p>
@@ -4464,7 +4717,60 @@
         <w:pStyle w:val="FirstParagraph"/>
       </w:pPr>
       <w:r>
-        <w:t xml:space="preserve">单时段爬坡约束（相对基准出力</w:t>
+        <w:t xml:space="preserve">令</w:t>
+      </w:r>
+      <w:r>
+        <w:t xml:space="preserve"> </w:t>
+      </w:r>
+      <m:oMath>
+        <m:sSub>
+          <m:e>
+            <m:r>
+              <m:t>u</m:t>
+            </m:r>
+          </m:e>
+          <m:sub>
+            <m:r>
+              <m:t>i</m:t>
+            </m:r>
+          </m:sub>
+        </m:sSub>
+        <m:r>
+          <m:rPr>
+            <m:sty m:val="p"/>
+          </m:rPr>
+          <m:t>∈</m:t>
+        </m:r>
+        <m:r>
+          <m:rPr>
+            <m:sty m:val="p"/>
+          </m:rPr>
+          <m:t>{</m:t>
+        </m:r>
+        <m:r>
+          <m:t>0</m:t>
+        </m:r>
+        <m:r>
+          <m:rPr>
+            <m:sty m:val="p"/>
+          </m:rPr>
+          <m:t>,</m:t>
+        </m:r>
+        <m:r>
+          <m:t>1</m:t>
+        </m:r>
+        <m:r>
+          <m:rPr>
+            <m:sty m:val="p"/>
+          </m:rPr>
+          <m:t>}</m:t>
+        </m:r>
+      </m:oMath>
+      <w:r>
+        <w:t xml:space="preserve"> </w:t>
+      </w:r>
+      <w:r>
+        <w:t xml:space="preserve">表示火电机组启停状态。单时段爬坡约束（相对基准出力</w:t>
       </w:r>
       <w:r>
         <w:t xml:space="preserve"> </w:t>
@@ -4498,7 +4804,7 @@
         </m:sSubSup>
       </m:oMath>
       <w:r>
-        <w:t xml:space="preserve">）：</w:t>
+        <w:t xml:space="preserve">）先给出开机状态下的可调度上下界：</w:t>
       </w:r>
     </w:p>
     <w:p>
@@ -4510,6 +4816,66 @@
           <m:jc m:val="center"/>
         </m:oMathParaPr>
         <m:oMath>
+          <m:sSubSup>
+            <m:e>
+              <m:bar>
+                <m:barPr>
+                  <m:pos m:val="bot"/>
+                </m:barPr>
+                <m:e>
+                  <m:r>
+                    <m:t>P</m:t>
+                  </m:r>
+                </m:e>
+              </m:bar>
+            </m:e>
+            <m:sub>
+              <m:r>
+                <m:t>G</m:t>
+              </m:r>
+              <m:r>
+                <m:rPr>
+                  <m:sty m:val="p"/>
+                </m:rPr>
+                <m:t>,</m:t>
+              </m:r>
+              <m:r>
+                <m:t>i</m:t>
+              </m:r>
+            </m:sub>
+            <m:sup>
+              <m:r>
+                <m:rPr>
+                  <m:sty m:val="p"/>
+                </m:rPr>
+                <m:t>d</m:t>
+              </m:r>
+              <m:r>
+                <m:rPr>
+                  <m:sty m:val="p"/>
+                </m:rPr>
+                <m:t>i</m:t>
+              </m:r>
+              <m:r>
+                <m:rPr>
+                  <m:sty m:val="p"/>
+                </m:rPr>
+                <m:t>s</m:t>
+              </m:r>
+              <m:r>
+                <m:rPr>
+                  <m:sty m:val="p"/>
+                </m:rPr>
+                <m:t>p</m:t>
+              </m:r>
+            </m:sup>
+          </m:sSubSup>
+          <m:r>
+            <m:rPr>
+              <m:sty m:val="p"/>
+            </m:rPr>
+            <m:t>=</m:t>
+          </m:r>
           <m:r>
             <m:rPr>
               <m:sty m:val="p"/>
@@ -4625,49 +4991,73 @@
             </m:e>
           </m:d>
           <m:r>
-            <m:t> </m:t>
+            <m:rPr>
+              <m:sty m:val="p"/>
+            </m:rPr>
+            <m:t>,</m:t>
           </m:r>
+          <m:r>
+            <m:t>  </m:t>
+          </m:r>
+          <m:sSubSup>
+            <m:e>
+              <m:bar>
+                <m:barPr>
+                  <m:pos m:val="top"/>
+                </m:barPr>
+                <m:e>
+                  <m:r>
+                    <m:t>P</m:t>
+                  </m:r>
+                </m:e>
+              </m:bar>
+            </m:e>
+            <m:sub>
+              <m:r>
+                <m:t>G</m:t>
+              </m:r>
+              <m:r>
+                <m:rPr>
+                  <m:sty m:val="p"/>
+                </m:rPr>
+                <m:t>,</m:t>
+              </m:r>
+              <m:r>
+                <m:t>i</m:t>
+              </m:r>
+            </m:sub>
+            <m:sup>
+              <m:r>
+                <m:rPr>
+                  <m:sty m:val="p"/>
+                </m:rPr>
+                <m:t>d</m:t>
+              </m:r>
+              <m:r>
+                <m:rPr>
+                  <m:sty m:val="p"/>
+                </m:rPr>
+                <m:t>i</m:t>
+              </m:r>
+              <m:r>
+                <m:rPr>
+                  <m:sty m:val="p"/>
+                </m:rPr>
+                <m:t>s</m:t>
+              </m:r>
+              <m:r>
+                <m:rPr>
+                  <m:sty m:val="p"/>
+                </m:rPr>
+                <m:t>p</m:t>
+              </m:r>
+            </m:sup>
+          </m:sSubSup>
           <m:r>
             <m:rPr>
               <m:sty m:val="p"/>
             </m:rPr>
-            <m:t>≤</m:t>
-          </m:r>
-          <m:r>
-            <m:t> </m:t>
-          </m:r>
-          <m:sSub>
-            <m:e>
-              <m:r>
-                <m:t>P</m:t>
-              </m:r>
-            </m:e>
-            <m:sub>
-              <m:r>
-                <m:t>G</m:t>
-              </m:r>
-              <m:r>
-                <m:rPr>
-                  <m:sty m:val="p"/>
-                </m:rPr>
-                <m:t>,</m:t>
-              </m:r>
-              <m:r>
-                <m:t>i</m:t>
-              </m:r>
-            </m:sub>
-          </m:sSub>
-          <m:r>
-            <m:t> </m:t>
-          </m:r>
-          <m:r>
-            <m:rPr>
-              <m:sty m:val="p"/>
-            </m:rPr>
-            <m:t>≤</m:t>
-          </m:r>
-          <m:r>
-            <m:t> </m:t>
+            <m:t>=</m:t>
           </m:r>
           <m:r>
             <m:rPr>
@@ -4805,7 +5195,567 @@
         <w:pStyle w:val="FirstParagraph"/>
       </w:pPr>
       <w:r>
-        <w:t xml:space="preserve">其中</w:t>
+        <w:t xml:space="preserve">并施加启停约束：</w:t>
+      </w:r>
+    </w:p>
+    <w:p>
+      <w:pPr>
+        <w:pStyle w:val="BodyText"/>
+      </w:pPr>
+      <m:oMathPara>
+        <m:oMathParaPr>
+          <m:jc m:val="center"/>
+        </m:oMathParaPr>
+        <m:oMath>
+          <m:sSub>
+            <m:e>
+              <m:r>
+                <m:t>u</m:t>
+              </m:r>
+            </m:e>
+            <m:sub>
+              <m:r>
+                <m:t>i</m:t>
+              </m:r>
+            </m:sub>
+          </m:sSub>
+          <m:r>
+            <m:t> </m:t>
+          </m:r>
+          <m:sSubSup>
+            <m:e>
+              <m:bar>
+                <m:barPr>
+                  <m:pos m:val="bot"/>
+                </m:barPr>
+                <m:e>
+                  <m:r>
+                    <m:t>P</m:t>
+                  </m:r>
+                </m:e>
+              </m:bar>
+            </m:e>
+            <m:sub>
+              <m:r>
+                <m:t>G</m:t>
+              </m:r>
+              <m:r>
+                <m:rPr>
+                  <m:sty m:val="p"/>
+                </m:rPr>
+                <m:t>,</m:t>
+              </m:r>
+              <m:r>
+                <m:t>i</m:t>
+              </m:r>
+            </m:sub>
+            <m:sup>
+              <m:r>
+                <m:rPr>
+                  <m:sty m:val="p"/>
+                </m:rPr>
+                <m:t>d</m:t>
+              </m:r>
+              <m:r>
+                <m:rPr>
+                  <m:sty m:val="p"/>
+                </m:rPr>
+                <m:t>i</m:t>
+              </m:r>
+              <m:r>
+                <m:rPr>
+                  <m:sty m:val="p"/>
+                </m:rPr>
+                <m:t>s</m:t>
+              </m:r>
+              <m:r>
+                <m:rPr>
+                  <m:sty m:val="p"/>
+                </m:rPr>
+                <m:t>p</m:t>
+              </m:r>
+            </m:sup>
+          </m:sSubSup>
+          <m:r>
+            <m:rPr>
+              <m:sty m:val="p"/>
+            </m:rPr>
+            <m:t>≤</m:t>
+          </m:r>
+          <m:sSub>
+            <m:e>
+              <m:r>
+                <m:t>P</m:t>
+              </m:r>
+            </m:e>
+            <m:sub>
+              <m:r>
+                <m:t>G</m:t>
+              </m:r>
+              <m:r>
+                <m:rPr>
+                  <m:sty m:val="p"/>
+                </m:rPr>
+                <m:t>,</m:t>
+              </m:r>
+              <m:r>
+                <m:t>i</m:t>
+              </m:r>
+            </m:sub>
+          </m:sSub>
+          <m:r>
+            <m:rPr>
+              <m:sty m:val="p"/>
+            </m:rPr>
+            <m:t>≤</m:t>
+          </m:r>
+          <m:sSub>
+            <m:e>
+              <m:r>
+                <m:t>u</m:t>
+              </m:r>
+            </m:e>
+            <m:sub>
+              <m:r>
+                <m:t>i</m:t>
+              </m:r>
+            </m:sub>
+          </m:sSub>
+          <m:r>
+            <m:t> </m:t>
+          </m:r>
+          <m:sSubSup>
+            <m:e>
+              <m:bar>
+                <m:barPr>
+                  <m:pos m:val="top"/>
+                </m:barPr>
+                <m:e>
+                  <m:r>
+                    <m:t>P</m:t>
+                  </m:r>
+                </m:e>
+              </m:bar>
+            </m:e>
+            <m:sub>
+              <m:r>
+                <m:t>G</m:t>
+              </m:r>
+              <m:r>
+                <m:rPr>
+                  <m:sty m:val="p"/>
+                </m:rPr>
+                <m:t>,</m:t>
+              </m:r>
+              <m:r>
+                <m:t>i</m:t>
+              </m:r>
+            </m:sub>
+            <m:sup>
+              <m:r>
+                <m:rPr>
+                  <m:sty m:val="p"/>
+                </m:rPr>
+                <m:t>d</m:t>
+              </m:r>
+              <m:r>
+                <m:rPr>
+                  <m:sty m:val="p"/>
+                </m:rPr>
+                <m:t>i</m:t>
+              </m:r>
+              <m:r>
+                <m:rPr>
+                  <m:sty m:val="p"/>
+                </m:rPr>
+                <m:t>s</m:t>
+              </m:r>
+              <m:r>
+                <m:rPr>
+                  <m:sty m:val="p"/>
+                </m:rPr>
+                <m:t>p</m:t>
+              </m:r>
+            </m:sup>
+          </m:sSubSup>
+          <m:r>
+            <m:rPr>
+              <m:sty m:val="p"/>
+            </m:rPr>
+            <m:t>,</m:t>
+          </m:r>
+          <m:r>
+            <m:t>  </m:t>
+          </m:r>
+          <m:sSub>
+            <m:e>
+              <m:r>
+                <m:t>u</m:t>
+              </m:r>
+            </m:e>
+            <m:sub>
+              <m:r>
+                <m:t>i</m:t>
+              </m:r>
+            </m:sub>
+          </m:sSub>
+          <m:r>
+            <m:rPr>
+              <m:sty m:val="p"/>
+            </m:rPr>
+            <m:t>∈</m:t>
+          </m:r>
+          <m:r>
+            <m:rPr>
+              <m:sty m:val="p"/>
+            </m:rPr>
+            <m:t>{</m:t>
+          </m:r>
+          <m:r>
+            <m:t>0</m:t>
+          </m:r>
+          <m:r>
+            <m:rPr>
+              <m:sty m:val="p"/>
+            </m:rPr>
+            <m:t>,</m:t>
+          </m:r>
+          <m:r>
+            <m:t>1</m:t>
+          </m:r>
+          <m:r>
+            <m:rPr>
+              <m:sty m:val="p"/>
+            </m:rPr>
+            <m:t>}</m:t>
+          </m:r>
+          <m:r>
+            <m:rPr>
+              <m:sty m:val="p"/>
+            </m:rPr>
+            <m:t>,</m:t>
+          </m:r>
+          <m:r>
+            <m:t>  </m:t>
+          </m:r>
+          <m:r>
+            <m:rPr>
+              <m:sty m:val="p"/>
+            </m:rPr>
+            <m:t>∀</m:t>
+          </m:r>
+          <m:r>
+            <m:t>i</m:t>
+          </m:r>
+          <m:r>
+            <m:rPr>
+              <m:sty m:val="p"/>
+            </m:rPr>
+            <m:t>∈</m:t>
+          </m:r>
+          <m:sSub>
+            <m:e>
+              <m:r>
+                <m:rPr>
+                  <m:sty m:val="p"/>
+                  <m:scr m:val="script"/>
+                </m:rPr>
+                <m:t>G</m:t>
+              </m:r>
+            </m:e>
+            <m:sub>
+              <m:r>
+                <m:rPr>
+                  <m:sty m:val="p"/>
+                </m:rPr>
+                <m:t>t</m:t>
+              </m:r>
+              <m:r>
+                <m:rPr>
+                  <m:sty m:val="p"/>
+                </m:rPr>
+                <m:t>h</m:t>
+              </m:r>
+            </m:sub>
+          </m:sSub>
+          <m:r>
+            <m:rPr>
+              <m:sty m:val="p"/>
+            </m:rPr>
+            <m:t>.</m:t>
+          </m:r>
+        </m:oMath>
+      </m:oMathPara>
+    </w:p>
+    <w:p>
+      <w:pPr>
+        <w:pStyle w:val="FirstParagraph"/>
+      </w:pPr>
+      <w:r>
+        <w:t xml:space="preserve">因此，当</w:t>
+      </w:r>
+      <w:r>
+        <w:t xml:space="preserve"> </w:t>
+      </w:r>
+      <m:oMath>
+        <m:sSub>
+          <m:e>
+            <m:r>
+              <m:t>u</m:t>
+            </m:r>
+          </m:e>
+          <m:sub>
+            <m:r>
+              <m:t>i</m:t>
+            </m:r>
+          </m:sub>
+        </m:sSub>
+        <m:r>
+          <m:rPr>
+            <m:sty m:val="p"/>
+          </m:rPr>
+          <m:t>=</m:t>
+        </m:r>
+        <m:r>
+          <m:t>0</m:t>
+        </m:r>
+      </m:oMath>
+      <w:r>
+        <w:t xml:space="preserve"> </w:t>
+      </w:r>
+      <w:r>
+        <w:t xml:space="preserve">时，</w:t>
+      </w:r>
+      <m:oMath>
+        <m:sSub>
+          <m:e>
+            <m:r>
+              <m:t>P</m:t>
+            </m:r>
+          </m:e>
+          <m:sub>
+            <m:r>
+              <m:t>G</m:t>
+            </m:r>
+            <m:r>
+              <m:rPr>
+                <m:sty m:val="p"/>
+              </m:rPr>
+              <m:t>,</m:t>
+            </m:r>
+            <m:r>
+              <m:t>i</m:t>
+            </m:r>
+          </m:sub>
+        </m:sSub>
+        <m:r>
+          <m:rPr>
+            <m:sty m:val="p"/>
+          </m:rPr>
+          <m:t>=</m:t>
+        </m:r>
+        <m:r>
+          <m:t>0</m:t>
+        </m:r>
+      </m:oMath>
+      <w:r>
+        <w:t xml:space="preserve">；当</w:t>
+      </w:r>
+      <w:r>
+        <w:t xml:space="preserve"> </w:t>
+      </w:r>
+      <m:oMath>
+        <m:sSub>
+          <m:e>
+            <m:r>
+              <m:t>u</m:t>
+            </m:r>
+          </m:e>
+          <m:sub>
+            <m:r>
+              <m:t>i</m:t>
+            </m:r>
+          </m:sub>
+        </m:sSub>
+        <m:r>
+          <m:rPr>
+            <m:sty m:val="p"/>
+          </m:rPr>
+          <m:t>=</m:t>
+        </m:r>
+        <m:r>
+          <m:t>1</m:t>
+        </m:r>
+      </m:oMath>
+      <w:r>
+        <w:t xml:space="preserve"> </w:t>
+      </w:r>
+      <w:r>
+        <w:t xml:space="preserve">时，</w:t>
+      </w:r>
+      <m:oMath>
+        <m:sSub>
+          <m:e>
+            <m:r>
+              <m:t>P</m:t>
+            </m:r>
+          </m:e>
+          <m:sub>
+            <m:r>
+              <m:t>G</m:t>
+            </m:r>
+            <m:r>
+              <m:rPr>
+                <m:sty m:val="p"/>
+              </m:rPr>
+              <m:t>,</m:t>
+            </m:r>
+            <m:r>
+              <m:t>i</m:t>
+            </m:r>
+          </m:sub>
+        </m:sSub>
+      </m:oMath>
+      <w:r>
+        <w:t xml:space="preserve"> </w:t>
+      </w:r>
+      <w:r>
+        <w:t xml:space="preserve">被限制在</w:t>
+      </w:r>
+      <w:r>
+        <w:t xml:space="preserve"> </w:t>
+      </w:r>
+      <m:oMath>
+        <m:d>
+          <m:dPr>
+            <m:begChr m:val="["/>
+            <m:endChr m:val="]"/>
+            <m:sepChr m:val=""/>
+            <m:grow/>
+          </m:dPr>
+          <m:e>
+            <m:sSubSup>
+              <m:e>
+                <m:bar>
+                  <m:barPr>
+                    <m:pos m:val="bot"/>
+                  </m:barPr>
+                  <m:e>
+                    <m:r>
+                      <m:t>P</m:t>
+                    </m:r>
+                  </m:e>
+                </m:bar>
+              </m:e>
+              <m:sub>
+                <m:r>
+                  <m:t>G</m:t>
+                </m:r>
+                <m:r>
+                  <m:rPr>
+                    <m:sty m:val="p"/>
+                  </m:rPr>
+                  <m:t>,</m:t>
+                </m:r>
+                <m:r>
+                  <m:t>i</m:t>
+                </m:r>
+              </m:sub>
+              <m:sup>
+                <m:r>
+                  <m:rPr>
+                    <m:sty m:val="p"/>
+                  </m:rPr>
+                  <m:t>d</m:t>
+                </m:r>
+                <m:r>
+                  <m:rPr>
+                    <m:sty m:val="p"/>
+                  </m:rPr>
+                  <m:t>i</m:t>
+                </m:r>
+                <m:r>
+                  <m:rPr>
+                    <m:sty m:val="p"/>
+                  </m:rPr>
+                  <m:t>s</m:t>
+                </m:r>
+                <m:r>
+                  <m:rPr>
+                    <m:sty m:val="p"/>
+                  </m:rPr>
+                  <m:t>p</m:t>
+                </m:r>
+              </m:sup>
+            </m:sSubSup>
+            <m:r>
+              <m:rPr>
+                <m:sty m:val="p"/>
+              </m:rPr>
+              <m:t>,</m:t>
+            </m:r>
+            <m:sSubSup>
+              <m:e>
+                <m:bar>
+                  <m:barPr>
+                    <m:pos m:val="top"/>
+                  </m:barPr>
+                  <m:e>
+                    <m:r>
+                      <m:t>P</m:t>
+                    </m:r>
+                  </m:e>
+                </m:bar>
+              </m:e>
+              <m:sub>
+                <m:r>
+                  <m:t>G</m:t>
+                </m:r>
+                <m:r>
+                  <m:rPr>
+                    <m:sty m:val="p"/>
+                  </m:rPr>
+                  <m:t>,</m:t>
+                </m:r>
+                <m:r>
+                  <m:t>i</m:t>
+                </m:r>
+              </m:sub>
+              <m:sup>
+                <m:r>
+                  <m:rPr>
+                    <m:sty m:val="p"/>
+                  </m:rPr>
+                  <m:t>d</m:t>
+                </m:r>
+                <m:r>
+                  <m:rPr>
+                    <m:sty m:val="p"/>
+                  </m:rPr>
+                  <m:t>i</m:t>
+                </m:r>
+                <m:r>
+                  <m:rPr>
+                    <m:sty m:val="p"/>
+                  </m:rPr>
+                  <m:t>s</m:t>
+                </m:r>
+                <m:r>
+                  <m:rPr>
+                    <m:sty m:val="p"/>
+                  </m:rPr>
+                  <m:t>p</m:t>
+                </m:r>
+              </m:sup>
+            </m:sSubSup>
+          </m:e>
+        </m:d>
+      </m:oMath>
+      <w:r>
+        <w:t xml:space="preserve"> </w:t>
+      </w:r>
+      <w:r>
+        <w:t xml:space="preserve">区间内。其中</w:t>
       </w:r>
       <w:r>
         <w:t xml:space="preserve"> </w:t>
@@ -5136,7 +6086,7 @@
         </m:sSub>
       </m:oMath>
       <w:r>
-        <w:t xml:space="preserve">，灵活调峰）</w:t>
+        <w:t xml:space="preserve">，灵活调峰，无启停变量）</w:t>
       </w:r>
     </w:p>
     <w:p>
@@ -5892,6 +6842,160 @@
         <w:pStyle w:val="FirstParagraph"/>
       </w:pPr>
       <w:r>
+        <w:t xml:space="preserve">水电机组不引入</w:t>
+      </w:r>
+      <w:r>
+        <w:t xml:space="preserve"> </w:t>
+      </w:r>
+      <m:oMath>
+        <m:sSub>
+          <m:e>
+            <m:r>
+              <m:t>u</m:t>
+            </m:r>
+          </m:e>
+          <m:sub>
+            <m:r>
+              <m:t>i</m:t>
+            </m:r>
+          </m:sub>
+        </m:sSub>
+      </m:oMath>
+      <w:r>
+        <w:t xml:space="preserve">，因此不会出现</w:t>
+      </w:r>
+      <w:r>
+        <w:t xml:space="preserve"> </w:t>
+      </w:r>
+      <m:oMath>
+        <m:sSub>
+          <m:e>
+            <m:r>
+              <m:t>u</m:t>
+            </m:r>
+          </m:e>
+          <m:sub>
+            <m:r>
+              <m:t>i</m:t>
+            </m:r>
+          </m:sub>
+        </m:sSub>
+        <m:sSubSup>
+          <m:e>
+            <m:r>
+              <m:t>P</m:t>
+            </m:r>
+          </m:e>
+          <m:sub>
+            <m:r>
+              <m:t>H</m:t>
+            </m:r>
+            <m:r>
+              <m:rPr>
+                <m:sty m:val="p"/>
+              </m:rPr>
+              <m:t>,</m:t>
+            </m:r>
+            <m:r>
+              <m:t>i</m:t>
+            </m:r>
+          </m:sub>
+          <m:sup>
+            <m:r>
+              <m:rPr>
+                <m:sty m:val="p"/>
+              </m:rPr>
+              <m:t>min</m:t>
+            </m:r>
+          </m:sup>
+        </m:sSubSup>
+        <m:r>
+          <m:rPr>
+            <m:sty m:val="p"/>
+          </m:rPr>
+          <m:t>≤</m:t>
+        </m:r>
+        <m:sSub>
+          <m:e>
+            <m:r>
+              <m:t>P</m:t>
+            </m:r>
+          </m:e>
+          <m:sub>
+            <m:r>
+              <m:t>H</m:t>
+            </m:r>
+            <m:r>
+              <m:rPr>
+                <m:sty m:val="p"/>
+              </m:rPr>
+              <m:t>,</m:t>
+            </m:r>
+            <m:r>
+              <m:t>i</m:t>
+            </m:r>
+          </m:sub>
+        </m:sSub>
+        <m:r>
+          <m:rPr>
+            <m:sty m:val="p"/>
+          </m:rPr>
+          <m:t>≤</m:t>
+        </m:r>
+        <m:sSub>
+          <m:e>
+            <m:r>
+              <m:t>u</m:t>
+            </m:r>
+          </m:e>
+          <m:sub>
+            <m:r>
+              <m:t>i</m:t>
+            </m:r>
+          </m:sub>
+        </m:sSub>
+        <m:sSubSup>
+          <m:e>
+            <m:r>
+              <m:t>P</m:t>
+            </m:r>
+          </m:e>
+          <m:sub>
+            <m:r>
+              <m:t>H</m:t>
+            </m:r>
+            <m:r>
+              <m:rPr>
+                <m:sty m:val="p"/>
+              </m:rPr>
+              <m:t>,</m:t>
+            </m:r>
+            <m:r>
+              <m:t>i</m:t>
+            </m:r>
+          </m:sub>
+          <m:sup>
+            <m:r>
+              <m:rPr>
+                <m:sty m:val="p"/>
+              </m:rPr>
+              <m:t>max</m:t>
+            </m:r>
+          </m:sup>
+        </m:sSubSup>
+      </m:oMath>
+      <w:r>
+        <w:t xml:space="preserve"> </w:t>
+      </w:r>
+      <w:r>
+        <w:t xml:space="preserve">的启停约束；其可在上述连续区间内优化。</w:t>
+      </w:r>
+    </w:p>
+    <w:p>
+      <w:pPr>
+        <w:pStyle w:val="BodyText"/>
+      </w:pPr>
+      <w:r>
         <w:rPr>
           <w:bCs/>
           <w:b/>
@@ -6423,57 +7527,68 @@
         <w:t xml:space="preserve">实现说明</w:t>
       </w:r>
       <w:r>
-        <w:t xml:space="preserve">：上述 (2a)–(2d) 在 Gurobi 模型中统一通过机组变量界</w:t>
+        <w:t xml:space="preserve">：</w:t>
+      </w:r>
+      <w:r>
+        <w:rPr>
+          <w:rStyle w:val="VerbatimChar"/>
+        </w:rPr>
+        <w:t xml:space="preserve">source_dispatch_bounds.m</w:t>
       </w:r>
       <w:r>
         <w:t xml:space="preserve"> </w:t>
       </w:r>
+      <w:r>
+        <w:t xml:space="preserve">计算各机组的连续调度区间。对火电机组，</w:t>
+      </w:r>
+      <w:r>
+        <w:rPr>
+          <w:rStyle w:val="VerbatimChar"/>
+        </w:rPr>
+        <w:t xml:space="preserve">build_and_solve_dcopf.m</w:t>
+      </w:r>
+      <w:r>
+        <w:t xml:space="preserve"> </w:t>
+      </w:r>
+      <w:r>
+        <w:t xml:space="preserve">额外引入二进制变量</w:t>
+      </w:r>
+      <w:r>
+        <w:t xml:space="preserve"> </w:t>
+      </w:r>
       <m:oMath>
-        <m:r>
-          <m:rPr>
-            <m:nor/>
-            <m:sty m:val="p"/>
-            <m:scr m:val="monospace"/>
-          </m:rPr>
-          <m:t>lb</m:t>
-        </m:r>
-        <m:d>
-          <m:dPr>
-            <m:begChr m:val="("/>
-            <m:endChr m:val=")"/>
-            <m:sepChr m:val=""/>
-            <m:grow/>
-          </m:dPr>
+        <m:sSub>
           <m:e>
-            <m:sSub>
-              <m:e>
-                <m:r>
-                  <m:t>P</m:t>
-                </m:r>
-              </m:e>
-              <m:sub>
-                <m:r>
-                  <m:t>G</m:t>
-                </m:r>
-                <m:r>
-                  <m:rPr>
-                    <m:sty m:val="p"/>
-                  </m:rPr>
-                  <m:t>,</m:t>
-                </m:r>
-                <m:r>
-                  <m:t>i</m:t>
-                </m:r>
-              </m:sub>
-            </m:sSub>
+            <m:r>
+              <m:t>u</m:t>
+            </m:r>
           </m:e>
-        </m:d>
-        <m:r>
-          <m:rPr>
-            <m:sty m:val="p"/>
-          </m:rPr>
-          <m:t>=</m:t>
-        </m:r>
+          <m:sub>
+            <m:r>
+              <m:t>i</m:t>
+            </m:r>
+          </m:sub>
+        </m:sSub>
+      </m:oMath>
+      <w:r>
+        <w:t xml:space="preserve">，并通过两组线性约束施加</w:t>
+      </w:r>
+      <w:r>
+        <w:t xml:space="preserve"> </w:t>
+      </w:r>
+      <m:oMath>
+        <m:sSub>
+          <m:e>
+            <m:r>
+              <m:t>u</m:t>
+            </m:r>
+          </m:e>
+          <m:sub>
+            <m:r>
+              <m:t>i</m:t>
+            </m:r>
+          </m:sub>
+        </m:sSub>
         <m:sSubSup>
           <m:e>
             <m:bar>
@@ -6528,56 +7643,51 @@
             </m:r>
           </m:sup>
         </m:sSubSup>
-      </m:oMath>
-      <w:r>
-        <w:t xml:space="preserve">、</w:t>
-      </w:r>
-      <m:oMath>
-        <m:r>
-          <m:rPr>
-            <m:nor/>
-            <m:sty m:val="p"/>
-            <m:scr m:val="monospace"/>
-          </m:rPr>
-          <m:t>ub</m:t>
-        </m:r>
-        <m:d>
-          <m:dPr>
-            <m:begChr m:val="("/>
-            <m:endChr m:val=")"/>
-            <m:sepChr m:val=""/>
-            <m:grow/>
-          </m:dPr>
-          <m:e>
-            <m:sSub>
-              <m:e>
-                <m:r>
-                  <m:t>P</m:t>
-                </m:r>
-              </m:e>
-              <m:sub>
-                <m:r>
-                  <m:t>G</m:t>
-                </m:r>
-                <m:r>
-                  <m:rPr>
-                    <m:sty m:val="p"/>
-                  </m:rPr>
-                  <m:t>,</m:t>
-                </m:r>
-                <m:r>
-                  <m:t>i</m:t>
-                </m:r>
-              </m:sub>
-            </m:sSub>
-          </m:e>
-        </m:d>
         <m:r>
           <m:rPr>
             <m:sty m:val="p"/>
           </m:rPr>
-          <m:t>=</m:t>
+          <m:t>≤</m:t>
         </m:r>
+        <m:sSub>
+          <m:e>
+            <m:r>
+              <m:t>P</m:t>
+            </m:r>
+          </m:e>
+          <m:sub>
+            <m:r>
+              <m:t>G</m:t>
+            </m:r>
+            <m:r>
+              <m:rPr>
+                <m:sty m:val="p"/>
+              </m:rPr>
+              <m:t>,</m:t>
+            </m:r>
+            <m:r>
+              <m:t>i</m:t>
+            </m:r>
+          </m:sub>
+        </m:sSub>
+        <m:r>
+          <m:rPr>
+            <m:sty m:val="p"/>
+          </m:rPr>
+          <m:t>≤</m:t>
+        </m:r>
+        <m:sSub>
+          <m:e>
+            <m:r>
+              <m:t>u</m:t>
+            </m:r>
+          </m:e>
+          <m:sub>
+            <m:r>
+              <m:t>i</m:t>
+            </m:r>
+          </m:sub>
+        </m:sSub>
         <m:sSubSup>
           <m:e>
             <m:bar>
@@ -6634,22 +7744,7 @@
         </m:sSubSup>
       </m:oMath>
       <w:r>
-        <w:t xml:space="preserve"> </w:t>
-      </w:r>
-      <w:r>
-        <w:t xml:space="preserve">施加（见</w:t>
-      </w:r>
-      <w:r>
-        <w:t xml:space="preserve"> </w:t>
-      </w:r>
-      <w:r>
-        <w:rPr>
-          <w:rStyle w:val="VerbatimChar"/>
-        </w:rPr>
-        <w:t xml:space="preserve">matlab/source_dispatch_bounds.m</w:t>
-      </w:r>
-      <w:r>
-        <w:t xml:space="preserve">），无需额外约束行。</w:t>
+        <w:t xml:space="preserve">；对水电、风电、光伏，仍直接通过变量上下界施加连续区间。</w:t>
       </w:r>
     </w:p>
     <w:bookmarkEnd w:id="26"/>
@@ -7129,7 +8224,7 @@
         <w:pStyle w:val="FirstParagraph"/>
       </w:pPr>
       <w:r>
-        <w:t xml:space="preserve">Gurobi（MATLAB 接口）求解</w:t>
+        <w:t xml:space="preserve">Gurobi（MATLAB 接口）求解混合整数二次规划</w:t>
       </w:r>
       <w:r>
         <w:t xml:space="preserve"> </w:t>
@@ -7337,7 +8432,7 @@
         </m:r>
       </m:oMath>
       <w:r>
-        <w:t xml:space="preserve">：</w:t>
+        <w:t xml:space="preserve">，并指定火电启停变量为二进制变量：</w:t>
       </w:r>
     </w:p>
     <w:p>
@@ -7606,7 +8701,7 @@
         <w:t xml:space="preserve"> </w:t>
       </w:r>
       <w:r>
-        <w:t xml:space="preserve">行、式 (4) 为</w:t>
+        <w:t xml:space="preserve">行，式 (2a) 火电启停约束与式 (4) 潮流约束为</w:t>
       </w:r>
       <w:r>
         <w:t xml:space="preserve"> </w:t>
@@ -7674,7 +8769,236 @@
         </m:r>
       </m:oMath>
       <w:r>
-        <w:t xml:space="preserve">：式 (2a)–(2d) 源侧调度区间、式 (3) 切负荷界、式 (5) 平衡节点相角界；</w:t>
+        <w:t xml:space="preserve">：非火电源侧调度区间、火电</w:t>
+      </w:r>
+      <w:r>
+        <w:t xml:space="preserve"> </w:t>
+      </w:r>
+      <m:oMath>
+        <m:sSub>
+          <m:e>
+            <m:r>
+              <m:t>P</m:t>
+            </m:r>
+          </m:e>
+          <m:sub>
+            <m:r>
+              <m:t>G</m:t>
+            </m:r>
+          </m:sub>
+        </m:sSub>
+      </m:oMath>
+      <w:r>
+        <w:t xml:space="preserve"> </w:t>
+      </w:r>
+      <w:r>
+        <w:t xml:space="preserve">的</w:t>
+      </w:r>
+      <w:r>
+        <w:t xml:space="preserve"> </w:t>
+      </w:r>
+      <m:oMath>
+        <m:d>
+          <m:dPr>
+            <m:begChr m:val="["/>
+            <m:endChr m:val="]"/>
+            <m:sepChr m:val=""/>
+            <m:grow/>
+          </m:dPr>
+          <m:e>
+            <m:r>
+              <m:t>0</m:t>
+            </m:r>
+            <m:r>
+              <m:rPr>
+                <m:sty m:val="p"/>
+              </m:rPr>
+              <m:t>,</m:t>
+            </m:r>
+            <m:sSup>
+              <m:e>
+                <m:bar>
+                  <m:barPr>
+                    <m:pos m:val="top"/>
+                  </m:barPr>
+                  <m:e>
+                    <m:r>
+                      <m:t>P</m:t>
+                    </m:r>
+                  </m:e>
+                </m:bar>
+              </m:e>
+              <m:sup>
+                <m:r>
+                  <m:rPr>
+                    <m:sty m:val="p"/>
+                  </m:rPr>
+                  <m:t>d</m:t>
+                </m:r>
+                <m:r>
+                  <m:rPr>
+                    <m:sty m:val="p"/>
+                  </m:rPr>
+                  <m:t>i</m:t>
+                </m:r>
+                <m:r>
+                  <m:rPr>
+                    <m:sty m:val="p"/>
+                  </m:rPr>
+                  <m:t>s</m:t>
+                </m:r>
+                <m:r>
+                  <m:rPr>
+                    <m:sty m:val="p"/>
+                  </m:rPr>
+                  <m:t>p</m:t>
+                </m:r>
+              </m:sup>
+            </m:sSup>
+          </m:e>
+        </m:d>
+      </m:oMath>
+      <w:r>
+        <w:t xml:space="preserve"> </w:t>
+      </w:r>
+      <w:r>
+        <w:t xml:space="preserve">变量界、切负荷界、平衡节点相角界、</w:t>
+      </w:r>
+      <m:oMath>
+        <m:sSub>
+          <m:e>
+            <m:r>
+              <m:t>u</m:t>
+            </m:r>
+          </m:e>
+          <m:sub>
+            <m:r>
+              <m:t>i</m:t>
+            </m:r>
+          </m:sub>
+        </m:sSub>
+        <m:r>
+          <m:rPr>
+            <m:sty m:val="p"/>
+          </m:rPr>
+          <m:t>∈</m:t>
+        </m:r>
+        <m:d>
+          <m:dPr>
+            <m:begChr m:val="["/>
+            <m:endChr m:val="]"/>
+            <m:sepChr m:val=""/>
+            <m:grow/>
+          </m:dPr>
+          <m:e>
+            <m:r>
+              <m:t>0</m:t>
+            </m:r>
+            <m:r>
+              <m:rPr>
+                <m:sty m:val="p"/>
+              </m:rPr>
+              <m:t>,</m:t>
+            </m:r>
+            <m:r>
+              <m:t>1</m:t>
+            </m:r>
+          </m:e>
+        </m:d>
+      </m:oMath>
+      <w:r>
+        <w:t xml:space="preserve">；</w:t>
+      </w:r>
+    </w:p>
+    <w:p>
+      <w:pPr>
+        <w:numPr>
+          <w:ilvl w:val="0"/>
+          <w:numId w:val="1002"/>
+        </w:numPr>
+        <w:pStyle w:val="Compact"/>
+      </w:pPr>
+      <m:oMath>
+        <m:r>
+          <m:rPr>
+            <m:sty m:val="b"/>
+          </m:rPr>
+          <m:t>v</m:t>
+        </m:r>
+        <m:r>
+          <m:rPr>
+            <m:sty m:val="b"/>
+          </m:rPr>
+          <m:t>t</m:t>
+        </m:r>
+        <m:r>
+          <m:rPr>
+            <m:sty m:val="b"/>
+          </m:rPr>
+          <m:t>y</m:t>
+        </m:r>
+        <m:r>
+          <m:rPr>
+            <m:sty m:val="b"/>
+          </m:rPr>
+          <m:t>p</m:t>
+        </m:r>
+        <m:r>
+          <m:rPr>
+            <m:sty m:val="b"/>
+          </m:rPr>
+          <m:t>e</m:t>
+        </m:r>
+      </m:oMath>
+      <w:r>
+        <w:t xml:space="preserve">：火电启停变量</w:t>
+      </w:r>
+      <w:r>
+        <w:t xml:space="preserve"> </w:t>
+      </w:r>
+      <m:oMath>
+        <m:sSub>
+          <m:e>
+            <m:r>
+              <m:t>u</m:t>
+            </m:r>
+          </m:e>
+          <m:sub>
+            <m:r>
+              <m:t>i</m:t>
+            </m:r>
+          </m:sub>
+        </m:sSub>
+      </m:oMath>
+      <w:r>
+        <w:t xml:space="preserve"> </w:t>
+      </w:r>
+      <w:r>
+        <w:t xml:space="preserve">设置为</w:t>
+      </w:r>
+      <w:r>
+        <w:t xml:space="preserve"> </w:t>
+      </w:r>
+      <w:r>
+        <w:rPr>
+          <w:rStyle w:val="VerbatimChar"/>
+        </w:rPr>
+        <w:t xml:space="preserve">B</w:t>
+      </w:r>
+      <w:r>
+        <w:t xml:space="preserve">，其余变量为连续变量</w:t>
+      </w:r>
+      <w:r>
+        <w:t xml:space="preserve"> </w:t>
+      </w:r>
+      <w:r>
+        <w:rPr>
+          <w:rStyle w:val="VerbatimChar"/>
+        </w:rPr>
+        <w:t xml:space="preserve">C</w:t>
+      </w:r>
+      <w:r>
+        <w:t xml:space="preserve">；</w:t>
       </w:r>
     </w:p>
     <w:p>
@@ -8479,13 +9803,14 @@
         <w:jc w:val="start"/>
       </w:tblPr>
       <w:tblGrid>
-        <w:gridCol w:w="1131"/>
-        <w:gridCol w:w="1131"/>
-        <w:gridCol w:w="1131"/>
-        <w:gridCol w:w="1131"/>
-        <w:gridCol w:w="1131"/>
-        <w:gridCol w:w="1131"/>
-        <w:gridCol w:w="1131"/>
+        <w:gridCol w:w="990"/>
+        <w:gridCol w:w="990"/>
+        <w:gridCol w:w="990"/>
+        <w:gridCol w:w="990"/>
+        <w:gridCol w:w="990"/>
+        <w:gridCol w:w="990"/>
+        <w:gridCol w:w="990"/>
+        <w:gridCol w:w="990"/>
       </w:tblGrid>
       <w:tr>
         <w:trPr>
@@ -8525,6 +9850,29 @@
             <w:r>
               <w:t xml:space="preserve">类型</w:t>
             </w:r>
+          </w:p>
+        </w:tc>
+        <w:tc>
+          <w:tcPr/>
+          <w:p>
+            <w:pPr>
+              <w:pStyle w:val="Compact"/>
+              <w:jc w:val="center"/>
+            </w:pPr>
+            <m:oMath>
+              <m:sSub>
+                <m:e>
+                  <m:r>
+                    <m:t>u</m:t>
+                  </m:r>
+                </m:e>
+                <m:sub>
+                  <m:r>
+                    <m:t>i</m:t>
+                  </m:r>
+                </m:sub>
+              </m:sSub>
+            </m:oMath>
           </w:p>
         </w:tc>
         <w:tc>
@@ -8635,6 +9983,18 @@
           <w:p>
             <w:pPr>
               <w:pStyle w:val="Compact"/>
+              <w:jc w:val="center"/>
+            </w:pPr>
+            <w:r>
+              <w:t xml:space="preserve">—</w:t>
+            </w:r>
+          </w:p>
+        </w:tc>
+        <w:tc>
+          <w:tcPr/>
+          <w:p>
+            <w:pPr>
+              <w:pStyle w:val="Compact"/>
               <w:jc w:val="right"/>
             </w:pPr>
             <w:r>
@@ -8721,6 +10081,18 @@
           <w:p>
             <w:pPr>
               <w:pStyle w:val="Compact"/>
+              <w:jc w:val="center"/>
+            </w:pPr>
+            <w:r>
+              <w:t xml:space="preserve">1</w:t>
+            </w:r>
+          </w:p>
+        </w:tc>
+        <w:tc>
+          <w:tcPr/>
+          <w:p>
+            <w:pPr>
+              <w:pStyle w:val="Compact"/>
               <w:jc w:val="right"/>
             </w:pPr>
             <w:r>
@@ -8807,6 +10179,18 @@
           <w:p>
             <w:pPr>
               <w:pStyle w:val="Compact"/>
+              <w:jc w:val="center"/>
+            </w:pPr>
+            <w:r>
+              <w:t xml:space="preserve">1</w:t>
+            </w:r>
+          </w:p>
+        </w:tc>
+        <w:tc>
+          <w:tcPr/>
+          <w:p>
+            <w:pPr>
+              <w:pStyle w:val="Compact"/>
               <w:jc w:val="right"/>
             </w:pPr>
             <w:r>
@@ -8893,6 +10277,18 @@
           <w:p>
             <w:pPr>
               <w:pStyle w:val="Compact"/>
+              <w:jc w:val="center"/>
+            </w:pPr>
+            <w:r>
+              <w:t xml:space="preserve">1</w:t>
+            </w:r>
+          </w:p>
+        </w:tc>
+        <w:tc>
+          <w:tcPr/>
+          <w:p>
+            <w:pPr>
+              <w:pStyle w:val="Compact"/>
               <w:jc w:val="right"/>
             </w:pPr>
             <w:r>
@@ -8979,6 +10375,18 @@
           <w:p>
             <w:pPr>
               <w:pStyle w:val="Compact"/>
+              <w:jc w:val="center"/>
+            </w:pPr>
+            <w:r>
+              <w:t xml:space="preserve">1</w:t>
+            </w:r>
+          </w:p>
+        </w:tc>
+        <w:tc>
+          <w:tcPr/>
+          <w:p>
+            <w:pPr>
+              <w:pStyle w:val="Compact"/>
               <w:jc w:val="right"/>
             </w:pPr>
             <w:r>
@@ -9065,6 +10473,18 @@
           <w:p>
             <w:pPr>
               <w:pStyle w:val="Compact"/>
+              <w:jc w:val="center"/>
+            </w:pPr>
+            <w:r>
+              <w:t xml:space="preserve">—</w:t>
+            </w:r>
+          </w:p>
+        </w:tc>
+        <w:tc>
+          <w:tcPr/>
+          <w:p>
+            <w:pPr>
+              <w:pStyle w:val="Compact"/>
               <w:jc w:val="right"/>
             </w:pPr>
             <w:r>
@@ -9151,6 +10571,18 @@
           <w:p>
             <w:pPr>
               <w:pStyle w:val="Compact"/>
+              <w:jc w:val="center"/>
+            </w:pPr>
+            <w:r>
+              <w:t xml:space="preserve">—</w:t>
+            </w:r>
+          </w:p>
+        </w:tc>
+        <w:tc>
+          <w:tcPr/>
+          <w:p>
+            <w:pPr>
+              <w:pStyle w:val="Compact"/>
               <w:jc w:val="right"/>
             </w:pPr>
             <w:r>
@@ -9237,6 +10669,18 @@
           <w:p>
             <w:pPr>
               <w:pStyle w:val="Compact"/>
+              <w:jc w:val="center"/>
+            </w:pPr>
+            <w:r>
+              <w:t xml:space="preserve">—</w:t>
+            </w:r>
+          </w:p>
+        </w:tc>
+        <w:tc>
+          <w:tcPr/>
+          <w:p>
+            <w:pPr>
+              <w:pStyle w:val="Compact"/>
               <w:jc w:val="right"/>
             </w:pPr>
             <w:r>
@@ -9323,6 +10767,18 @@
           <w:p>
             <w:pPr>
               <w:pStyle w:val="Compact"/>
+              <w:jc w:val="center"/>
+            </w:pPr>
+            <w:r>
+              <w:t xml:space="preserve">1</w:t>
+            </w:r>
+          </w:p>
+        </w:tc>
+        <w:tc>
+          <w:tcPr/>
+          <w:p>
+            <w:pPr>
+              <w:pStyle w:val="Compact"/>
               <w:jc w:val="right"/>
             </w:pPr>
             <w:r>
@@ -9401,6 +10857,18 @@
             </w:pPr>
             <w:r>
               <w:t xml:space="preserve">火电-gas</w:t>
+            </w:r>
+          </w:p>
+        </w:tc>
+        <w:tc>
+          <w:tcPr/>
+          <w:p>
+            <w:pPr>
+              <w:pStyle w:val="Compact"/>
+              <w:jc w:val="center"/>
+            </w:pPr>
+            <w:r>
+              <w:t xml:space="preserve">1</w:t>
             </w:r>
           </w:p>
         </w:tc>
@@ -9468,6 +10936,14 @@
               </w:rPr>
               <w:t xml:space="preserve">合计</w:t>
             </w:r>
+          </w:p>
+        </w:tc>
+        <w:tc>
+          <w:tcPr/>
+          <w:p>
+            <w:pPr>
+              <w:pStyle w:val="Compact"/>
+            </w:pPr>
           </w:p>
         </w:tc>
         <w:tc>
@@ -15668,13 +17144,13 @@
       </w:r>
     </w:p>
     <w:bookmarkEnd w:id="36"/>
-    <w:bookmarkStart w:id="37" w:name="支路变压器潮流46-条完整表"/>
+    <w:bookmarkStart w:id="37" w:name="支路潮流46-条完整表含变比支路"/>
     <w:p>
       <w:pPr>
         <w:pStyle w:val="Heading3"/>
       </w:pPr>
       <w:r>
-        <w:t xml:space="preserve">3.5 支路/变压器潮流（46 条完整表）</w:t>
+        <w:t xml:space="preserve">3.5 支路潮流（46 条完整表；含变比支路）</w:t>
       </w:r>
     </w:p>
     <w:p>
@@ -15694,7 +17170,29 @@
         <w:t xml:space="preserve"> </w:t>
       </w:r>
       <w:r>
-        <w:t xml:space="preserve">为线路或变压器；</w:t>
+        <w:t xml:space="preserve">为线路或</w:t>
+      </w:r>
+      <w:r>
+        <w:rPr>
+          <w:bCs/>
+          <w:b/>
+        </w:rPr>
+        <w:t xml:space="preserve">变比支路</w:t>
+      </w:r>
+      <w:r>
+        <w:t xml:space="preserve">（</w:t>
+      </w:r>
+      <w:r>
+        <w:rPr>
+          <w:rStyle w:val="VerbatimChar"/>
+        </w:rPr>
+        <w:t xml:space="preserve">tap≠0</w:t>
+      </w:r>
+      <w:r>
+        <w:t xml:space="preserve"> </w:t>
+      </w:r>
+      <w:r>
+        <w:t xml:space="preserve">的含变比支路）；</w:t>
       </w:r>
       <w:r>
         <w:rPr>
@@ -15772,6 +17270,58 @@
       </w:r>
       <w:r>
         <w:t xml:space="preserve">方向有功 (MW)。</w:t>
+      </w:r>
+    </w:p>
+    <w:p>
+      <w:pPr>
+        <w:pStyle w:val="BlockText"/>
+      </w:pPr>
+      <w:r>
+        <w:t xml:space="preserve">注：</w:t>
+      </w:r>
+      <w:r>
+        <w:rPr>
+          <w:rStyle w:val="VerbatimChar"/>
+        </w:rPr>
+        <w:t xml:space="preserve">tap≠0</w:t>
+      </w:r>
+      <w:r>
+        <w:t xml:space="preserve"> </w:t>
+      </w:r>
+      <w:r>
+        <w:t xml:space="preserve">的 12 条支路是 DC 模型中的</w:t>
+      </w:r>
+      <w:r>
+        <w:rPr>
+          <w:bCs/>
+          <w:b/>
+        </w:rPr>
+        <w:t xml:space="preserve">含变比支路</w:t>
+      </w:r>
+      <w:r>
+        <w:t xml:space="preserve">，仅用于潮流计算；本研究的</w:t>
+      </w:r>
+      <w:r>
+        <w:rPr>
+          <w:bCs/>
+          <w:b/>
+        </w:rPr>
+        <w:t xml:space="preserve">物理变压器</w:t>
+      </w:r>
+      <w:r>
+        <w:t xml:space="preserve">按”每个非电源节点一台同型号”建模（见</w:t>
+      </w:r>
+      <w:r>
+        <w:t xml:space="preserve"> </w:t>
+      </w:r>
+      <w:r>
+        <w:rPr>
+          <w:rStyle w:val="VerbatimChar"/>
+        </w:rPr>
+        <w:t xml:space="preserve">docs/04</w:t>
+      </w:r>
+      <w:r>
+        <w:t xml:space="preserve">），与这些支路不是同一对象。</w:t>
       </w:r>
     </w:p>
     <w:tbl>
@@ -16390,7 +17940,7 @@
               <w:jc w:val="left"/>
             </w:pPr>
             <w:r>
-              <w:t xml:space="preserve">变压器</w:t>
+              <w:t xml:space="preserve">变比支路</w:t>
             </w:r>
           </w:p>
         </w:tc>
@@ -17380,7 +18930,7 @@
               <w:jc w:val="left"/>
             </w:pPr>
             <w:r>
-              <w:t xml:space="preserve">变压器</w:t>
+              <w:t xml:space="preserve">变比支路</w:t>
             </w:r>
           </w:p>
         </w:tc>
@@ -18040,7 +19590,7 @@
               <w:jc w:val="left"/>
             </w:pPr>
             <w:r>
-              <w:t xml:space="preserve">变压器</w:t>
+              <w:t xml:space="preserve">变比支路</w:t>
             </w:r>
           </w:p>
         </w:tc>
@@ -18150,7 +19700,7 @@
               <w:jc w:val="left"/>
             </w:pPr>
             <w:r>
-              <w:t xml:space="preserve">变压器</w:t>
+              <w:t xml:space="preserve">变比支路</w:t>
             </w:r>
           </w:p>
         </w:tc>
@@ -18260,7 +19810,7 @@
               <w:jc w:val="left"/>
             </w:pPr>
             <w:r>
-              <w:t xml:space="preserve">变压器</w:t>
+              <w:t xml:space="preserve">变比支路</w:t>
             </w:r>
           </w:p>
         </w:tc>
@@ -19360,7 +20910,7 @@
               <w:jc w:val="left"/>
             </w:pPr>
             <w:r>
-              <w:t xml:space="preserve">变压器</w:t>
+              <w:t xml:space="preserve">变比支路</w:t>
             </w:r>
           </w:p>
         </w:tc>
@@ -19470,7 +21020,7 @@
               <w:jc w:val="left"/>
             </w:pPr>
             <w:r>
-              <w:t xml:space="preserve">变压器</w:t>
+              <w:t xml:space="preserve">变比支路</w:t>
             </w:r>
           </w:p>
         </w:tc>
@@ -19580,7 +21130,7 @@
               <w:jc w:val="left"/>
             </w:pPr>
             <w:r>
-              <w:t xml:space="preserve">变压器</w:t>
+              <w:t xml:space="preserve">变比支路</w:t>
             </w:r>
           </w:p>
         </w:tc>
@@ -19910,7 +21460,7 @@
               <w:jc w:val="left"/>
             </w:pPr>
             <w:r>
-              <w:t xml:space="preserve">变压器</w:t>
+              <w:t xml:space="preserve">变比支路</w:t>
             </w:r>
           </w:p>
         </w:tc>
@@ -20130,7 +21680,7 @@
               <w:jc w:val="left"/>
             </w:pPr>
             <w:r>
-              <w:t xml:space="preserve">变压器</w:t>
+              <w:t xml:space="preserve">变比支路</w:t>
             </w:r>
           </w:p>
         </w:tc>
@@ -20350,7 +21900,7 @@
               <w:jc w:val="left"/>
             </w:pPr>
             <w:r>
-              <w:t xml:space="preserve">变压器</w:t>
+              <w:t xml:space="preserve">变比支路</w:t>
             </w:r>
           </w:p>
         </w:tc>
@@ -20900,7 +22450,7 @@
               <w:jc w:val="left"/>
             </w:pPr>
             <w:r>
-              <w:t xml:space="preserve">变压器</w:t>
+              <w:t xml:space="preserve">变比支路</w:t>
             </w:r>
           </w:p>
         </w:tc>
@@ -20967,13 +22517,13 @@
       </w:tr>
     </w:tbl>
     <w:bookmarkEnd w:id="37"/>
-    <w:bookmarkStart w:id="38" w:name="变压器支路潮流专表12-台"/>
+    <w:bookmarkStart w:id="38" w:name="含变比tap0支路潮流专表12-条"/>
     <w:p>
       <w:pPr>
         <w:pStyle w:val="Heading3"/>
       </w:pPr>
       <w:r>
-        <w:t xml:space="preserve">3.6 变压器支路潮流专表（12 台）</w:t>
+        <w:t xml:space="preserve">3.6 含变比(tap≠0)支路潮流专表（12 条）</w:t>
       </w:r>
     </w:p>
     <w:tbl>

--- a/docs/word/02_最优潮流调度模型.docx
+++ b/docs/word/02_最优潮流调度模型.docx
@@ -4056,211 +4056,17 @@
         <w:t xml:space="preserve">最大出力</w:t>
       </w:r>
       <w:r>
-        <w:t xml:space="preserve">由第一步降容公式给出；</w:t>
+        <w:t xml:space="preserve">由第一步降容公式给出。对于本节的</w:t>
       </w:r>
       <w:r>
         <w:rPr>
           <w:bCs/>
           <w:b/>
         </w:rPr>
-        <w:t xml:space="preserve">调度可行区间</w:t>
-      </w:r>
-      <w:r>
-        <w:t xml:space="preserve">在单时段快照（</w:t>
-      </w:r>
-      <m:oMath>
-        <m:r>
-          <m:t>Δ</m:t>
-        </m:r>
-        <m:r>
-          <m:t>t</m:t>
-        </m:r>
-        <m:r>
-          <m:rPr>
-            <m:sty m:val="p"/>
-          </m:rPr>
-          <m:t>=</m:t>
-        </m:r>
-        <m:r>
-          <m:t>1</m:t>
-        </m:r>
-        <m:r>
-          <m:t> </m:t>
-        </m:r>
-        <m:r>
-          <m:rPr>
-            <m:nor/>
-            <m:sty m:val="p"/>
-          </m:rPr>
-          <m:t>h</m:t>
-        </m:r>
-      </m:oMath>
-      <w:r>
-        <w:t xml:space="preserve">）下实现为变量上下界</w:t>
-      </w:r>
-      <w:r>
-        <w:t xml:space="preserve"> </w:t>
-      </w:r>
-      <m:oMath>
-        <m:sSubSup>
-          <m:e>
-            <m:bar>
-              <m:barPr>
-                <m:pos m:val="bot"/>
-              </m:barPr>
-              <m:e>
-                <m:r>
-                  <m:t>P</m:t>
-                </m:r>
-              </m:e>
-            </m:bar>
-          </m:e>
-          <m:sub>
-            <m:r>
-              <m:t>G</m:t>
-            </m:r>
-            <m:r>
-              <m:rPr>
-                <m:sty m:val="p"/>
-              </m:rPr>
-              <m:t>,</m:t>
-            </m:r>
-            <m:r>
-              <m:t>i</m:t>
-            </m:r>
-          </m:sub>
-          <m:sup>
-            <m:r>
-              <m:rPr>
-                <m:sty m:val="p"/>
-              </m:rPr>
-              <m:t>d</m:t>
-            </m:r>
-            <m:r>
-              <m:rPr>
-                <m:sty m:val="p"/>
-              </m:rPr>
-              <m:t>i</m:t>
-            </m:r>
-            <m:r>
-              <m:rPr>
-                <m:sty m:val="p"/>
-              </m:rPr>
-              <m:t>s</m:t>
-            </m:r>
-            <m:r>
-              <m:rPr>
-                <m:sty m:val="p"/>
-              </m:rPr>
-              <m:t>p</m:t>
-            </m:r>
-          </m:sup>
-        </m:sSubSup>
-        <m:r>
-          <m:rPr>
-            <m:sty m:val="p"/>
-          </m:rPr>
-          <m:t>≤</m:t>
-        </m:r>
-        <m:sSub>
-          <m:e>
-            <m:r>
-              <m:t>P</m:t>
-            </m:r>
-          </m:e>
-          <m:sub>
-            <m:r>
-              <m:t>G</m:t>
-            </m:r>
-            <m:r>
-              <m:rPr>
-                <m:sty m:val="p"/>
-              </m:rPr>
-              <m:t>,</m:t>
-            </m:r>
-            <m:r>
-              <m:t>i</m:t>
-            </m:r>
-          </m:sub>
-        </m:sSub>
-        <m:r>
-          <m:rPr>
-            <m:sty m:val="p"/>
-          </m:rPr>
-          <m:t>≤</m:t>
-        </m:r>
-        <m:sSubSup>
-          <m:e>
-            <m:bar>
-              <m:barPr>
-                <m:pos m:val="top"/>
-              </m:barPr>
-              <m:e>
-                <m:r>
-                  <m:t>P</m:t>
-                </m:r>
-              </m:e>
-            </m:bar>
-          </m:e>
-          <m:sub>
-            <m:r>
-              <m:t>G</m:t>
-            </m:r>
-            <m:r>
-              <m:rPr>
-                <m:sty m:val="p"/>
-              </m:rPr>
-              <m:t>,</m:t>
-            </m:r>
-            <m:r>
-              <m:t>i</m:t>
-            </m:r>
-          </m:sub>
-          <m:sup>
-            <m:r>
-              <m:rPr>
-                <m:sty m:val="p"/>
-              </m:rPr>
-              <m:t>d</m:t>
-            </m:r>
-            <m:r>
-              <m:rPr>
-                <m:sty m:val="p"/>
-              </m:rPr>
-              <m:t>i</m:t>
-            </m:r>
-            <m:r>
-              <m:rPr>
-                <m:sty m:val="p"/>
-              </m:rPr>
-              <m:t>s</m:t>
-            </m:r>
-            <m:r>
-              <m:rPr>
-                <m:sty m:val="p"/>
-              </m:rPr>
-              <m:t>p</m:t>
-            </m:r>
-          </m:sup>
-        </m:sSubSup>
-      </m:oMath>
-      <w:r>
-        <w:t xml:space="preserve">，由</w:t>
-      </w:r>
-      <w:r>
-        <w:t xml:space="preserve"> </w:t>
-      </w:r>
-      <w:r>
-        <w:rPr>
-          <w:rStyle w:val="VerbatimChar"/>
-        </w:rPr>
-        <w:t xml:space="preserve">source_dispatch_bounds.m</w:t>
-      </w:r>
-      <w:r>
-        <w:t xml:space="preserve"> </w:t>
-      </w:r>
-      <w:r>
-        <w:t xml:space="preserve">计算。</w:t>
+        <w:t xml:space="preserve">源-荷失衡基准 OPF</w:t>
+      </w:r>
+      <w:r>
+        <w:t xml:space="preserve">，由于尚未知上一时刻机组出力，故不施加爬坡约束；爬坡约束仅在后续故障场景遍历中使用，并以本节求得的基准机组出力作为爬坡中心。</w:t>
       </w:r>
     </w:p>
     <w:p>
@@ -4770,13 +4576,564 @@
         <w:t xml:space="preserve"> </w:t>
       </w:r>
       <w:r>
-        <w:t xml:space="preserve">表示火电机组启停状态。单时段爬坡约束（相对基准出力</w:t>
+        <w:t xml:space="preserve">表示火电机组启停状态。基准 OPF 不使用爬坡约束，因此开机状态下的可调度上下界为：</w:t>
+      </w:r>
+    </w:p>
+    <w:p>
+      <w:pPr>
+        <w:pStyle w:val="BodyText"/>
+      </w:pPr>
+      <m:oMathPara>
+        <m:oMathParaPr>
+          <m:jc m:val="center"/>
+        </m:oMathParaPr>
+        <m:oMath>
+          <m:sSubSup>
+            <m:e>
+              <m:bar>
+                <m:barPr>
+                  <m:pos m:val="bot"/>
+                </m:barPr>
+                <m:e>
+                  <m:r>
+                    <m:t>P</m:t>
+                  </m:r>
+                </m:e>
+              </m:bar>
+            </m:e>
+            <m:sub>
+              <m:r>
+                <m:t>G</m:t>
+              </m:r>
+              <m:r>
+                <m:rPr>
+                  <m:sty m:val="p"/>
+                </m:rPr>
+                <m:t>,</m:t>
+              </m:r>
+              <m:r>
+                <m:t>i</m:t>
+              </m:r>
+            </m:sub>
+            <m:sup>
+              <m:r>
+                <m:rPr>
+                  <m:sty m:val="p"/>
+                </m:rPr>
+                <m:t>d</m:t>
+              </m:r>
+              <m:r>
+                <m:rPr>
+                  <m:sty m:val="p"/>
+                </m:rPr>
+                <m:t>i</m:t>
+              </m:r>
+              <m:r>
+                <m:rPr>
+                  <m:sty m:val="p"/>
+                </m:rPr>
+                <m:t>s</m:t>
+              </m:r>
+              <m:r>
+                <m:rPr>
+                  <m:sty m:val="p"/>
+                </m:rPr>
+                <m:t>p</m:t>
+              </m:r>
+            </m:sup>
+          </m:sSubSup>
+          <m:r>
+            <m:rPr>
+              <m:sty m:val="p"/>
+            </m:rPr>
+            <m:t>=</m:t>
+          </m:r>
+          <m:sSub>
+            <m:e>
+              <m:bar>
+                <m:barPr>
+                  <m:pos m:val="bot"/>
+                </m:barPr>
+                <m:e>
+                  <m:r>
+                    <m:t>P</m:t>
+                  </m:r>
+                </m:e>
+              </m:bar>
+            </m:e>
+            <m:sub>
+              <m:r>
+                <m:t>G</m:t>
+              </m:r>
+              <m:r>
+                <m:rPr>
+                  <m:sty m:val="p"/>
+                </m:rPr>
+                <m:t>,</m:t>
+              </m:r>
+              <m:r>
+                <m:t>i</m:t>
+              </m:r>
+            </m:sub>
+          </m:sSub>
+          <m:r>
+            <m:rPr>
+              <m:sty m:val="p"/>
+            </m:rPr>
+            <m:t>,</m:t>
+          </m:r>
+          <m:r>
+            <m:t>  </m:t>
+          </m:r>
+          <m:sSubSup>
+            <m:e>
+              <m:bar>
+                <m:barPr>
+                  <m:pos m:val="top"/>
+                </m:barPr>
+                <m:e>
+                  <m:r>
+                    <m:t>P</m:t>
+                  </m:r>
+                </m:e>
+              </m:bar>
+            </m:e>
+            <m:sub>
+              <m:r>
+                <m:t>G</m:t>
+              </m:r>
+              <m:r>
+                <m:rPr>
+                  <m:sty m:val="p"/>
+                </m:rPr>
+                <m:t>,</m:t>
+              </m:r>
+              <m:r>
+                <m:t>i</m:t>
+              </m:r>
+            </m:sub>
+            <m:sup>
+              <m:r>
+                <m:rPr>
+                  <m:sty m:val="p"/>
+                </m:rPr>
+                <m:t>d</m:t>
+              </m:r>
+              <m:r>
+                <m:rPr>
+                  <m:sty m:val="p"/>
+                </m:rPr>
+                <m:t>i</m:t>
+              </m:r>
+              <m:r>
+                <m:rPr>
+                  <m:sty m:val="p"/>
+                </m:rPr>
+                <m:t>s</m:t>
+              </m:r>
+              <m:r>
+                <m:rPr>
+                  <m:sty m:val="p"/>
+                </m:rPr>
+                <m:t>p</m:t>
+              </m:r>
+            </m:sup>
+          </m:sSubSup>
+          <m:r>
+            <m:rPr>
+              <m:sty m:val="p"/>
+            </m:rPr>
+            <m:t>=</m:t>
+          </m:r>
+          <m:sSubSup>
+            <m:e>
+              <m:r>
+                <m:t>P</m:t>
+              </m:r>
+            </m:e>
+            <m:sub>
+              <m:r>
+                <m:t>G</m:t>
+              </m:r>
+              <m:r>
+                <m:rPr>
+                  <m:sty m:val="p"/>
+                </m:rPr>
+                <m:t>,</m:t>
+              </m:r>
+              <m:r>
+                <m:t>i</m:t>
+              </m:r>
+            </m:sub>
+            <m:sup>
+              <m:r>
+                <m:rPr>
+                  <m:sty m:val="p"/>
+                </m:rPr>
+                <m:t>max</m:t>
+              </m:r>
+            </m:sup>
+          </m:sSubSup>
+          <m:d>
+            <m:dPr>
+              <m:begChr m:val="("/>
+              <m:endChr m:val=")"/>
+              <m:sepChr m:val=""/>
+              <m:grow/>
+            </m:dPr>
+            <m:e>
+              <m:r>
+                <m:t>T</m:t>
+              </m:r>
+            </m:e>
+          </m:d>
+          <m:r>
+            <m:rPr>
+              <m:sty m:val="p"/>
+            </m:rPr>
+            <m:t>.</m:t>
+          </m:r>
+        </m:oMath>
+      </m:oMathPara>
+    </w:p>
+    <w:p>
+      <w:pPr>
+        <w:pStyle w:val="FirstParagraph"/>
+      </w:pPr>
+      <w:r>
+        <w:t xml:space="preserve">并施加启停约束：</w:t>
+      </w:r>
+    </w:p>
+    <w:p>
+      <w:pPr>
+        <w:pStyle w:val="BodyText"/>
+      </w:pPr>
+      <m:oMathPara>
+        <m:oMathParaPr>
+          <m:jc m:val="center"/>
+        </m:oMathParaPr>
+        <m:oMath>
+          <m:sSub>
+            <m:e>
+              <m:r>
+                <m:t>u</m:t>
+              </m:r>
+            </m:e>
+            <m:sub>
+              <m:r>
+                <m:t>i</m:t>
+              </m:r>
+            </m:sub>
+          </m:sSub>
+          <m:r>
+            <m:t> </m:t>
+          </m:r>
+          <m:sSubSup>
+            <m:e>
+              <m:bar>
+                <m:barPr>
+                  <m:pos m:val="bot"/>
+                </m:barPr>
+                <m:e>
+                  <m:r>
+                    <m:t>P</m:t>
+                  </m:r>
+                </m:e>
+              </m:bar>
+            </m:e>
+            <m:sub>
+              <m:r>
+                <m:t>G</m:t>
+              </m:r>
+              <m:r>
+                <m:rPr>
+                  <m:sty m:val="p"/>
+                </m:rPr>
+                <m:t>,</m:t>
+              </m:r>
+              <m:r>
+                <m:t>i</m:t>
+              </m:r>
+            </m:sub>
+            <m:sup>
+              <m:r>
+                <m:rPr>
+                  <m:sty m:val="p"/>
+                </m:rPr>
+                <m:t>d</m:t>
+              </m:r>
+              <m:r>
+                <m:rPr>
+                  <m:sty m:val="p"/>
+                </m:rPr>
+                <m:t>i</m:t>
+              </m:r>
+              <m:r>
+                <m:rPr>
+                  <m:sty m:val="p"/>
+                </m:rPr>
+                <m:t>s</m:t>
+              </m:r>
+              <m:r>
+                <m:rPr>
+                  <m:sty m:val="p"/>
+                </m:rPr>
+                <m:t>p</m:t>
+              </m:r>
+            </m:sup>
+          </m:sSubSup>
+          <m:r>
+            <m:rPr>
+              <m:sty m:val="p"/>
+            </m:rPr>
+            <m:t>≤</m:t>
+          </m:r>
+          <m:sSub>
+            <m:e>
+              <m:r>
+                <m:t>P</m:t>
+              </m:r>
+            </m:e>
+            <m:sub>
+              <m:r>
+                <m:t>G</m:t>
+              </m:r>
+              <m:r>
+                <m:rPr>
+                  <m:sty m:val="p"/>
+                </m:rPr>
+                <m:t>,</m:t>
+              </m:r>
+              <m:r>
+                <m:t>i</m:t>
+              </m:r>
+            </m:sub>
+          </m:sSub>
+          <m:r>
+            <m:rPr>
+              <m:sty m:val="p"/>
+            </m:rPr>
+            <m:t>≤</m:t>
+          </m:r>
+          <m:sSub>
+            <m:e>
+              <m:r>
+                <m:t>u</m:t>
+              </m:r>
+            </m:e>
+            <m:sub>
+              <m:r>
+                <m:t>i</m:t>
+              </m:r>
+            </m:sub>
+          </m:sSub>
+          <m:r>
+            <m:t> </m:t>
+          </m:r>
+          <m:sSubSup>
+            <m:e>
+              <m:bar>
+                <m:barPr>
+                  <m:pos m:val="top"/>
+                </m:barPr>
+                <m:e>
+                  <m:r>
+                    <m:t>P</m:t>
+                  </m:r>
+                </m:e>
+              </m:bar>
+            </m:e>
+            <m:sub>
+              <m:r>
+                <m:t>G</m:t>
+              </m:r>
+              <m:r>
+                <m:rPr>
+                  <m:sty m:val="p"/>
+                </m:rPr>
+                <m:t>,</m:t>
+              </m:r>
+              <m:r>
+                <m:t>i</m:t>
+              </m:r>
+            </m:sub>
+            <m:sup>
+              <m:r>
+                <m:rPr>
+                  <m:sty m:val="p"/>
+                </m:rPr>
+                <m:t>d</m:t>
+              </m:r>
+              <m:r>
+                <m:rPr>
+                  <m:sty m:val="p"/>
+                </m:rPr>
+                <m:t>i</m:t>
+              </m:r>
+              <m:r>
+                <m:rPr>
+                  <m:sty m:val="p"/>
+                </m:rPr>
+                <m:t>s</m:t>
+              </m:r>
+              <m:r>
+                <m:rPr>
+                  <m:sty m:val="p"/>
+                </m:rPr>
+                <m:t>p</m:t>
+              </m:r>
+            </m:sup>
+          </m:sSubSup>
+          <m:r>
+            <m:rPr>
+              <m:sty m:val="p"/>
+            </m:rPr>
+            <m:t>,</m:t>
+          </m:r>
+          <m:r>
+            <m:t>  </m:t>
+          </m:r>
+          <m:sSub>
+            <m:e>
+              <m:r>
+                <m:t>u</m:t>
+              </m:r>
+            </m:e>
+            <m:sub>
+              <m:r>
+                <m:t>i</m:t>
+              </m:r>
+            </m:sub>
+          </m:sSub>
+          <m:r>
+            <m:rPr>
+              <m:sty m:val="p"/>
+            </m:rPr>
+            <m:t>∈</m:t>
+          </m:r>
+          <m:r>
+            <m:rPr>
+              <m:sty m:val="p"/>
+            </m:rPr>
+            <m:t>{</m:t>
+          </m:r>
+          <m:r>
+            <m:t>0</m:t>
+          </m:r>
+          <m:r>
+            <m:rPr>
+              <m:sty m:val="p"/>
+            </m:rPr>
+            <m:t>,</m:t>
+          </m:r>
+          <m:r>
+            <m:t>1</m:t>
+          </m:r>
+          <m:r>
+            <m:rPr>
+              <m:sty m:val="p"/>
+            </m:rPr>
+            <m:t>}</m:t>
+          </m:r>
+          <m:r>
+            <m:rPr>
+              <m:sty m:val="p"/>
+            </m:rPr>
+            <m:t>,</m:t>
+          </m:r>
+          <m:r>
+            <m:t>  </m:t>
+          </m:r>
+          <m:r>
+            <m:rPr>
+              <m:sty m:val="p"/>
+            </m:rPr>
+            <m:t>∀</m:t>
+          </m:r>
+          <m:r>
+            <m:t>i</m:t>
+          </m:r>
+          <m:r>
+            <m:rPr>
+              <m:sty m:val="p"/>
+            </m:rPr>
+            <m:t>∈</m:t>
+          </m:r>
+          <m:sSub>
+            <m:e>
+              <m:r>
+                <m:rPr>
+                  <m:sty m:val="p"/>
+                  <m:scr m:val="script"/>
+                </m:rPr>
+                <m:t>G</m:t>
+              </m:r>
+            </m:e>
+            <m:sub>
+              <m:r>
+                <m:rPr>
+                  <m:sty m:val="p"/>
+                </m:rPr>
+                <m:t>t</m:t>
+              </m:r>
+              <m:r>
+                <m:rPr>
+                  <m:sty m:val="p"/>
+                </m:rPr>
+                <m:t>h</m:t>
+              </m:r>
+            </m:sub>
+          </m:sSub>
+          <m:r>
+            <m:rPr>
+              <m:sty m:val="p"/>
+            </m:rPr>
+            <m:t>.</m:t>
+          </m:r>
+        </m:oMath>
+      </m:oMathPara>
+    </w:p>
+    <w:p>
+      <w:pPr>
+        <w:pStyle w:val="FirstParagraph"/>
+      </w:pPr>
+      <w:r>
+        <w:t xml:space="preserve">因此，当</w:t>
       </w:r>
       <w:r>
         <w:t xml:space="preserve"> </w:t>
       </w:r>
       <m:oMath>
-        <m:sSubSup>
+        <m:sSub>
+          <m:e>
+            <m:r>
+              <m:t>u</m:t>
+            </m:r>
+          </m:e>
+          <m:sub>
+            <m:r>
+              <m:t>i</m:t>
+            </m:r>
+          </m:sub>
+        </m:sSub>
+        <m:r>
+          <m:rPr>
+            <m:sty m:val="p"/>
+          </m:rPr>
+          <m:t>=</m:t>
+        </m:r>
+        <m:r>
+          <m:t>0</m:t>
+        </m:r>
+      </m:oMath>
+      <w:r>
+        <w:t xml:space="preserve"> </w:t>
+      </w:r>
+      <w:r>
+        <w:t xml:space="preserve">时，</w:t>
+      </w:r>
+      <m:oMath>
+        <m:sSub>
           <m:e>
             <m:r>
               <m:t>P</m:t>
@@ -4796,15 +5153,215 @@
               <m:t>i</m:t>
             </m:r>
           </m:sub>
-          <m:sup>
-            <m:r>
-              <m:t>0</m:t>
-            </m:r>
-          </m:sup>
-        </m:sSubSup>
+        </m:sSub>
+        <m:r>
+          <m:rPr>
+            <m:sty m:val="p"/>
+          </m:rPr>
+          <m:t>=</m:t>
+        </m:r>
+        <m:r>
+          <m:t>0</m:t>
+        </m:r>
       </m:oMath>
       <w:r>
-        <w:t xml:space="preserve">）先给出开机状态下的可调度上下界：</w:t>
+        <w:t xml:space="preserve">；当</w:t>
+      </w:r>
+      <w:r>
+        <w:t xml:space="preserve"> </w:t>
+      </w:r>
+      <m:oMath>
+        <m:sSub>
+          <m:e>
+            <m:r>
+              <m:t>u</m:t>
+            </m:r>
+          </m:e>
+          <m:sub>
+            <m:r>
+              <m:t>i</m:t>
+            </m:r>
+          </m:sub>
+        </m:sSub>
+        <m:r>
+          <m:rPr>
+            <m:sty m:val="p"/>
+          </m:rPr>
+          <m:t>=</m:t>
+        </m:r>
+        <m:r>
+          <m:t>1</m:t>
+        </m:r>
+      </m:oMath>
+      <w:r>
+        <w:t xml:space="preserve"> </w:t>
+      </w:r>
+      <w:r>
+        <w:t xml:space="preserve">时，</w:t>
+      </w:r>
+      <m:oMath>
+        <m:sSub>
+          <m:e>
+            <m:r>
+              <m:t>P</m:t>
+            </m:r>
+          </m:e>
+          <m:sub>
+            <m:r>
+              <m:t>G</m:t>
+            </m:r>
+            <m:r>
+              <m:rPr>
+                <m:sty m:val="p"/>
+              </m:rPr>
+              <m:t>,</m:t>
+            </m:r>
+            <m:r>
+              <m:t>i</m:t>
+            </m:r>
+          </m:sub>
+        </m:sSub>
+      </m:oMath>
+      <w:r>
+        <w:t xml:space="preserve"> </w:t>
+      </w:r>
+      <w:r>
+        <w:t xml:space="preserve">被限制在</w:t>
+      </w:r>
+      <w:r>
+        <w:t xml:space="preserve"> </w:t>
+      </w:r>
+      <m:oMath>
+        <m:d>
+          <m:dPr>
+            <m:begChr m:val="["/>
+            <m:endChr m:val="]"/>
+            <m:sepChr m:val=""/>
+            <m:grow/>
+          </m:dPr>
+          <m:e>
+            <m:sSubSup>
+              <m:e>
+                <m:bar>
+                  <m:barPr>
+                    <m:pos m:val="bot"/>
+                  </m:barPr>
+                  <m:e>
+                    <m:r>
+                      <m:t>P</m:t>
+                    </m:r>
+                  </m:e>
+                </m:bar>
+              </m:e>
+              <m:sub>
+                <m:r>
+                  <m:t>G</m:t>
+                </m:r>
+                <m:r>
+                  <m:rPr>
+                    <m:sty m:val="p"/>
+                  </m:rPr>
+                  <m:t>,</m:t>
+                </m:r>
+                <m:r>
+                  <m:t>i</m:t>
+                </m:r>
+              </m:sub>
+              <m:sup>
+                <m:r>
+                  <m:rPr>
+                    <m:sty m:val="p"/>
+                  </m:rPr>
+                  <m:t>d</m:t>
+                </m:r>
+                <m:r>
+                  <m:rPr>
+                    <m:sty m:val="p"/>
+                  </m:rPr>
+                  <m:t>i</m:t>
+                </m:r>
+                <m:r>
+                  <m:rPr>
+                    <m:sty m:val="p"/>
+                  </m:rPr>
+                  <m:t>s</m:t>
+                </m:r>
+                <m:r>
+                  <m:rPr>
+                    <m:sty m:val="p"/>
+                  </m:rPr>
+                  <m:t>p</m:t>
+                </m:r>
+              </m:sup>
+            </m:sSubSup>
+            <m:r>
+              <m:rPr>
+                <m:sty m:val="p"/>
+              </m:rPr>
+              <m:t>,</m:t>
+            </m:r>
+            <m:sSubSup>
+              <m:e>
+                <m:bar>
+                  <m:barPr>
+                    <m:pos m:val="top"/>
+                  </m:barPr>
+                  <m:e>
+                    <m:r>
+                      <m:t>P</m:t>
+                    </m:r>
+                  </m:e>
+                </m:bar>
+              </m:e>
+              <m:sub>
+                <m:r>
+                  <m:t>G</m:t>
+                </m:r>
+                <m:r>
+                  <m:rPr>
+                    <m:sty m:val="p"/>
+                  </m:rPr>
+                  <m:t>,</m:t>
+                </m:r>
+                <m:r>
+                  <m:t>i</m:t>
+                </m:r>
+              </m:sub>
+              <m:sup>
+                <m:r>
+                  <m:rPr>
+                    <m:sty m:val="p"/>
+                  </m:rPr>
+                  <m:t>d</m:t>
+                </m:r>
+                <m:r>
+                  <m:rPr>
+                    <m:sty m:val="p"/>
+                  </m:rPr>
+                  <m:t>i</m:t>
+                </m:r>
+                <m:r>
+                  <m:rPr>
+                    <m:sty m:val="p"/>
+                  </m:rPr>
+                  <m:t>s</m:t>
+                </m:r>
+                <m:r>
+                  <m:rPr>
+                    <m:sty m:val="p"/>
+                  </m:rPr>
+                  <m:t>p</m:t>
+                </m:r>
+              </m:sup>
+            </m:sSubSup>
+          </m:e>
+        </m:d>
+      </m:oMath>
+      <w:r>
+        <w:t xml:space="preserve"> </w:t>
+      </w:r>
+      <w:r>
+        <w:t xml:space="preserve">区间内。故障后 OPF 遍历中再使用</w:t>
       </w:r>
     </w:p>
     <w:p>
@@ -5187,302 +5744,11 @@
               </m:r>
             </m:e>
           </m:d>
-        </m:oMath>
-      </m:oMathPara>
-    </w:p>
-    <w:p>
-      <w:pPr>
-        <w:pStyle w:val="FirstParagraph"/>
-      </w:pPr>
-      <w:r>
-        <w:t xml:space="preserve">并施加启停约束：</w:t>
-      </w:r>
-    </w:p>
-    <w:p>
-      <w:pPr>
-        <w:pStyle w:val="BodyText"/>
-      </w:pPr>
-      <m:oMathPara>
-        <m:oMathParaPr>
-          <m:jc m:val="center"/>
-        </m:oMathParaPr>
-        <m:oMath>
-          <m:sSub>
-            <m:e>
-              <m:r>
-                <m:t>u</m:t>
-              </m:r>
-            </m:e>
-            <m:sub>
-              <m:r>
-                <m:t>i</m:t>
-              </m:r>
-            </m:sub>
-          </m:sSub>
-          <m:r>
-            <m:t> </m:t>
-          </m:r>
-          <m:sSubSup>
-            <m:e>
-              <m:bar>
-                <m:barPr>
-                  <m:pos m:val="bot"/>
-                </m:barPr>
-                <m:e>
-                  <m:r>
-                    <m:t>P</m:t>
-                  </m:r>
-                </m:e>
-              </m:bar>
-            </m:e>
-            <m:sub>
-              <m:r>
-                <m:t>G</m:t>
-              </m:r>
-              <m:r>
-                <m:rPr>
-                  <m:sty m:val="p"/>
-                </m:rPr>
-                <m:t>,</m:t>
-              </m:r>
-              <m:r>
-                <m:t>i</m:t>
-              </m:r>
-            </m:sub>
-            <m:sup>
-              <m:r>
-                <m:rPr>
-                  <m:sty m:val="p"/>
-                </m:rPr>
-                <m:t>d</m:t>
-              </m:r>
-              <m:r>
-                <m:rPr>
-                  <m:sty m:val="p"/>
-                </m:rPr>
-                <m:t>i</m:t>
-              </m:r>
-              <m:r>
-                <m:rPr>
-                  <m:sty m:val="p"/>
-                </m:rPr>
-                <m:t>s</m:t>
-              </m:r>
-              <m:r>
-                <m:rPr>
-                  <m:sty m:val="p"/>
-                </m:rPr>
-                <m:t>p</m:t>
-              </m:r>
-            </m:sup>
-          </m:sSubSup>
-          <m:r>
-            <m:rPr>
-              <m:sty m:val="p"/>
-            </m:rPr>
-            <m:t>≤</m:t>
-          </m:r>
-          <m:sSub>
-            <m:e>
-              <m:r>
-                <m:t>P</m:t>
-              </m:r>
-            </m:e>
-            <m:sub>
-              <m:r>
-                <m:t>G</m:t>
-              </m:r>
-              <m:r>
-                <m:rPr>
-                  <m:sty m:val="p"/>
-                </m:rPr>
-                <m:t>,</m:t>
-              </m:r>
-              <m:r>
-                <m:t>i</m:t>
-              </m:r>
-            </m:sub>
-          </m:sSub>
-          <m:r>
-            <m:rPr>
-              <m:sty m:val="p"/>
-            </m:rPr>
-            <m:t>≤</m:t>
-          </m:r>
-          <m:sSub>
-            <m:e>
-              <m:r>
-                <m:t>u</m:t>
-              </m:r>
-            </m:e>
-            <m:sub>
-              <m:r>
-                <m:t>i</m:t>
-              </m:r>
-            </m:sub>
-          </m:sSub>
-          <m:r>
-            <m:t> </m:t>
-          </m:r>
-          <m:sSubSup>
-            <m:e>
-              <m:bar>
-                <m:barPr>
-                  <m:pos m:val="top"/>
-                </m:barPr>
-                <m:e>
-                  <m:r>
-                    <m:t>P</m:t>
-                  </m:r>
-                </m:e>
-              </m:bar>
-            </m:e>
-            <m:sub>
-              <m:r>
-                <m:t>G</m:t>
-              </m:r>
-              <m:r>
-                <m:rPr>
-                  <m:sty m:val="p"/>
-                </m:rPr>
-                <m:t>,</m:t>
-              </m:r>
-              <m:r>
-                <m:t>i</m:t>
-              </m:r>
-            </m:sub>
-            <m:sup>
-              <m:r>
-                <m:rPr>
-                  <m:sty m:val="p"/>
-                </m:rPr>
-                <m:t>d</m:t>
-              </m:r>
-              <m:r>
-                <m:rPr>
-                  <m:sty m:val="p"/>
-                </m:rPr>
-                <m:t>i</m:t>
-              </m:r>
-              <m:r>
-                <m:rPr>
-                  <m:sty m:val="p"/>
-                </m:rPr>
-                <m:t>s</m:t>
-              </m:r>
-              <m:r>
-                <m:rPr>
-                  <m:sty m:val="p"/>
-                </m:rPr>
-                <m:t>p</m:t>
-              </m:r>
-            </m:sup>
-          </m:sSubSup>
           <m:r>
             <m:rPr>
               <m:sty m:val="p"/>
             </m:rPr>
             <m:t>,</m:t>
-          </m:r>
-          <m:r>
-            <m:t>  </m:t>
-          </m:r>
-          <m:sSub>
-            <m:e>
-              <m:r>
-                <m:t>u</m:t>
-              </m:r>
-            </m:e>
-            <m:sub>
-              <m:r>
-                <m:t>i</m:t>
-              </m:r>
-            </m:sub>
-          </m:sSub>
-          <m:r>
-            <m:rPr>
-              <m:sty m:val="p"/>
-            </m:rPr>
-            <m:t>∈</m:t>
-          </m:r>
-          <m:r>
-            <m:rPr>
-              <m:sty m:val="p"/>
-            </m:rPr>
-            <m:t>{</m:t>
-          </m:r>
-          <m:r>
-            <m:t>0</m:t>
-          </m:r>
-          <m:r>
-            <m:rPr>
-              <m:sty m:val="p"/>
-            </m:rPr>
-            <m:t>,</m:t>
-          </m:r>
-          <m:r>
-            <m:t>1</m:t>
-          </m:r>
-          <m:r>
-            <m:rPr>
-              <m:sty m:val="p"/>
-            </m:rPr>
-            <m:t>}</m:t>
-          </m:r>
-          <m:r>
-            <m:rPr>
-              <m:sty m:val="p"/>
-            </m:rPr>
-            <m:t>,</m:t>
-          </m:r>
-          <m:r>
-            <m:t>  </m:t>
-          </m:r>
-          <m:r>
-            <m:rPr>
-              <m:sty m:val="p"/>
-            </m:rPr>
-            <m:t>∀</m:t>
-          </m:r>
-          <m:r>
-            <m:t>i</m:t>
-          </m:r>
-          <m:r>
-            <m:rPr>
-              <m:sty m:val="p"/>
-            </m:rPr>
-            <m:t>∈</m:t>
-          </m:r>
-          <m:sSub>
-            <m:e>
-              <m:r>
-                <m:rPr>
-                  <m:sty m:val="p"/>
-                  <m:scr m:val="script"/>
-                </m:rPr>
-                <m:t>G</m:t>
-              </m:r>
-            </m:e>
-            <m:sub>
-              <m:r>
-                <m:rPr>
-                  <m:sty m:val="p"/>
-                </m:rPr>
-                <m:t>t</m:t>
-              </m:r>
-              <m:r>
-                <m:rPr>
-                  <m:sty m:val="p"/>
-                </m:rPr>
-                <m:t>h</m:t>
-              </m:r>
-            </m:sub>
-          </m:sSub>
-          <m:r>
-            <m:rPr>
-              <m:sty m:val="p"/>
-            </m:rPr>
-            <m:t>.</m:t>
           </m:r>
         </m:oMath>
       </m:oMathPara>
@@ -5492,390 +5758,76 @@
         <w:pStyle w:val="FirstParagraph"/>
       </w:pPr>
       <w:r>
-        <w:t xml:space="preserve">因此，当</w:t>
+        <w:t xml:space="preserve">其中</w:t>
       </w:r>
       <w:r>
         <w:t xml:space="preserve"> </w:t>
       </w:r>
       <m:oMath>
-        <m:sSub>
+        <m:sSubSup>
           <m:e>
             <m:r>
-              <m:t>u</m:t>
+              <m:t>P</m:t>
             </m:r>
           </m:e>
           <m:sub>
             <m:r>
+              <m:t>G</m:t>
+            </m:r>
+            <m:r>
+              <m:rPr>
+                <m:sty m:val="p"/>
+              </m:rPr>
+              <m:t>,</m:t>
+            </m:r>
+            <m:r>
               <m:t>i</m:t>
             </m:r>
           </m:sub>
-        </m:sSub>
+          <m:sup>
+            <m:r>
+              <m:t>0</m:t>
+            </m:r>
+          </m:sup>
+        </m:sSubSup>
+      </m:oMath>
+      <w:r>
+        <w:t xml:space="preserve"> </w:t>
+      </w:r>
+      <w:r>
+        <w:t xml:space="preserve">取本节基准 OPF 的最优机组出力。燃煤机组</w:t>
+      </w:r>
+      <w:r>
+        <w:t xml:space="preserve"> </w:t>
+      </w:r>
+      <m:oMath>
+        <m:sSup>
+          <m:e>
+            <m:r>
+              <m:t>η</m:t>
+            </m:r>
+          </m:e>
+          <m:sup>
+            <m:r>
+              <m:rPr>
+                <m:sty m:val="p"/>
+              </m:rPr>
+              <m:t>↑</m:t>
+            </m:r>
+          </m:sup>
+        </m:sSup>
         <m:r>
           <m:rPr>
             <m:sty m:val="p"/>
           </m:rPr>
           <m:t>=</m:t>
         </m:r>
-        <m:r>
-          <m:t>0</m:t>
-        </m:r>
-      </m:oMath>
-      <w:r>
-        <w:t xml:space="preserve"> </w:t>
-      </w:r>
-      <w:r>
-        <w:t xml:space="preserve">时，</w:t>
-      </w:r>
-      <m:oMath>
-        <m:sSub>
+        <m:sSup>
           <m:e>
             <m:r>
-              <m:t>P</m:t>
+              <m:t>η</m:t>
             </m:r>
           </m:e>
-          <m:sub>
-            <m:r>
-              <m:t>G</m:t>
-            </m:r>
-            <m:r>
-              <m:rPr>
-                <m:sty m:val="p"/>
-              </m:rPr>
-              <m:t>,</m:t>
-            </m:r>
-            <m:r>
-              <m:t>i</m:t>
-            </m:r>
-          </m:sub>
-        </m:sSub>
-        <m:r>
-          <m:rPr>
-            <m:sty m:val="p"/>
-          </m:rPr>
-          <m:t>=</m:t>
-        </m:r>
-        <m:r>
-          <m:t>0</m:t>
-        </m:r>
-      </m:oMath>
-      <w:r>
-        <w:t xml:space="preserve">；当</w:t>
-      </w:r>
-      <w:r>
-        <w:t xml:space="preserve"> </w:t>
-      </w:r>
-      <m:oMath>
-        <m:sSub>
-          <m:e>
-            <m:r>
-              <m:t>u</m:t>
-            </m:r>
-          </m:e>
-          <m:sub>
-            <m:r>
-              <m:t>i</m:t>
-            </m:r>
-          </m:sub>
-        </m:sSub>
-        <m:r>
-          <m:rPr>
-            <m:sty m:val="p"/>
-          </m:rPr>
-          <m:t>=</m:t>
-        </m:r>
-        <m:r>
-          <m:t>1</m:t>
-        </m:r>
-      </m:oMath>
-      <w:r>
-        <w:t xml:space="preserve"> </w:t>
-      </w:r>
-      <w:r>
-        <w:t xml:space="preserve">时，</w:t>
-      </w:r>
-      <m:oMath>
-        <m:sSub>
-          <m:e>
-            <m:r>
-              <m:t>P</m:t>
-            </m:r>
-          </m:e>
-          <m:sub>
-            <m:r>
-              <m:t>G</m:t>
-            </m:r>
-            <m:r>
-              <m:rPr>
-                <m:sty m:val="p"/>
-              </m:rPr>
-              <m:t>,</m:t>
-            </m:r>
-            <m:r>
-              <m:t>i</m:t>
-            </m:r>
-          </m:sub>
-        </m:sSub>
-      </m:oMath>
-      <w:r>
-        <w:t xml:space="preserve"> </w:t>
-      </w:r>
-      <w:r>
-        <w:t xml:space="preserve">被限制在</w:t>
-      </w:r>
-      <w:r>
-        <w:t xml:space="preserve"> </w:t>
-      </w:r>
-      <m:oMath>
-        <m:d>
-          <m:dPr>
-            <m:begChr m:val="["/>
-            <m:endChr m:val="]"/>
-            <m:sepChr m:val=""/>
-            <m:grow/>
-          </m:dPr>
-          <m:e>
-            <m:sSubSup>
-              <m:e>
-                <m:bar>
-                  <m:barPr>
-                    <m:pos m:val="bot"/>
-                  </m:barPr>
-                  <m:e>
-                    <m:r>
-                      <m:t>P</m:t>
-                    </m:r>
-                  </m:e>
-                </m:bar>
-              </m:e>
-              <m:sub>
-                <m:r>
-                  <m:t>G</m:t>
-                </m:r>
-                <m:r>
-                  <m:rPr>
-                    <m:sty m:val="p"/>
-                  </m:rPr>
-                  <m:t>,</m:t>
-                </m:r>
-                <m:r>
-                  <m:t>i</m:t>
-                </m:r>
-              </m:sub>
-              <m:sup>
-                <m:r>
-                  <m:rPr>
-                    <m:sty m:val="p"/>
-                  </m:rPr>
-                  <m:t>d</m:t>
-                </m:r>
-                <m:r>
-                  <m:rPr>
-                    <m:sty m:val="p"/>
-                  </m:rPr>
-                  <m:t>i</m:t>
-                </m:r>
-                <m:r>
-                  <m:rPr>
-                    <m:sty m:val="p"/>
-                  </m:rPr>
-                  <m:t>s</m:t>
-                </m:r>
-                <m:r>
-                  <m:rPr>
-                    <m:sty m:val="p"/>
-                  </m:rPr>
-                  <m:t>p</m:t>
-                </m:r>
-              </m:sup>
-            </m:sSubSup>
-            <m:r>
-              <m:rPr>
-                <m:sty m:val="p"/>
-              </m:rPr>
-              <m:t>,</m:t>
-            </m:r>
-            <m:sSubSup>
-              <m:e>
-                <m:bar>
-                  <m:barPr>
-                    <m:pos m:val="top"/>
-                  </m:barPr>
-                  <m:e>
-                    <m:r>
-                      <m:t>P</m:t>
-                    </m:r>
-                  </m:e>
-                </m:bar>
-              </m:e>
-              <m:sub>
-                <m:r>
-                  <m:t>G</m:t>
-                </m:r>
-                <m:r>
-                  <m:rPr>
-                    <m:sty m:val="p"/>
-                  </m:rPr>
-                  <m:t>,</m:t>
-                </m:r>
-                <m:r>
-                  <m:t>i</m:t>
-                </m:r>
-              </m:sub>
-              <m:sup>
-                <m:r>
-                  <m:rPr>
-                    <m:sty m:val="p"/>
-                  </m:rPr>
-                  <m:t>d</m:t>
-                </m:r>
-                <m:r>
-                  <m:rPr>
-                    <m:sty m:val="p"/>
-                  </m:rPr>
-                  <m:t>i</m:t>
-                </m:r>
-                <m:r>
-                  <m:rPr>
-                    <m:sty m:val="p"/>
-                  </m:rPr>
-                  <m:t>s</m:t>
-                </m:r>
-                <m:r>
-                  <m:rPr>
-                    <m:sty m:val="p"/>
-                  </m:rPr>
-                  <m:t>p</m:t>
-                </m:r>
-              </m:sup>
-            </m:sSubSup>
-          </m:e>
-        </m:d>
-      </m:oMath>
-      <w:r>
-        <w:t xml:space="preserve"> </w:t>
-      </w:r>
-      <w:r>
-        <w:t xml:space="preserve">区间内。其中</w:t>
-      </w:r>
-      <w:r>
-        <w:t xml:space="preserve"> </w:t>
-      </w:r>
-      <m:oMath>
-        <m:sSubSup>
-          <m:e>
-            <m:r>
-              <m:t>R</m:t>
-            </m:r>
-          </m:e>
-          <m:sub>
-            <m:r>
-              <m:t>i</m:t>
-            </m:r>
-          </m:sub>
-          <m:sup>
-            <m:r>
-              <m:rPr>
-                <m:sty m:val="p"/>
-              </m:rPr>
-              <m:t>↑</m:t>
-            </m:r>
-          </m:sup>
-        </m:sSubSup>
-        <m:r>
-          <m:rPr>
-            <m:sty m:val="p"/>
-          </m:rPr>
-          <m:t>=</m:t>
-        </m:r>
-        <m:sSubSup>
-          <m:e>
-            <m:r>
-              <m:t>η</m:t>
-            </m:r>
-          </m:e>
-          <m:sub>
-            <m:r>
-              <m:t>i</m:t>
-            </m:r>
-          </m:sub>
-          <m:sup>
-            <m:r>
-              <m:rPr>
-                <m:sty m:val="p"/>
-              </m:rPr>
-              <m:t>↑</m:t>
-            </m:r>
-          </m:sup>
-        </m:sSubSup>
-        <m:sSubSup>
-          <m:e>
-            <m:r>
-              <m:t>P</m:t>
-            </m:r>
-          </m:e>
-          <m:sub>
-            <m:r>
-              <m:t>G</m:t>
-            </m:r>
-            <m:r>
-              <m:rPr>
-                <m:sty m:val="p"/>
-              </m:rPr>
-              <m:t>,</m:t>
-            </m:r>
-            <m:r>
-              <m:t>i</m:t>
-            </m:r>
-          </m:sub>
-          <m:sup>
-            <m:r>
-              <m:rPr>
-                <m:sty m:val="p"/>
-              </m:rPr>
-              <m:t>r</m:t>
-            </m:r>
-            <m:r>
-              <m:rPr>
-                <m:sty m:val="p"/>
-              </m:rPr>
-              <m:t>a</m:t>
-            </m:r>
-            <m:r>
-              <m:rPr>
-                <m:sty m:val="p"/>
-              </m:rPr>
-              <m:t>t</m:t>
-            </m:r>
-            <m:r>
-              <m:rPr>
-                <m:sty m:val="p"/>
-              </m:rPr>
-              <m:t>e</m:t>
-            </m:r>
-            <m:r>
-              <m:rPr>
-                <m:sty m:val="p"/>
-              </m:rPr>
-              <m:t>d</m:t>
-            </m:r>
-          </m:sup>
-        </m:sSubSup>
-      </m:oMath>
-      <w:r>
-        <w:t xml:space="preserve">、</w:t>
-      </w:r>
-      <m:oMath>
-        <m:sSubSup>
-          <m:e>
-            <m:r>
-              <m:t>R</m:t>
-            </m:r>
-          </m:e>
-          <m:sub>
-            <m:r>
-              <m:t>i</m:t>
-            </m:r>
-          </m:sub>
           <m:sup>
             <m:r>
               <m:rPr>
@@ -5884,97 +5836,7 @@
               <m:t>↓</m:t>
             </m:r>
           </m:sup>
-        </m:sSubSup>
-        <m:r>
-          <m:rPr>
-            <m:sty m:val="p"/>
-          </m:rPr>
-          <m:t>=</m:t>
-        </m:r>
-        <m:sSubSup>
-          <m:e>
-            <m:r>
-              <m:t>η</m:t>
-            </m:r>
-          </m:e>
-          <m:sub>
-            <m:r>
-              <m:t>i</m:t>
-            </m:r>
-          </m:sub>
-          <m:sup>
-            <m:r>
-              <m:rPr>
-                <m:sty m:val="p"/>
-              </m:rPr>
-              <m:t>↓</m:t>
-            </m:r>
-          </m:sup>
-        </m:sSubSup>
-        <m:sSubSup>
-          <m:e>
-            <m:r>
-              <m:t>P</m:t>
-            </m:r>
-          </m:e>
-          <m:sub>
-            <m:r>
-              <m:t>G</m:t>
-            </m:r>
-            <m:r>
-              <m:rPr>
-                <m:sty m:val="p"/>
-              </m:rPr>
-              <m:t>,</m:t>
-            </m:r>
-            <m:r>
-              <m:t>i</m:t>
-            </m:r>
-          </m:sub>
-          <m:sup>
-            <m:r>
-              <m:rPr>
-                <m:sty m:val="p"/>
-              </m:rPr>
-              <m:t>r</m:t>
-            </m:r>
-            <m:r>
-              <m:rPr>
-                <m:sty m:val="p"/>
-              </m:rPr>
-              <m:t>a</m:t>
-            </m:r>
-            <m:r>
-              <m:rPr>
-                <m:sty m:val="p"/>
-              </m:rPr>
-              <m:t>t</m:t>
-            </m:r>
-            <m:r>
-              <m:rPr>
-                <m:sty m:val="p"/>
-              </m:rPr>
-              <m:t>e</m:t>
-            </m:r>
-            <m:r>
-              <m:rPr>
-                <m:sty m:val="p"/>
-              </m:rPr>
-              <m:t>d</m:t>
-            </m:r>
-          </m:sup>
-        </m:sSubSup>
-      </m:oMath>
-      <w:r>
-        <w:t xml:space="preserve">；燃煤</w:t>
-      </w:r>
-      <w:r>
-        <w:t xml:space="preserve"> </w:t>
-      </w:r>
-      <m:oMath>
-        <m:r>
-          <m:t>η</m:t>
-        </m:r>
+        </m:sSup>
         <m:r>
           <m:rPr>
             <m:sty m:val="p"/>
@@ -5999,15 +5861,48 @@
         </m:r>
       </m:oMath>
       <w:r>
-        <w:t xml:space="preserve">，燃气</w:t>
+        <w:t xml:space="preserve">，燃气机组</w:t>
       </w:r>
       <w:r>
         <w:t xml:space="preserve"> </w:t>
       </w:r>
       <m:oMath>
+        <m:sSup>
+          <m:e>
+            <m:r>
+              <m:t>η</m:t>
+            </m:r>
+          </m:e>
+          <m:sup>
+            <m:r>
+              <m:rPr>
+                <m:sty m:val="p"/>
+              </m:rPr>
+              <m:t>↑</m:t>
+            </m:r>
+          </m:sup>
+        </m:sSup>
         <m:r>
-          <m:t>η</m:t>
+          <m:rPr>
+            <m:sty m:val="p"/>
+          </m:rPr>
+          <m:t>=</m:t>
         </m:r>
+        <m:sSup>
+          <m:e>
+            <m:r>
+              <m:t>η</m:t>
+            </m:r>
+          </m:e>
+          <m:sup>
+            <m:r>
+              <m:rPr>
+                <m:sty m:val="p"/>
+              </m:rPr>
+              <m:t>↓</m:t>
+            </m:r>
+          </m:sup>
+        </m:sSup>
         <m:r>
           <m:rPr>
             <m:sty m:val="p"/>
@@ -6469,37 +6364,7 @@
         <w:pStyle w:val="FirstParagraph"/>
       </w:pPr>
       <w:r>
-        <w:t xml:space="preserve">综合调度区间（含快速爬坡，</w:t>
-      </w:r>
-      <m:oMath>
-        <m:r>
-          <m:t>η</m:t>
-        </m:r>
-        <m:r>
-          <m:rPr>
-            <m:sty m:val="p"/>
-          </m:rPr>
-          <m:t>=</m:t>
-        </m:r>
-        <m:r>
-          <m:t>1.0</m:t>
-        </m:r>
-        <m:r>
-          <m:rPr>
-            <m:sty m:val="p"/>
-          </m:rPr>
-          <m:t>/</m:t>
-        </m:r>
-        <m:r>
-          <m:rPr>
-            <m:nor/>
-            <m:sty m:val="p"/>
-          </m:rPr>
-          <m:t>h</m:t>
-        </m:r>
-      </m:oMath>
-      <w:r>
-        <w:t xml:space="preserve">）：</w:t>
+        <w:t xml:space="preserve">基准 OPF 中水电不施加爬坡约束，仅受枯水上限与单时段能量上限约束：</w:t>
       </w:r>
     </w:p>
     <w:p>
@@ -6512,96 +6377,7 @@
         </m:oMathParaPr>
         <m:oMath>
           <m:r>
-            <m:rPr>
-              <m:sty m:val="p"/>
-            </m:rPr>
-            <m:t>max</m:t>
-          </m:r>
-          <m:r>
-            <m:t>​</m:t>
-          </m:r>
-          <m:d>
-            <m:dPr>
-              <m:begChr m:val="("/>
-              <m:endChr m:val=")"/>
-              <m:sepChr m:val=""/>
-              <m:grow/>
-            </m:dPr>
-            <m:e>
-              <m:r>
-                <m:t>0</m:t>
-              </m:r>
-              <m:r>
-                <m:rPr>
-                  <m:sty m:val="p"/>
-                </m:rPr>
-                <m:t>,</m:t>
-              </m:r>
-              <m:r>
-                <m:t> </m:t>
-              </m:r>
-              <m:sSubSup>
-                <m:e>
-                  <m:r>
-                    <m:t>P</m:t>
-                  </m:r>
-                </m:e>
-                <m:sub>
-                  <m:r>
-                    <m:t>H</m:t>
-                  </m:r>
-                  <m:r>
-                    <m:rPr>
-                      <m:sty m:val="p"/>
-                    </m:rPr>
-                    <m:t>,</m:t>
-                  </m:r>
-                  <m:r>
-                    <m:t>i</m:t>
-                  </m:r>
-                </m:sub>
-                <m:sup>
-                  <m:r>
-                    <m:t>0</m:t>
-                  </m:r>
-                </m:sup>
-              </m:sSubSup>
-              <m:r>
-                <m:rPr>
-                  <m:sty m:val="p"/>
-                </m:rPr>
-                <m:t>−</m:t>
-              </m:r>
-              <m:sSubSup>
-                <m:e>
-                  <m:r>
-                    <m:t>R</m:t>
-                  </m:r>
-                </m:e>
-                <m:sub>
-                  <m:r>
-                    <m:t>i</m:t>
-                  </m:r>
-                </m:sub>
-                <m:sup>
-                  <m:r>
-                    <m:rPr>
-                      <m:sty m:val="p"/>
-                    </m:rPr>
-                    <m:t>↓</m:t>
-                  </m:r>
-                </m:sup>
-              </m:sSubSup>
-              <m:r>
-                <m:t>Δ</m:t>
-              </m:r>
-              <m:r>
-                <m:t>t</m:t>
-              </m:r>
-            </m:e>
-          </m:d>
-          <m:r>
-            <m:t> </m:t>
+            <m:t>0</m:t>
           </m:r>
           <m:r>
             <m:rPr>
@@ -6609,9 +6385,6 @@
             </m:rPr>
             <m:t>≤</m:t>
           </m:r>
-          <m:r>
-            <m:t> </m:t>
-          </m:r>
           <m:sSub>
             <m:e>
               <m:r>
@@ -6633,17 +6406,11 @@
               </m:r>
             </m:sub>
           </m:sSub>
-          <m:r>
-            <m:t> </m:t>
-          </m:r>
           <m:r>
             <m:rPr>
               <m:sty m:val="p"/>
             </m:rPr>
             <m:t>≤</m:t>
-          </m:r>
-          <m:r>
-            <m:t> </m:t>
           </m:r>
           <m:r>
             <m:rPr>
@@ -6691,73 +6458,6 @@
                   </m:r>
                 </m:sup>
               </m:sSubSup>
-              <m:r>
-                <m:rPr>
-                  <m:sty m:val="p"/>
-                </m:rPr>
-                <m:t>,</m:t>
-              </m:r>
-              <m:r>
-                <m:t> </m:t>
-              </m:r>
-              <m:sSubSup>
-                <m:e>
-                  <m:r>
-                    <m:t>P</m:t>
-                  </m:r>
-                </m:e>
-                <m:sub>
-                  <m:r>
-                    <m:t>H</m:t>
-                  </m:r>
-                  <m:r>
-                    <m:rPr>
-                      <m:sty m:val="p"/>
-                    </m:rPr>
-                    <m:t>,</m:t>
-                  </m:r>
-                  <m:r>
-                    <m:t>i</m:t>
-                  </m:r>
-                </m:sub>
-                <m:sup>
-                  <m:r>
-                    <m:t>0</m:t>
-                  </m:r>
-                </m:sup>
-              </m:sSubSup>
-              <m:r>
-                <m:rPr>
-                  <m:sty m:val="p"/>
-                </m:rPr>
-                <m:t>+</m:t>
-              </m:r>
-              <m:sSubSup>
-                <m:e>
-                  <m:r>
-                    <m:t>R</m:t>
-                  </m:r>
-                </m:e>
-                <m:sub>
-                  <m:r>
-                    <m:t>i</m:t>
-                  </m:r>
-                </m:sub>
-                <m:sup>
-                  <m:r>
-                    <m:rPr>
-                      <m:sty m:val="p"/>
-                    </m:rPr>
-                    <m:t>↑</m:t>
-                  </m:r>
-                </m:sup>
-              </m:sSubSup>
-              <m:r>
-                <m:t>Δ</m:t>
-              </m:r>
-              <m:r>
-                <m:t>t</m:t>
-              </m:r>
               <m:r>
                 <m:rPr>
                   <m:sty m:val="p"/>
@@ -6834,6 +6534,12 @@
               </m:r>
             </m:e>
           </m:d>
+          <m:r>
+            <m:rPr>
+              <m:sty m:val="p"/>
+            </m:rPr>
+            <m:t>.</m:t>
+          </m:r>
         </m:oMath>
       </m:oMathPara>
     </w:p>
@@ -6988,7 +6694,139 @@
         <w:t xml:space="preserve"> </w:t>
       </w:r>
       <w:r>
-        <w:t xml:space="preserve">的启停约束；其可在上述连续区间内优化。</w:t>
+        <w:t xml:space="preserve">的启停约束；其可在上述连续区间内优化。故障后 OPF 遍历中，若需考虑水电爬坡，则以本节基准 OPF 的水电出力为</w:t>
+      </w:r>
+      <w:r>
+        <w:t xml:space="preserve"> </w:t>
+      </w:r>
+      <m:oMath>
+        <m:sSubSup>
+          <m:e>
+            <m:r>
+              <m:t>P</m:t>
+            </m:r>
+          </m:e>
+          <m:sub>
+            <m:r>
+              <m:t>H</m:t>
+            </m:r>
+            <m:r>
+              <m:rPr>
+                <m:sty m:val="p"/>
+              </m:rPr>
+              <m:t>,</m:t>
+            </m:r>
+            <m:r>
+              <m:t>i</m:t>
+            </m:r>
+          </m:sub>
+          <m:sup>
+            <m:r>
+              <m:t>0</m:t>
+            </m:r>
+          </m:sup>
+        </m:sSubSup>
+      </m:oMath>
+      <w:r>
+        <w:t xml:space="preserve"> </w:t>
+      </w:r>
+      <w:r>
+        <w:t xml:space="preserve">叠加</w:t>
+      </w:r>
+      <w:r>
+        <w:t xml:space="preserve"> </w:t>
+      </w:r>
+      <m:oMath>
+        <m:d>
+          <m:dPr>
+            <m:begChr m:val="|"/>
+            <m:endChr m:val="|"/>
+            <m:sepChr m:val=""/>
+            <m:grow/>
+          </m:dPr>
+          <m:e>
+            <m:sSub>
+              <m:e>
+                <m:r>
+                  <m:t>P</m:t>
+                </m:r>
+              </m:e>
+              <m:sub>
+                <m:r>
+                  <m:t>H</m:t>
+                </m:r>
+                <m:r>
+                  <m:rPr>
+                    <m:sty m:val="p"/>
+                  </m:rPr>
+                  <m:t>,</m:t>
+                </m:r>
+                <m:r>
+                  <m:t>i</m:t>
+                </m:r>
+              </m:sub>
+            </m:sSub>
+            <m:r>
+              <m:rPr>
+                <m:sty m:val="p"/>
+              </m:rPr>
+              <m:t>−</m:t>
+            </m:r>
+            <m:sSubSup>
+              <m:e>
+                <m:r>
+                  <m:t>P</m:t>
+                </m:r>
+              </m:e>
+              <m:sub>
+                <m:r>
+                  <m:t>H</m:t>
+                </m:r>
+                <m:r>
+                  <m:rPr>
+                    <m:sty m:val="p"/>
+                  </m:rPr>
+                  <m:t>,</m:t>
+                </m:r>
+                <m:r>
+                  <m:t>i</m:t>
+                </m:r>
+              </m:sub>
+              <m:sup>
+                <m:r>
+                  <m:t>0</m:t>
+                </m:r>
+              </m:sup>
+            </m:sSubSup>
+          </m:e>
+        </m:d>
+        <m:r>
+          <m:rPr>
+            <m:sty m:val="p"/>
+          </m:rPr>
+          <m:t>≤</m:t>
+        </m:r>
+        <m:sSub>
+          <m:e>
+            <m:r>
+              <m:t>R</m:t>
+            </m:r>
+          </m:e>
+          <m:sub>
+            <m:r>
+              <m:t>i</m:t>
+            </m:r>
+          </m:sub>
+        </m:sSub>
+        <m:r>
+          <m:t>Δ</m:t>
+        </m:r>
+        <m:r>
+          <m:t>t</m:t>
+        </m:r>
+      </m:oMath>
+      <w:r>
+        <w:t xml:space="preserve">。</w:t>
       </w:r>
     </w:p>
     <w:p>
@@ -7533,13 +7371,28 @@
         <w:rPr>
           <w:rStyle w:val="VerbatimChar"/>
         </w:rPr>
-        <w:t xml:space="preserve">source_dispatch_bounds.m</w:t>
+        <w:t xml:space="preserve">run_extreme_heat_opf.m</w:t>
       </w:r>
       <w:r>
         <w:t xml:space="preserve"> </w:t>
       </w:r>
       <w:r>
-        <w:t xml:space="preserve">计算各机组的连续调度区间。对火电机组，</w:t>
+        <w:t xml:space="preserve">调用</w:t>
+      </w:r>
+      <w:r>
+        <w:t xml:space="preserve"> </w:t>
+      </w:r>
+      <w:r>
+        <w:rPr>
+          <w:rStyle w:val="VerbatimChar"/>
+        </w:rPr>
+        <w:t xml:space="preserve">source_dispatch_bounds(...,'useRamp',false)</w:t>
+      </w:r>
+      <w:r>
+        <w:t xml:space="preserve"> </w:t>
+      </w:r>
+      <w:r>
+        <w:t xml:space="preserve">求解本节基准 OPF。对火电机组，</w:t>
       </w:r>
       <w:r>
         <w:rPr>
@@ -7744,7 +7597,19 @@
         </m:sSubSup>
       </m:oMath>
       <w:r>
-        <w:t xml:space="preserve">；对水电、风电、光伏，仍直接通过变量上下界施加连续区间。</w:t>
+        <w:t xml:space="preserve">；对水电、风电、光伏，仍直接通过变量上下界施加连续区间。故障后遍历脚本调用</w:t>
+      </w:r>
+      <w:r>
+        <w:t xml:space="preserve"> </w:t>
+      </w:r>
+      <w:r>
+        <w:rPr>
+          <w:rStyle w:val="VerbatimChar"/>
+        </w:rPr>
+        <w:t xml:space="preserve">source_dispatch_bounds(...,'useRamp',true,'Pg0Override',baseline.Pg)</w:t>
+      </w:r>
+      <w:r>
+        <w:t xml:space="preserve">。</w:t>
       </w:r>
     </w:p>
     <w:bookmarkEnd w:id="26"/>
@@ -10108,7 +9973,7 @@
               <w:jc w:val="right"/>
             </w:pPr>
             <w:r>
-              <w:t xml:space="preserve">397.9</w:t>
+              <w:t xml:space="preserve">240.0</w:t>
             </w:r>
           </w:p>
         </w:tc>
@@ -10206,7 +10071,7 @@
               <w:jc w:val="right"/>
             </w:pPr>
             <w:r>
-              <w:t xml:space="preserve">370.0</w:t>
+              <w:t xml:space="preserve">240.0</w:t>
             </w:r>
           </w:p>
         </w:tc>
@@ -10304,7 +10169,7 @@
               <w:jc w:val="right"/>
             </w:pPr>
             <w:r>
-              <w:t xml:space="preserve">282.0</w:t>
+              <w:t xml:space="preserve">140.0</w:t>
             </w:r>
           </w:p>
         </w:tc>
@@ -10402,7 +10267,7 @@
               <w:jc w:val="right"/>
             </w:pPr>
             <w:r>
-              <w:t xml:space="preserve">263.0</w:t>
+              <w:t xml:space="preserve">210.0</w:t>
             </w:r>
           </w:p>
         </w:tc>
@@ -10794,7 +10659,7 @@
               <w:jc w:val="right"/>
             </w:pPr>
             <w:r>
-              <w:t xml:space="preserve">515.0</w:t>
+              <w:t xml:space="preserve">270.0</w:t>
             </w:r>
           </w:p>
         </w:tc>
@@ -10892,7 +10757,7 @@
               <w:jc w:val="right"/>
             </w:pPr>
             <w:r>
-              <w:t xml:space="preserve">475.0</w:t>
+              <w:t xml:space="preserve">210.0</w:t>
             </w:r>
           </w:p>
         </w:tc>
